--- a/ind/docx/13.content.docx
+++ b/ind/docx/13.content.docx
@@ -150,19 +150,6 @@
           <w:lang w:val="id_ID" w:bidi="id_ID"/>
         </w:rPr>
         <w:t>1CH</w:t>
-      </w:r>
-      <w:r>
-        <w:rPr>
-          <w:lang w:val="id_ID" w:bidi="id_ID"/>
-        </w:rPr>
-      </w:r>
-    </w:p>
-    <w:p>
-      <w:pPr/>
-      <w:r>
-        <w:rPr>
-          <w:lang w:val="id_ID" w:bidi="id_ID"/>
-        </w:rPr>
       </w:r>
       <w:r>
         <w:rPr>

--- a/ind/docx/13.content.docx
+++ b/ind/docx/13.content.docx
@@ -19,7 +19,7 @@
         <w:rPr>
           <w:lang w:val="id_ID" w:bidi="id_ID"/>
         </w:rPr>
-        <w:t>Resource: Catatan Studi (Tyndale)</w:t>
+        <w:t>Resource: Tyndale Open Study Notes</w:t>
       </w:r>
       <w:r>
         <w:rPr>
@@ -112,7 +112,7 @@
         <w:rPr>
           <w:lang w:val="id_ID" w:bidi="id_ID"/>
         </w:rPr>
-        <w:t>Catatan Studi (Tyndale)</w:t>
+        <w:t>Tyndale Open Study Notes</w:t>
       </w:r>
     </w:p>
     <w:p>

--- a/ind/docx/13.content.docx
+++ b/ind/docx/13.content.docx
@@ -232,6 +232,805 @@
           <w:lang w:val="id_ID" w:bidi="id_ID"/>
         </w:rPr>
         <w:t>Penulis kitab Tawarikh memulai dengan menunjukkan kedudukan bangsa Israel di antara bangsa-bangsa. Ia menelusuri garis keturunan mereka dari Adam hingga Yakub, menggunakan informasi dari kitab Kejadian.</w:t>
+      </w:r>
+      <w:r>
+        <w:rPr>
+          <w:lang w:val="id_ID" w:bidi="id_ID"/>
+        </w:rPr>
+      </w:r>
+      <w:r>
+        <w:rPr>
+          <w:lang w:val="id_ID" w:bidi="id_ID"/>
+        </w:rPr>
+      </w:r>
+    </w:p>
+    <w:p>
+      <w:pPr/>
+      <w:r>
+        <w:rPr>
+          <w:lang w:val="id_ID" w:bidi="id_ID"/>
+        </w:rPr>
+      </w:r>
+    </w:p>
+    <w:p>
+      <w:pPr>
+        <w:pStyle w:val="Heading2"/>
+      </w:pPr>
+      <w:r>
+        <w:rPr>
+          <w:lang w:val="id_ID" w:bidi="id_ID"/>
+        </w:rPr>
+        <w:t>1 Tawarikh 29:7</w:t>
+      </w:r>
+      <w:r>
+        <w:rPr>
+          <w:lang w:val="id_ID" w:bidi="id_ID"/>
+        </w:rPr>
+      </w:r>
+    </w:p>
+    <w:p>
+      <w:pPr/>
+      <w:r>
+        <w:rPr>
+          <w:lang w:val="id_ID" w:bidi="id_ID"/>
+        </w:rPr>
+      </w:r>
+      <w:r>
+        <w:rPr>
+          <w:i/>
+          <w:lang w:val="id_ID" w:bidi="id_ID"/>
+        </w:rPr>
+        <w:t>sepuluh ribu dirham</w:t>
+      </w:r>
+      <w:r>
+        <w:rPr>
+          <w:lang w:val="id_ID" w:bidi="id_ID"/>
+        </w:rPr>
+        <w:t xml:space="preserve">: </w:t>
+      </w:r>
+      <w:r>
+        <w:rPr>
+          <w:i/>
+          <w:lang w:val="id_ID" w:bidi="id_ID"/>
+        </w:rPr>
+        <w:t>Darik</w:t>
+      </w:r>
+      <w:r>
+        <w:rPr>
+          <w:lang w:val="id_ID" w:bidi="id_ID"/>
+        </w:rPr>
+        <w:t xml:space="preserve"> Persia pertama kali dicetak pada masa pemerintahan Raja Darius I dari Persia, yang memerintah dari tahun 522 hingga 486 SM. Saat menggambarkan persembahan bagi bait suci pada zaman Salomo, Penulis kitab Tawarikh memperbarui informasi agar sesuai dengan zamannya, serupa dengan cara New Living Translation yang mengubah satuan berat dan ukuran Ibrani ke dalam bentuk yang modern.</w:t>
+      </w:r>
+      <w:r>
+        <w:rPr>
+          <w:lang w:val="id_ID" w:bidi="id_ID"/>
+        </w:rPr>
+      </w:r>
+      <w:r>
+        <w:rPr>
+          <w:lang w:val="id_ID" w:bidi="id_ID"/>
+        </w:rPr>
+      </w:r>
+    </w:p>
+    <w:p>
+      <w:pPr/>
+      <w:r>
+        <w:rPr>
+          <w:lang w:val="id_ID" w:bidi="id_ID"/>
+        </w:rPr>
+      </w:r>
+    </w:p>
+    <w:p>
+      <w:pPr>
+        <w:pStyle w:val="Heading2"/>
+      </w:pPr>
+      <w:r>
+        <w:rPr>
+          <w:lang w:val="id_ID" w:bidi="id_ID"/>
+        </w:rPr>
+        <w:t>1 Tawarikh 29:10–19</w:t>
+      </w:r>
+      <w:r>
+        <w:rPr>
+          <w:lang w:val="id_ID" w:bidi="id_ID"/>
+        </w:rPr>
+      </w:r>
+    </w:p>
+    <w:p>
+      <w:pPr/>
+      <w:r>
+        <w:rPr>
+          <w:lang w:val="id_ID" w:bidi="id_ID"/>
+        </w:rPr>
+      </w:r>
+      <w:r>
+        <w:rPr>
+          <w:lang w:val="id_ID" w:bidi="id_ID"/>
+        </w:rPr>
+        <w:t>Doa pujian Daud mengakhiri pidatonya pada penobatan Salomo. Doa itu memuji kekuasaan Allah dan kemuliaan kerajaan-Nya</w:t>
+      </w:r>
+      <w:r>
+        <w:rPr>
+          <w:i/>
+          <w:lang w:val="id_ID" w:bidi="id_ID"/>
+        </w:rPr>
+        <w:t>,</w:t>
+      </w:r>
+      <w:r>
+        <w:rPr>
+          <w:lang w:val="id_ID" w:bidi="id_ID"/>
+        </w:rPr>
+        <w:t xml:space="preserve"> serta mempersembahkan persembahan untuk pembangunan Bait Suci. Doa ini terdiri dari tiga bagian:</w:t>
+      </w:r>
+    </w:p>
+    <w:p>
+      <w:pPr>
+        <w:pStyle w:val="ListNumber"/>
+        <w:numPr>
+          <w:ilvl w:val="0"/>
+          <w:numId w:val="14"/>
+        </w:numPr>
+        <w:spacing w:line="240" w:lineRule="auto"/>
+        <w:ind w:left="720"/>
+      </w:pPr>
+      <w:r>
+        <w:rPr>
+          <w:lang w:val="id_ID" w:bidi="id_ID"/>
+        </w:rPr>
+      </w:r>
+      <w:r>
+        <w:rPr>
+          <w:lang w:val="id_ID" w:bidi="id_ID"/>
+        </w:rPr>
+        <w:t>Doksologi (</w:t>
+      </w:r>
+      <w:hyperlink r:id="rId13">
+        <w:r>
+          <w:rPr>
+            <w:lang w:val="id_ID" w:bidi="id_ID"/>
+          </w:rPr>
+          <w:rPr>
+            <w:color w:val="0000EE"/>
+            <w:u w:val="single"/>
+          </w:rPr>
+          <w:t>1 Taw. 29:10b–13</w:t>
+        </w:r>
+      </w:hyperlink>
+      <w:r>
+        <w:rPr>
+          <w:lang w:val="id_ID" w:bidi="id_ID"/>
+        </w:rPr>
+        <w:t>)</w:t>
+      </w:r>
+    </w:p>
+    <w:p>
+      <w:pPr>
+        <w:pStyle w:val="ListNumber"/>
+        <w:spacing w:line="240" w:lineRule="auto"/>
+        <w:ind w:left="720"/>
+      </w:pPr>
+      <w:r>
+        <w:rPr>
+          <w:lang w:val="id_ID" w:bidi="id_ID"/>
+        </w:rPr>
+      </w:r>
+      <w:r>
+        <w:rPr>
+          <w:lang w:val="id_ID" w:bidi="id_ID"/>
+        </w:rPr>
+        <w:t>Penyajian dan pengkhususan persembahan (</w:t>
+      </w:r>
+      <w:hyperlink r:id="rId14">
+        <w:r>
+          <w:rPr>
+            <w:lang w:val="id_ID" w:bidi="id_ID"/>
+          </w:rPr>
+          <w:rPr>
+            <w:color w:val="0000EE"/>
+            <w:u w:val="single"/>
+          </w:rPr>
+          <w:t>1 Taw. 29:14–17</w:t>
+        </w:r>
+      </w:hyperlink>
+      <w:r>
+        <w:rPr>
+          <w:lang w:val="id_ID" w:bidi="id_ID"/>
+        </w:rPr>
+        <w:t>)</w:t>
+      </w:r>
+    </w:p>
+    <w:p>
+      <w:pPr>
+        <w:pStyle w:val="ListNumber"/>
+        <w:spacing w:line="240" w:lineRule="auto"/>
+        <w:ind w:left="720"/>
+      </w:pPr>
+      <w:r>
+        <w:rPr>
+          <w:lang w:val="id_ID" w:bidi="id_ID"/>
+        </w:rPr>
+      </w:r>
+      <w:r>
+        <w:rPr>
+          <w:lang w:val="id_ID" w:bidi="id_ID"/>
+        </w:rPr>
+        <w:t>Permohonan (</w:t>
+      </w:r>
+      <w:hyperlink r:id="rId15">
+        <w:r>
+          <w:rPr>
+            <w:lang w:val="id_ID" w:bidi="id_ID"/>
+          </w:rPr>
+          <w:rPr>
+            <w:color w:val="0000EE"/>
+            <w:u w:val="single"/>
+          </w:rPr>
+          <w:t>1 Taw. 29:18–19</w:t>
+        </w:r>
+      </w:hyperlink>
+      <w:r>
+        <w:rPr>
+          <w:lang w:val="id_ID" w:bidi="id_ID"/>
+        </w:rPr>
+        <w:t>)</w:t>
+      </w:r>
+      <w:r>
+        <w:rPr>
+          <w:lang w:val="id_ID" w:bidi="id_ID"/>
+        </w:rPr>
+      </w:r>
+      <w:r>
+        <w:rPr>
+          <w:lang w:val="id_ID" w:bidi="id_ID"/>
+        </w:rPr>
+      </w:r>
+    </w:p>
+    <w:p>
+      <w:pPr/>
+      <w:r>
+        <w:rPr>
+          <w:lang w:val="id_ID" w:bidi="id_ID"/>
+        </w:rPr>
+      </w:r>
+    </w:p>
+    <w:p>
+      <w:pPr>
+        <w:pStyle w:val="Heading2"/>
+      </w:pPr>
+      <w:r>
+        <w:rPr>
+          <w:lang w:val="id_ID" w:bidi="id_ID"/>
+        </w:rPr>
+        <w:t>1 Tawarikh 29:18–19</w:t>
+      </w:r>
+      <w:r>
+        <w:rPr>
+          <w:lang w:val="id_ID" w:bidi="id_ID"/>
+        </w:rPr>
+      </w:r>
+    </w:p>
+    <w:p>
+      <w:pPr/>
+      <w:r>
+        <w:rPr>
+          <w:lang w:val="id_ID" w:bidi="id_ID"/>
+        </w:rPr>
+      </w:r>
+      <w:r>
+        <w:rPr>
+          <w:lang w:val="id_ID" w:bidi="id_ID"/>
+        </w:rPr>
+        <w:t>Daud tidak memohon kepada Allah untuk kekuasaan, kemenangan, atau kekayaan, maupun agar kerajaan Salomo ditegakkan. Sebaliknya, ia memohon kepada Allah untuk membantu orang-orang Israel, terutama Salomo, agar selalu memiliki keinginan untuk menaati Tuhan. Memiliki hati seperti ini adalah anugerah dari Tuhan; kesuksesan dan kemakmuran akan datang kemudian.</w:t>
+      </w:r>
+      <w:r>
+        <w:rPr>
+          <w:lang w:val="id_ID" w:bidi="id_ID"/>
+        </w:rPr>
+      </w:r>
+      <w:r>
+        <w:rPr>
+          <w:lang w:val="id_ID" w:bidi="id_ID"/>
+        </w:rPr>
+      </w:r>
+    </w:p>
+    <w:p>
+      <w:pPr/>
+      <w:r>
+        <w:rPr>
+          <w:lang w:val="id_ID" w:bidi="id_ID"/>
+        </w:rPr>
+      </w:r>
+    </w:p>
+    <w:p>
+      <w:pPr>
+        <w:pStyle w:val="Heading2"/>
+      </w:pPr>
+      <w:r>
+        <w:rPr>
+          <w:lang w:val="id_ID" w:bidi="id_ID"/>
+        </w:rPr>
+        <w:t>1 Tawarikh 29:21–25</w:t>
+      </w:r>
+      <w:r>
+        <w:rPr>
+          <w:lang w:val="id_ID" w:bidi="id_ID"/>
+        </w:rPr>
+      </w:r>
+    </w:p>
+    <w:p>
+      <w:pPr/>
+      <w:r>
+        <w:rPr>
+          <w:lang w:val="id_ID" w:bidi="id_ID"/>
+        </w:rPr>
+      </w:r>
+      <w:r>
+        <w:rPr>
+          <w:lang w:val="id_ID" w:bidi="id_ID"/>
+        </w:rPr>
+        <w:t xml:space="preserve">Setelah pidato dan doa pada penobatan Salomo, dilakukanlah persembahan korban. Salomo dan Zadok diurapi, dan Salomo naik takhta. Zadok tidak memulai peran imamnya melainkan dikhususkan untuk melayani di Bait Suci itu sendiri. (Keturunan Zadok disebutkan dalam </w:t>
+      </w:r>
+      <w:hyperlink r:id="rId16">
+        <w:r>
+          <w:rPr>
+            <w:lang w:val="id_ID" w:bidi="id_ID"/>
+          </w:rPr>
+          <w:rPr>
+            <w:color w:val="0000EE"/>
+            <w:u w:val="single"/>
+          </w:rPr>
+          <w:t>Yeh. 40:46</w:t>
+        </w:r>
+      </w:hyperlink>
+      <w:r>
+        <w:rPr>
+          <w:lang w:val="id_ID" w:bidi="id_ID"/>
+        </w:rPr>
+        <w:t xml:space="preserve">; </w:t>
+      </w:r>
+      <w:hyperlink r:id="rId17">
+        <w:r>
+          <w:rPr>
+            <w:lang w:val="id_ID" w:bidi="id_ID"/>
+          </w:rPr>
+          <w:rPr>
+            <w:color w:val="0000EE"/>
+            <w:u w:val="single"/>
+          </w:rPr>
+          <w:t>43:19</w:t>
+        </w:r>
+      </w:hyperlink>
+      <w:r>
+        <w:rPr>
+          <w:lang w:val="id_ID" w:bidi="id_ID"/>
+        </w:rPr>
+        <w:t xml:space="preserve">; </w:t>
+      </w:r>
+      <w:hyperlink r:id="rId18">
+        <w:r>
+          <w:rPr>
+            <w:lang w:val="id_ID" w:bidi="id_ID"/>
+          </w:rPr>
+          <w:rPr>
+            <w:color w:val="0000EE"/>
+            <w:u w:val="single"/>
+          </w:rPr>
+          <w:t>44:15</w:t>
+        </w:r>
+      </w:hyperlink>
+      <w:r>
+        <w:rPr>
+          <w:lang w:val="id_ID" w:bidi="id_ID"/>
+        </w:rPr>
+        <w:t xml:space="preserve">; </w:t>
+      </w:r>
+      <w:hyperlink r:id="rId19">
+        <w:r>
+          <w:rPr>
+            <w:lang w:val="id_ID" w:bidi="id_ID"/>
+          </w:rPr>
+          <w:rPr>
+            <w:color w:val="0000EE"/>
+            <w:u w:val="single"/>
+          </w:rPr>
+          <w:t>48:11</w:t>
+        </w:r>
+      </w:hyperlink>
+      <w:r>
+        <w:rPr>
+          <w:lang w:val="id_ID" w:bidi="id_ID"/>
+        </w:rPr>
+        <w:t>.)</w:t>
+      </w:r>
+      <w:r>
+        <w:rPr>
+          <w:lang w:val="id_ID" w:bidi="id_ID"/>
+        </w:rPr>
+      </w:r>
+      <w:r>
+        <w:rPr>
+          <w:lang w:val="id_ID" w:bidi="id_ID"/>
+        </w:rPr>
+      </w:r>
+    </w:p>
+    <w:p>
+      <w:pPr/>
+      <w:r>
+        <w:rPr>
+          <w:lang w:val="id_ID" w:bidi="id_ID"/>
+        </w:rPr>
+      </w:r>
+    </w:p>
+    <w:p>
+      <w:pPr>
+        <w:pStyle w:val="Heading2"/>
+      </w:pPr>
+      <w:r>
+        <w:rPr>
+          <w:lang w:val="id_ID" w:bidi="id_ID"/>
+        </w:rPr>
+        <w:t>1 Tawarikh 29:26–30</w:t>
+      </w:r>
+      <w:r>
+        <w:rPr>
+          <w:lang w:val="id_ID" w:bidi="id_ID"/>
+        </w:rPr>
+      </w:r>
+    </w:p>
+    <w:p>
+      <w:pPr/>
+      <w:r>
+        <w:rPr>
+          <w:lang w:val="id_ID" w:bidi="id_ID"/>
+        </w:rPr>
+      </w:r>
+      <w:r>
+        <w:rPr>
+          <w:lang w:val="id_ID" w:bidi="id_ID"/>
+        </w:rPr>
+        <w:t xml:space="preserve">Penulis kitab Tawarikh mengakhiri kisahnya mengenai pemerintahan Daud dengan sebuah ringkasan resmi, serupa dengan yang ada untuk semua raja Israel dan Yehuda (misalnya, </w:t>
+      </w:r>
+      <w:hyperlink r:id="rId20">
+        <w:r>
+          <w:rPr>
+            <w:lang w:val="id_ID" w:bidi="id_ID"/>
+          </w:rPr>
+          <w:rPr>
+            <w:color w:val="0000EE"/>
+            <w:u w:val="single"/>
+          </w:rPr>
+          <w:t>1 Raj. 22:41–50</w:t>
+        </w:r>
+      </w:hyperlink>
+      <w:r>
+        <w:rPr>
+          <w:lang w:val="id_ID" w:bidi="id_ID"/>
+        </w:rPr>
+        <w:t>). Seperti Abraham (</w:t>
+      </w:r>
+      <w:hyperlink r:id="rId21">
+        <w:r>
+          <w:rPr>
+            <w:lang w:val="id_ID" w:bidi="id_ID"/>
+          </w:rPr>
+          <w:rPr>
+            <w:color w:val="0000EE"/>
+            <w:u w:val="single"/>
+          </w:rPr>
+          <w:t>Kej. 25:8</w:t>
+        </w:r>
+      </w:hyperlink>
+      <w:r>
+        <w:rPr>
+          <w:lang w:val="id_ID" w:bidi="id_ID"/>
+        </w:rPr>
+        <w:t>) dan Ishak (</w:t>
+      </w:r>
+      <w:hyperlink r:id="rId22">
+        <w:r>
+          <w:rPr>
+            <w:lang w:val="id_ID" w:bidi="id_ID"/>
+          </w:rPr>
+          <w:rPr>
+            <w:color w:val="0000EE"/>
+            <w:u w:val="single"/>
+          </w:rPr>
+          <w:t>Kej. 35:29</w:t>
+        </w:r>
+      </w:hyperlink>
+      <w:r>
+        <w:rPr>
+          <w:lang w:val="id_ID" w:bidi="id_ID"/>
+        </w:rPr>
+        <w:t>), Daud wafat di usia tua dengan kekayaan dan kehormatan.</w:t>
+      </w:r>
+      <w:r>
+        <w:rPr>
+          <w:lang w:val="id_ID" w:bidi="id_ID"/>
+        </w:rPr>
+      </w:r>
+      <w:r>
+        <w:rPr>
+          <w:lang w:val="id_ID" w:bidi="id_ID"/>
+        </w:rPr>
+      </w:r>
+    </w:p>
+    <w:p>
+      <w:pPr/>
+      <w:r>
+        <w:rPr>
+          <w:lang w:val="id_ID" w:bidi="id_ID"/>
+        </w:rPr>
+      </w:r>
+    </w:p>
+    <w:p>
+      <w:pPr>
+        <w:pStyle w:val="Heading2"/>
+      </w:pPr>
+      <w:r>
+        <w:rPr>
+          <w:lang w:val="id_ID" w:bidi="id_ID"/>
+        </w:rPr>
+        <w:t>1 Tawarikh 29:29</w:t>
+      </w:r>
+      <w:r>
+        <w:rPr>
+          <w:lang w:val="id_ID" w:bidi="id_ID"/>
+        </w:rPr>
+      </w:r>
+    </w:p>
+    <w:p>
+      <w:pPr/>
+      <w:r>
+        <w:rPr>
+          <w:lang w:val="id_ID" w:bidi="id_ID"/>
+        </w:rPr>
+      </w:r>
+      <w:r>
+        <w:rPr>
+          <w:lang w:val="id_ID" w:bidi="id_ID"/>
+        </w:rPr>
+        <w:t>Catatan sejarah mengenai pemerintahan Daud menggunakan sumber-sumber yang berkaitan dengan tiga orang nabi:</w:t>
+      </w:r>
+    </w:p>
+    <w:p>
+      <w:pPr>
+        <w:pStyle w:val="ListNumber"/>
+        <w:numPr>
+          <w:ilvl w:val="0"/>
+          <w:numId w:val="15"/>
+        </w:numPr>
+        <w:spacing w:line="240" w:lineRule="auto"/>
+        <w:ind w:left="720"/>
+      </w:pPr>
+      <w:r>
+        <w:rPr>
+          <w:lang w:val="id_ID" w:bidi="id_ID"/>
+        </w:rPr>
+      </w:r>
+      <w:r>
+        <w:rPr>
+          <w:lang w:val="id_ID" w:bidi="id_ID"/>
+        </w:rPr>
+        <w:t>Samuel (</w:t>
+      </w:r>
+      <w:hyperlink r:id="rId23">
+        <w:r>
+          <w:rPr>
+            <w:lang w:val="id_ID" w:bidi="id_ID"/>
+          </w:rPr>
+          <w:rPr>
+            <w:color w:val="0000EE"/>
+            <w:u w:val="single"/>
+          </w:rPr>
+          <w:t>1 Taw. 11:3</w:t>
+        </w:r>
+      </w:hyperlink>
+      <w:r>
+        <w:rPr>
+          <w:lang w:val="id_ID" w:bidi="id_ID"/>
+        </w:rPr>
+        <w:t>)</w:t>
+      </w:r>
+    </w:p>
+    <w:p>
+      <w:pPr>
+        <w:pStyle w:val="ListNumber"/>
+        <w:spacing w:line="240" w:lineRule="auto"/>
+        <w:ind w:left="720"/>
+      </w:pPr>
+      <w:r>
+        <w:rPr>
+          <w:lang w:val="id_ID" w:bidi="id_ID"/>
+        </w:rPr>
+      </w:r>
+      <w:r>
+        <w:rPr>
+          <w:lang w:val="id_ID" w:bidi="id_ID"/>
+        </w:rPr>
+        <w:t>Natan (</w:t>
+      </w:r>
+      <w:hyperlink r:id="rId24">
+        <w:r>
+          <w:rPr>
+            <w:lang w:val="id_ID" w:bidi="id_ID"/>
+          </w:rPr>
+          <w:rPr>
+            <w:color w:val="0000EE"/>
+            <w:u w:val="single"/>
+          </w:rPr>
+          <w:t>1 Taw. 17:1–27</w:t>
+        </w:r>
+      </w:hyperlink>
+      <w:r>
+        <w:rPr>
+          <w:lang w:val="id_ID" w:bidi="id_ID"/>
+        </w:rPr>
+        <w:t>)</w:t>
+      </w:r>
+    </w:p>
+    <w:p>
+      <w:pPr>
+        <w:pStyle w:val="ListNumber"/>
+        <w:spacing w:line="240" w:lineRule="auto"/>
+        <w:ind w:left="720"/>
+      </w:pPr>
+      <w:r>
+        <w:rPr>
+          <w:lang w:val="id_ID" w:bidi="id_ID"/>
+        </w:rPr>
+      </w:r>
+      <w:r>
+        <w:rPr>
+          <w:lang w:val="id_ID" w:bidi="id_ID"/>
+        </w:rPr>
+        <w:t>Gad (</w:t>
+      </w:r>
+      <w:hyperlink r:id="rId25">
+        <w:r>
+          <w:rPr>
+            <w:lang w:val="id_ID" w:bidi="id_ID"/>
+          </w:rPr>
+          <w:rPr>
+            <w:color w:val="0000EE"/>
+            <w:u w:val="single"/>
+          </w:rPr>
+          <w:t>1 Taw. 21:9</w:t>
+        </w:r>
+      </w:hyperlink>
+      <w:r>
+        <w:rPr>
+          <w:lang w:val="id_ID" w:bidi="id_ID"/>
+        </w:rPr>
+        <w:t>)</w:t>
+      </w:r>
+    </w:p>
+    <w:p>
+      <w:pPr/>
+      <w:r>
+        <w:rPr>
+          <w:lang w:val="id_ID" w:bidi="id_ID"/>
+        </w:rPr>
+      </w:r>
+      <w:r>
+        <w:rPr>
+          <w:lang w:val="id_ID" w:bidi="id_ID"/>
+        </w:rPr>
+        <w:t xml:space="preserve">Penulis kitab Tawarikh juga menggunakan sumber-sumber lain selain kitab Samuel dan Raja-raja (lihat </w:t>
+      </w:r>
+      <w:r>
+        <w:rPr>
+          <w:lang w:val="id_ID" w:bidi="id_ID"/>
+        </w:rPr>
+        <w:t>catatan studi pada 1 Taw. 9:1</w:t>
+      </w:r>
+      <w:r>
+        <w:rPr>
+          <w:lang w:val="id_ID" w:bidi="id_ID"/>
+        </w:rPr>
+        <w:t xml:space="preserve">; lihat juga </w:t>
+      </w:r>
+      <w:hyperlink r:id="rId26">
+        <w:r>
+          <w:rPr>
+            <w:lang w:val="id_ID" w:bidi="id_ID"/>
+          </w:rPr>
+          <w:rPr>
+            <w:color w:val="0000EE"/>
+            <w:u w:val="single"/>
+          </w:rPr>
+          <w:t>1 Raj. 11:41–43</w:t>
+        </w:r>
+      </w:hyperlink>
+      <w:r>
+        <w:rPr>
+          <w:lang w:val="id_ID" w:bidi="id_ID"/>
+        </w:rPr>
+        <w:t xml:space="preserve">; </w:t>
+      </w:r>
+      <w:hyperlink r:id="rId27">
+        <w:r>
+          <w:rPr>
+            <w:lang w:val="id_ID" w:bidi="id_ID"/>
+          </w:rPr>
+          <w:rPr>
+            <w:color w:val="0000EE"/>
+            <w:u w:val="single"/>
+          </w:rPr>
+          <w:t>14:19–20</w:t>
+        </w:r>
+      </w:hyperlink>
+      <w:r>
+        <w:rPr>
+          <w:lang w:val="id_ID" w:bidi="id_ID"/>
+        </w:rPr>
+        <w:t xml:space="preserve">, </w:t>
+      </w:r>
+      <w:hyperlink r:id="rId28">
+        <w:r>
+          <w:rPr>
+            <w:lang w:val="id_ID" w:bidi="id_ID"/>
+          </w:rPr>
+          <w:rPr>
+            <w:color w:val="0000EE"/>
+            <w:u w:val="single"/>
+          </w:rPr>
+          <w:t>29–31</w:t>
+        </w:r>
+      </w:hyperlink>
+      <w:r>
+        <w:rPr>
+          <w:lang w:val="id_ID" w:bidi="id_ID"/>
+        </w:rPr>
+        <w:t>).</w:t>
+      </w:r>
+      <w:r>
+        <w:rPr>
+          <w:lang w:val="id_ID" w:bidi="id_ID"/>
+        </w:rPr>
+      </w:r>
+      <w:r>
+        <w:rPr>
+          <w:lang w:val="id_ID" w:bidi="id_ID"/>
+        </w:rPr>
+      </w:r>
+    </w:p>
+    <w:p>
+      <w:pPr/>
+      <w:r>
+        <w:rPr>
+          <w:lang w:val="id_ID" w:bidi="id_ID"/>
+        </w:rPr>
+      </w:r>
+    </w:p>
+    <w:p>
+      <w:pPr>
+        <w:pStyle w:val="Heading2"/>
+      </w:pPr>
+      <w:r>
+        <w:rPr>
+          <w:lang w:val="id_ID" w:bidi="id_ID"/>
+        </w:rPr>
+        <w:t>1 Tawarikh 29:30</w:t>
+      </w:r>
+      <w:r>
+        <w:rPr>
+          <w:lang w:val="id_ID" w:bidi="id_ID"/>
+        </w:rPr>
+      </w:r>
+    </w:p>
+    <w:p>
+      <w:pPr/>
+      <w:r>
+        <w:rPr>
+          <w:lang w:val="id_ID" w:bidi="id_ID"/>
+        </w:rPr>
+      </w:r>
+      <w:r>
+        <w:rPr>
+          <w:lang w:val="id_ID" w:bidi="id_ID"/>
+        </w:rPr>
+        <w:t>Ayat terakhir memuji Daud, menyorotinya sebagai tokoh utama pada masanya.</w:t>
       </w:r>
       <w:r>
         <w:rPr>
@@ -2133,6 +2932,18 @@
   </w:num>
   <w:num w:numId="13" w16cid:durableId="592781308">
     <w:abstractNumId w:val="11"/>
+  </w:num>
+  <w:num w:numId="14">
+    <w:abstractNumId w:val="3"/>
+    <w:lvlOverride w:ilvl="0">
+      <w:startOverride w:val="1"/>
+    </w:lvlOverride>
+  </w:num>
+  <w:num w:numId="15">
+    <w:abstractNumId w:val="3"/>
+    <w:lvlOverride w:ilvl="0">
+      <w:startOverride w:val="1"/>
+    </w:lvlOverride>
   </w:num>
   <w:numIdMacAtCleanup w:val="10"/>
 </w:numbering>

--- a/ind/docx/13.content.docx
+++ b/ind/docx/13.content.docx
@@ -19,7 +19,7 @@
         <w:rPr>
           <w:lang w:val="id_ID" w:bidi="id_ID"/>
         </w:rPr>
-        <w:t>Resource: Tyndale Open Study Notes</w:t>
+        <w:t>Resource: Aquifer Open Study Notes</w:t>
       </w:r>
       <w:r>
         <w:rPr>
@@ -112,7 +112,7 @@
         <w:rPr>
           <w:lang w:val="id_ID" w:bidi="id_ID"/>
         </w:rPr>
-        <w:t>Tyndale Open Study Notes</w:t>
+        <w:t>Aquifer Open Study Notes</w:t>
       </w:r>
     </w:p>
     <w:p>

--- a/ind/docx/13.content.docx
+++ b/ind/docx/13.content.docx
@@ -233,18 +233,12 @@
         </w:rPr>
         <w:t xml:space="preserve">Sebuah ringkasan mengenai keturunan dari Adam hingga anak-anak Nuh (bandingkan </w:t>
       </w:r>
-      <w:hyperlink r:id="rId13">
-        <w:r>
-          <w:rPr>
-            <w:lang w:val="id_ID" w:bidi="id_ID"/>
-          </w:rPr>
-          <w:rPr>
-            <w:color w:val="0000EE"/>
-            <w:u w:val="single"/>
-          </w:rPr>
-          <w:t>Kej. 5:3–32</w:t>
-        </w:r>
-      </w:hyperlink>
+      <w:r>
+        <w:rPr>
+          <w:lang w:val="id_ID" w:bidi="id_ID"/>
+        </w:rPr>
+        <w:t>Kej. 5:3–32</w:t>
+      </w:r>
       <w:r>
         <w:rPr>
           <w:lang w:val="id_ID" w:bidi="id_ID"/>
@@ -347,18 +341,12 @@
         </w:rPr>
         <w:t xml:space="preserve">Catatan keturunan Nuh menunjukkan kedudukan Abraham dalam sejarah. Latar belakang etnis dari ketujuh puluh bangsa memberikan konteks bagi sejarah Israel (bdk. </w:t>
       </w:r>
-      <w:hyperlink r:id="rId14">
-        <w:r>
-          <w:rPr>
-            <w:lang w:val="id_ID" w:bidi="id_ID"/>
-          </w:rPr>
-          <w:rPr>
-            <w:color w:val="0000EE"/>
-            <w:u w:val="single"/>
-          </w:rPr>
-          <w:t>Kej. 10</w:t>
-        </w:r>
-      </w:hyperlink>
+      <w:r>
+        <w:rPr>
+          <w:lang w:val="id_ID" w:bidi="id_ID"/>
+        </w:rPr>
+        <w:t>Kej. 10</w:t>
+      </w:r>
       <w:r>
         <w:rPr>
           <w:lang w:val="id_ID" w:bidi="id_ID"/>
@@ -475,18 +463,12 @@
         </w:rPr>
         <w:t xml:space="preserve">Ringkasan mengenai keturunan Sem berakhir pada Abraham (lihat </w:t>
       </w:r>
-      <w:hyperlink r:id="rId15">
-        <w:r>
-          <w:rPr>
-            <w:lang w:val="id_ID" w:bidi="id_ID"/>
-          </w:rPr>
-          <w:rPr>
-            <w:color w:val="0000EE"/>
-            <w:u w:val="single"/>
-          </w:rPr>
-          <w:t>Kej. 11:10–26</w:t>
-        </w:r>
-      </w:hyperlink>
+      <w:r>
+        <w:rPr>
+          <w:lang w:val="id_ID" w:bidi="id_ID"/>
+        </w:rPr>
+        <w:t>Kej. 11:10–26</w:t>
+      </w:r>
       <w:r>
         <w:rPr>
           <w:lang w:val="id_ID" w:bidi="id_ID"/>
@@ -541,72 +523,48 @@
         </w:rPr>
         <w:t>Penulis kitab Tawarikh, seperti penulis kitab Kejadian, mencantumkan keturunan Abraham secara terpisah dari Ishak. Ia menyebutkan anak-anak Ismael (</w:t>
       </w:r>
-      <w:hyperlink r:id="rId16">
-        <w:r>
-          <w:rPr>
-            <w:lang w:val="id_ID" w:bidi="id_ID"/>
-          </w:rPr>
-          <w:rPr>
-            <w:color w:val="0000EE"/>
-            <w:u w:val="single"/>
-          </w:rPr>
-          <w:t>1Taw. 1:29–31</w:t>
-        </w:r>
-      </w:hyperlink>
+      <w:r>
+        <w:rPr>
+          <w:lang w:val="id_ID" w:bidi="id_ID"/>
+        </w:rPr>
+        <w:t>1Taw. 1:29–31</w:t>
+      </w:r>
       <w:r>
         <w:rPr>
           <w:lang w:val="id_ID" w:bidi="id_ID"/>
         </w:rPr>
         <w:t xml:space="preserve">; bdk. </w:t>
       </w:r>
-      <w:hyperlink r:id="rId17">
-        <w:r>
-          <w:rPr>
-            <w:lang w:val="id_ID" w:bidi="id_ID"/>
-          </w:rPr>
-          <w:rPr>
-            <w:color w:val="0000EE"/>
-            <w:u w:val="single"/>
-          </w:rPr>
-          <w:t>Kej. 25:12–15</w:t>
-        </w:r>
-      </w:hyperlink>
+      <w:r>
+        <w:rPr>
+          <w:lang w:val="id_ID" w:bidi="id_ID"/>
+        </w:rPr>
+        <w:t>Kej. 25:12–15</w:t>
+      </w:r>
       <w:r>
         <w:rPr>
           <w:lang w:val="id_ID" w:bidi="id_ID"/>
         </w:rPr>
         <w:t>) dan anak-anak Ketura (</w:t>
       </w:r>
-      <w:hyperlink r:id="rId18">
-        <w:r>
-          <w:rPr>
-            <w:lang w:val="id_ID" w:bidi="id_ID"/>
-          </w:rPr>
-          <w:rPr>
-            <w:color w:val="0000EE"/>
-            <w:u w:val="single"/>
-          </w:rPr>
-          <w:t>1Taw. 1:32–33</w:t>
-        </w:r>
-      </w:hyperlink>
+      <w:r>
+        <w:rPr>
+          <w:lang w:val="id_ID" w:bidi="id_ID"/>
+        </w:rPr>
+        <w:t>1Taw. 1:32–33</w:t>
+      </w:r>
       <w:r>
         <w:rPr>
           <w:lang w:val="id_ID" w:bidi="id_ID"/>
         </w:rPr>
         <w:t xml:space="preserve">; bdk. </w:t>
       </w:r>
-      <w:hyperlink r:id="rId19">
-        <w:r>
-          <w:rPr>
-            <w:lang w:val="id_ID" w:bidi="id_ID"/>
-          </w:rPr>
-          <w:rPr>
-            <w:color w:val="0000EE"/>
-            <w:u w:val="single"/>
-          </w:rPr>
-          <w:t>Kej. 25:1–3</w:t>
-        </w:r>
-      </w:hyperlink>
+      <w:r>
+        <w:rPr>
+          <w:lang w:val="id_ID" w:bidi="id_ID"/>
+        </w:rPr>
+        <w:t>Kej. 25:1–3</w:t>
+      </w:r>
       <w:r>
         <w:rPr>
           <w:lang w:val="id_ID" w:bidi="id_ID"/>
@@ -661,18 +619,12 @@
         </w:rPr>
         <w:t>Silsilah Ishak pertama kali mencantumkan keturunan Esau (</w:t>
       </w:r>
-      <w:hyperlink r:id="rId20">
-        <w:r>
-          <w:rPr>
-            <w:lang w:val="id_ID" w:bidi="id_ID"/>
-          </w:rPr>
-          <w:rPr>
-            <w:color w:val="0000EE"/>
-            <w:u w:val="single"/>
-          </w:rPr>
-          <w:t>1Taw. 1:35–54</w:t>
-        </w:r>
-      </w:hyperlink>
+      <w:r>
+        <w:rPr>
+          <w:lang w:val="id_ID" w:bidi="id_ID"/>
+        </w:rPr>
+        <w:t>1Taw. 1:35–54</w:t>
+      </w:r>
       <w:r>
         <w:rPr>
           <w:lang w:val="id_ID" w:bidi="id_ID"/>
@@ -697,18 +649,12 @@
         </w:rPr>
         <w:t>Anak-anak Esau (</w:t>
       </w:r>
-      <w:hyperlink r:id="rId21">
-        <w:r>
-          <w:rPr>
-            <w:lang w:val="id_ID" w:bidi="id_ID"/>
-          </w:rPr>
-          <w:rPr>
-            <w:color w:val="0000EE"/>
-            <w:u w:val="single"/>
-          </w:rPr>
-          <w:t>1Taw. 1:35–37</w:t>
-        </w:r>
-      </w:hyperlink>
+      <w:r>
+        <w:rPr>
+          <w:lang w:val="id_ID" w:bidi="id_ID"/>
+        </w:rPr>
+        <w:t>1Taw. 1:35–37</w:t>
+      </w:r>
       <w:r>
         <w:rPr>
           <w:lang w:val="id_ID" w:bidi="id_ID"/>
@@ -733,18 +679,12 @@
         </w:rPr>
         <w:t>Keturunan Seir (</w:t>
       </w:r>
-      <w:hyperlink r:id="rId22">
-        <w:r>
-          <w:rPr>
-            <w:lang w:val="id_ID" w:bidi="id_ID"/>
-          </w:rPr>
-          <w:rPr>
-            <w:color w:val="0000EE"/>
-            <w:u w:val="single"/>
-          </w:rPr>
-          <w:t>1Taw. 1:38–42</w:t>
-        </w:r>
-      </w:hyperlink>
+      <w:r>
+        <w:rPr>
+          <w:lang w:val="id_ID" w:bidi="id_ID"/>
+        </w:rPr>
+        <w:t>1Taw. 1:38–42</w:t>
+      </w:r>
       <w:r>
         <w:rPr>
           <w:lang w:val="id_ID" w:bidi="id_ID"/>
@@ -769,18 +709,12 @@
         </w:rPr>
         <w:t>Para raja yang memerintah Edom (</w:t>
       </w:r>
-      <w:hyperlink r:id="rId23">
-        <w:r>
-          <w:rPr>
-            <w:lang w:val="id_ID" w:bidi="id_ID"/>
-          </w:rPr>
-          <w:rPr>
-            <w:color w:val="0000EE"/>
-            <w:u w:val="single"/>
-          </w:rPr>
-          <w:t>1Taw. 1:43–54</w:t>
-        </w:r>
-      </w:hyperlink>
+      <w:r>
+        <w:rPr>
+          <w:lang w:val="id_ID" w:bidi="id_ID"/>
+        </w:rPr>
+        <w:t>1Taw. 1:43–54</w:t>
+      </w:r>
       <w:r>
         <w:rPr>
           <w:lang w:val="id_ID" w:bidi="id_ID"/>
@@ -801,18 +735,12 @@
         </w:rPr>
         <w:t xml:space="preserve">Susunan ini mengikuti </w:t>
       </w:r>
-      <w:hyperlink r:id="rId24">
-        <w:r>
-          <w:rPr>
-            <w:lang w:val="id_ID" w:bidi="id_ID"/>
-          </w:rPr>
-          <w:rPr>
-            <w:color w:val="0000EE"/>
-            <w:u w:val="single"/>
-          </w:rPr>
-          <w:t>Kej. 36</w:t>
-        </w:r>
-      </w:hyperlink>
+      <w:r>
+        <w:rPr>
+          <w:lang w:val="id_ID" w:bidi="id_ID"/>
+        </w:rPr>
+        <w:t>Kej. 36</w:t>
+      </w:r>
       <w:r>
         <w:rPr>
           <w:lang w:val="id_ID" w:bidi="id_ID"/>
@@ -867,18 +795,12 @@
         </w:rPr>
         <w:t xml:space="preserve">Penulis kitab Tawarikh menyebutkan para pemimpin suku Edom berdasarkan sumber yang dimilikinya (lihat </w:t>
       </w:r>
-      <w:hyperlink r:id="rId25">
-        <w:r>
-          <w:rPr>
-            <w:lang w:val="id_ID" w:bidi="id_ID"/>
-          </w:rPr>
-          <w:rPr>
-            <w:color w:val="0000EE"/>
-            <w:u w:val="single"/>
-          </w:rPr>
-          <w:t>Kej. 36:40–43</w:t>
-        </w:r>
-      </w:hyperlink>
+      <w:r>
+        <w:rPr>
+          <w:lang w:val="id_ID" w:bidi="id_ID"/>
+        </w:rPr>
+        <w:t>Kej. 36:40–43</w:t>
+      </w:r>
       <w:r>
         <w:rPr>
           <w:lang w:val="id_ID" w:bidi="id_ID"/>
@@ -933,36 +855,24 @@
         </w:rPr>
         <w:t>Er dan Onan, dua putra pertama Yehuda, menghadapi kehancuran akibat dosa mereka (</w:t>
       </w:r>
-      <w:hyperlink r:id="rId26">
-        <w:r>
-          <w:rPr>
-            <w:lang w:val="id_ID" w:bidi="id_ID"/>
-          </w:rPr>
-          <w:rPr>
-            <w:color w:val="0000EE"/>
-            <w:u w:val="single"/>
-          </w:rPr>
-          <w:t>Kej. 38:6–10</w:t>
-        </w:r>
-      </w:hyperlink>
+      <w:r>
+        <w:rPr>
+          <w:lang w:val="id_ID" w:bidi="id_ID"/>
+        </w:rPr>
+        <w:t>Kej. 38:6–10</w:t>
+      </w:r>
       <w:r>
         <w:rPr>
           <w:lang w:val="id_ID" w:bidi="id_ID"/>
         </w:rPr>
         <w:t>). Keturunan Syela muncul sebagai tambahan di akhir silsilah Yehuda (</w:t>
       </w:r>
-      <w:hyperlink r:id="rId27">
-        <w:r>
-          <w:rPr>
-            <w:lang w:val="id_ID" w:bidi="id_ID"/>
-          </w:rPr>
-          <w:rPr>
-            <w:color w:val="0000EE"/>
-            <w:u w:val="single"/>
-          </w:rPr>
-          <w:t>1Taw. 4:21–23</w:t>
-        </w:r>
-      </w:hyperlink>
+      <w:r>
+        <w:rPr>
+          <w:lang w:val="id_ID" w:bidi="id_ID"/>
+        </w:rPr>
+        <w:t>1Taw. 4:21–23</w:t>
+      </w:r>
       <w:r>
         <w:rPr>
           <w:lang w:val="id_ID" w:bidi="id_ID"/>
@@ -1017,18 +927,12 @@
         </w:rPr>
         <w:t xml:space="preserve">Silsilah Yehuda dijelaskan secara rinci, termasuk informasi latar belakang tentang leluhur Daud. Bandingkan </w:t>
       </w:r>
-      <w:hyperlink r:id="rId28">
-        <w:r>
-          <w:rPr>
-            <w:lang w:val="id_ID" w:bidi="id_ID"/>
-          </w:rPr>
-          <w:rPr>
-            <w:color w:val="0000EE"/>
-            <w:u w:val="single"/>
-          </w:rPr>
-          <w:t>Kej. 46:12</w:t>
-        </w:r>
-      </w:hyperlink>
+      <w:r>
+        <w:rPr>
+          <w:lang w:val="id_ID" w:bidi="id_ID"/>
+        </w:rPr>
+        <w:t>Kej. 46:12</w:t>
+      </w:r>
       <w:r>
         <w:rPr>
           <w:lang w:val="id_ID" w:bidi="id_ID"/>
@@ -1083,18 +987,12 @@
         </w:rPr>
         <w:t>Silsilah ini menunjukkan semua orang Israel (</w:t>
       </w:r>
-      <w:hyperlink r:id="rId29">
-        <w:r>
-          <w:rPr>
-            <w:lang w:val="id_ID" w:bidi="id_ID"/>
-          </w:rPr>
-          <w:rPr>
-            <w:color w:val="0000EE"/>
-            <w:u w:val="single"/>
-          </w:rPr>
-          <w:t>1Taw. 2:1–2</w:t>
-        </w:r>
-      </w:hyperlink>
+      <w:r>
+        <w:rPr>
+          <w:lang w:val="id_ID" w:bidi="id_ID"/>
+        </w:rPr>
+        <w:t>1Taw. 2:1–2</w:t>
+      </w:r>
       <w:r>
         <w:rPr>
           <w:lang w:val="id_ID" w:bidi="id_ID"/>
@@ -1219,54 +1117,36 @@
         </w:rPr>
         <w:t xml:space="preserve">Untuk sejarah keluarga Zerah, bandingkan </w:t>
       </w:r>
-      <w:hyperlink r:id="rId30">
-        <w:r>
-          <w:rPr>
-            <w:lang w:val="id_ID" w:bidi="id_ID"/>
-          </w:rPr>
-          <w:rPr>
-            <w:color w:val="0000EE"/>
-            <w:u w:val="single"/>
-          </w:rPr>
-          <w:t>Yos. 7:1</w:t>
-        </w:r>
-      </w:hyperlink>
+      <w:r>
+        <w:rPr>
+          <w:lang w:val="id_ID" w:bidi="id_ID"/>
+        </w:rPr>
+        <w:t>Yos. 7:1</w:t>
+      </w:r>
       <w:r>
         <w:rPr>
           <w:lang w:val="id_ID" w:bidi="id_ID"/>
         </w:rPr>
         <w:t xml:space="preserve">, </w:t>
       </w:r>
-      <w:hyperlink r:id="rId31">
-        <w:r>
-          <w:rPr>
-            <w:lang w:val="id_ID" w:bidi="id_ID"/>
-          </w:rPr>
-          <w:rPr>
-            <w:color w:val="0000EE"/>
-            <w:u w:val="single"/>
-          </w:rPr>
-          <w:t>17</w:t>
-        </w:r>
-      </w:hyperlink>
+      <w:r>
+        <w:rPr>
+          <w:lang w:val="id_ID" w:bidi="id_ID"/>
+        </w:rPr>
+        <w:t>17</w:t>
+      </w:r>
       <w:r>
         <w:rPr>
           <w:lang w:val="id_ID" w:bidi="id_ID"/>
         </w:rPr>
         <w:t xml:space="preserve">; </w:t>
       </w:r>
-      <w:hyperlink r:id="rId32">
-        <w:r>
-          <w:rPr>
-            <w:lang w:val="id_ID" w:bidi="id_ID"/>
-          </w:rPr>
-          <w:rPr>
-            <w:color w:val="0000EE"/>
-            <w:u w:val="single"/>
-          </w:rPr>
-          <w:t>1Raj. 4:31</w:t>
-        </w:r>
-      </w:hyperlink>
+      <w:r>
+        <w:rPr>
+          <w:lang w:val="id_ID" w:bidi="id_ID"/>
+        </w:rPr>
+        <w:t>1Raj. 4:31</w:t>
+      </w:r>
       <w:r>
         <w:rPr>
           <w:lang w:val="id_ID" w:bidi="id_ID"/>
@@ -1388,18 +1268,12 @@
         </w:rPr>
         <w:t>Kaleb adalah keturunan langsung dari Hezron yang paling terkenal, sehingga penulis menggambarkan keturunannya secara rinci (</w:t>
       </w:r>
-      <w:hyperlink r:id="rId33">
-        <w:r>
-          <w:rPr>
-            <w:lang w:val="id_ID" w:bidi="id_ID"/>
-          </w:rPr>
-          <w:rPr>
-            <w:color w:val="0000EE"/>
-            <w:u w:val="single"/>
-          </w:rPr>
-          <w:t>1Taw. 2:42–55</w:t>
-        </w:r>
-      </w:hyperlink>
+      <w:r>
+        <w:rPr>
+          <w:lang w:val="id_ID" w:bidi="id_ID"/>
+        </w:rPr>
+        <w:t>1Taw. 2:42–55</w:t>
+      </w:r>
       <w:r>
         <w:rPr>
           <w:lang w:val="id_ID" w:bidi="id_ID"/>
@@ -1484,36 +1358,24 @@
         </w:rPr>
         <w:t>Garis keturunan langsung dari Hezron ke Daud (</w:t>
       </w:r>
-      <w:hyperlink r:id="rId34">
-        <w:r>
-          <w:rPr>
-            <w:lang w:val="id_ID" w:bidi="id_ID"/>
-          </w:rPr>
-          <w:rPr>
-            <w:color w:val="0000EE"/>
-            <w:u w:val="single"/>
-          </w:rPr>
-          <w:t>1Taw. 2:9–17</w:t>
-        </w:r>
-      </w:hyperlink>
+      <w:r>
+        <w:rPr>
+          <w:lang w:val="id_ID" w:bidi="id_ID"/>
+        </w:rPr>
+        <w:t>1Taw. 2:9–17</w:t>
+      </w:r>
       <w:r>
         <w:rPr>
           <w:lang w:val="id_ID" w:bidi="id_ID"/>
         </w:rPr>
         <w:t xml:space="preserve">; bandingkan dengan </w:t>
       </w:r>
-      <w:hyperlink r:id="rId35">
-        <w:r>
-          <w:rPr>
-            <w:lang w:val="id_ID" w:bidi="id_ID"/>
-          </w:rPr>
-          <w:rPr>
-            <w:color w:val="0000EE"/>
-            <w:u w:val="single"/>
-          </w:rPr>
-          <w:t>Rut. 4:18–22</w:t>
-        </w:r>
-      </w:hyperlink>
+      <w:r>
+        <w:rPr>
+          <w:lang w:val="id_ID" w:bidi="id_ID"/>
+        </w:rPr>
+        <w:t>Rut. 4:18–22</w:t>
+      </w:r>
       <w:r>
         <w:rPr>
           <w:lang w:val="id_ID" w:bidi="id_ID"/>
@@ -1538,18 +1400,12 @@
         </w:rPr>
         <w:t>Keturunan lainnya dari Hezron (</w:t>
       </w:r>
-      <w:hyperlink r:id="rId36">
-        <w:r>
-          <w:rPr>
-            <w:lang w:val="id_ID" w:bidi="id_ID"/>
-          </w:rPr>
-          <w:rPr>
-            <w:color w:val="0000EE"/>
-            <w:u w:val="single"/>
-          </w:rPr>
-          <w:t>1Taw. 2:18–41</w:t>
-        </w:r>
-      </w:hyperlink>
+      <w:r>
+        <w:rPr>
+          <w:lang w:val="id_ID" w:bidi="id_ID"/>
+        </w:rPr>
+        <w:t>1Taw. 2:18–41</w:t>
+      </w:r>
       <w:r>
         <w:rPr>
           <w:lang w:val="id_ID" w:bidi="id_ID"/>
@@ -1574,18 +1430,12 @@
         </w:rPr>
         <w:t>Keturunan dari Kaleb, anak Hezron (</w:t>
       </w:r>
-      <w:hyperlink r:id="rId33">
-        <w:r>
-          <w:rPr>
-            <w:lang w:val="id_ID" w:bidi="id_ID"/>
-          </w:rPr>
-          <w:rPr>
-            <w:color w:val="0000EE"/>
-            <w:u w:val="single"/>
-          </w:rPr>
-          <w:t>1Taw. 2:42–55</w:t>
-        </w:r>
-      </w:hyperlink>
+      <w:r>
+        <w:rPr>
+          <w:lang w:val="id_ID" w:bidi="id_ID"/>
+        </w:rPr>
+        <w:t>1Taw. 2:42–55</w:t>
+      </w:r>
       <w:r>
         <w:rPr>
           <w:lang w:val="id_ID" w:bidi="id_ID"/>
@@ -1688,36 +1538,24 @@
         </w:rPr>
         <w:t>Penulis kitab Tawarikh menyebutkan Daud sebagai anak ketujuh dari Isai, sedangkan Samuel menyebutnya sebagai anak kedelapan (</w:t>
       </w:r>
-      <w:hyperlink r:id="rId37">
-        <w:r>
-          <w:rPr>
-            <w:lang w:val="id_ID" w:bidi="id_ID"/>
-          </w:rPr>
-          <w:rPr>
-            <w:color w:val="0000EE"/>
-            <w:u w:val="single"/>
-          </w:rPr>
-          <w:t>1Sam. 16:6–13</w:t>
-        </w:r>
-      </w:hyperlink>
+      <w:r>
+        <w:rPr>
+          <w:lang w:val="id_ID" w:bidi="id_ID"/>
+        </w:rPr>
+        <w:t>1Sam. 16:6–13</w:t>
+      </w:r>
       <w:r>
         <w:rPr>
           <w:lang w:val="id_ID" w:bidi="id_ID"/>
         </w:rPr>
         <w:t xml:space="preserve">; </w:t>
       </w:r>
-      <w:hyperlink r:id="rId38">
-        <w:r>
-          <w:rPr>
-            <w:lang w:val="id_ID" w:bidi="id_ID"/>
-          </w:rPr>
-          <w:rPr>
-            <w:color w:val="0000EE"/>
-            <w:u w:val="single"/>
-          </w:rPr>
-          <w:t>17:12</w:t>
-        </w:r>
-      </w:hyperlink>
+      <w:r>
+        <w:rPr>
+          <w:lang w:val="id_ID" w:bidi="id_ID"/>
+        </w:rPr>
+        <w:t>17:12</w:t>
+      </w:r>
       <w:r>
         <w:rPr>
           <w:lang w:val="id_ID" w:bidi="id_ID"/>
@@ -1852,18 +1690,12 @@
         </w:rPr>
         <w:t xml:space="preserve">Tuhan memilih Bezaleel, seorang pengrajin dari keluarga Hezron, untuk membangun Kemah Suci (lihat </w:t>
       </w:r>
-      <w:hyperlink r:id="rId39">
-        <w:r>
-          <w:rPr>
-            <w:lang w:val="id_ID" w:bidi="id_ID"/>
-          </w:rPr>
-          <w:rPr>
-            <w:color w:val="0000EE"/>
-            <w:u w:val="single"/>
-          </w:rPr>
-          <w:t>Kel. 31:1–2</w:t>
-        </w:r>
-      </w:hyperlink>
+      <w:r>
+        <w:rPr>
+          <w:lang w:val="id_ID" w:bidi="id_ID"/>
+        </w:rPr>
+        <w:t>Kel. 31:1–2</w:t>
+      </w:r>
       <w:r>
         <w:rPr>
           <w:lang w:val="id_ID" w:bidi="id_ID"/>
@@ -1918,18 +1750,12 @@
         </w:rPr>
         <w:t xml:space="preserve">Beberapa keluarga dari Gilead, yang terdaftar sebagai bagian dari suku Manasye (lihat </w:t>
       </w:r>
-      <w:hyperlink r:id="rId40">
-        <w:r>
-          <w:rPr>
-            <w:lang w:val="id_ID" w:bidi="id_ID"/>
-          </w:rPr>
-          <w:rPr>
-            <w:color w:val="0000EE"/>
-            <w:u w:val="single"/>
-          </w:rPr>
-          <w:t>Bil. 32:39–42</w:t>
-        </w:r>
-      </w:hyperlink>
+      <w:r>
+        <w:rPr>
+          <w:lang w:val="id_ID" w:bidi="id_ID"/>
+        </w:rPr>
+        <w:t>Bil. 32:39–42</w:t>
+      </w:r>
       <w:r>
         <w:rPr>
           <w:lang w:val="id_ID" w:bidi="id_ID"/>
@@ -1984,18 +1810,12 @@
         </w:rPr>
         <w:t xml:space="preserve">Tekoa adalah sebuah desa kecil di Yudea, yang terletak di sebelah tenggara Betlehem (lihat juga </w:t>
       </w:r>
-      <w:hyperlink r:id="rId41">
-        <w:r>
-          <w:rPr>
-            <w:lang w:val="id_ID" w:bidi="id_ID"/>
-          </w:rPr>
-          <w:rPr>
-            <w:color w:val="0000EE"/>
-            <w:u w:val="single"/>
-          </w:rPr>
-          <w:t>1Taw. 4:5–8</w:t>
-        </w:r>
-      </w:hyperlink>
+      <w:r>
+        <w:rPr>
+          <w:lang w:val="id_ID" w:bidi="id_ID"/>
+        </w:rPr>
+        <w:t>1Taw. 4:5–8</w:t>
+      </w:r>
       <w:r>
         <w:rPr>
           <w:lang w:val="id_ID" w:bidi="id_ID"/>
@@ -2050,36 +1870,24 @@
         </w:rPr>
         <w:t>Daftar anak-anak Daud berasal dari informasi dalam kitab Samuel (</w:t>
       </w:r>
-      <w:hyperlink r:id="rId42">
-        <w:r>
-          <w:rPr>
-            <w:lang w:val="id_ID" w:bidi="id_ID"/>
-          </w:rPr>
-          <w:rPr>
-            <w:color w:val="0000EE"/>
-            <w:u w:val="single"/>
-          </w:rPr>
-          <w:t>2Sam. 3:2–5</w:t>
-        </w:r>
-      </w:hyperlink>
+      <w:r>
+        <w:rPr>
+          <w:lang w:val="id_ID" w:bidi="id_ID"/>
+        </w:rPr>
+        <w:t>2Sam. 3:2–5</w:t>
+      </w:r>
       <w:r>
         <w:rPr>
           <w:lang w:val="id_ID" w:bidi="id_ID"/>
         </w:rPr>
         <w:t xml:space="preserve">; </w:t>
       </w:r>
-      <w:hyperlink r:id="rId43">
-        <w:r>
-          <w:rPr>
-            <w:lang w:val="id_ID" w:bidi="id_ID"/>
-          </w:rPr>
-          <w:rPr>
-            <w:color w:val="0000EE"/>
-            <w:u w:val="single"/>
-          </w:rPr>
-          <w:t>5:14–16</w:t>
-        </w:r>
-      </w:hyperlink>
+      <w:r>
+        <w:rPr>
+          <w:lang w:val="id_ID" w:bidi="id_ID"/>
+        </w:rPr>
+        <w:t>5:14–16</w:t>
+      </w:r>
       <w:r>
         <w:rPr>
           <w:lang w:val="id_ID" w:bidi="id_ID"/>
@@ -2134,36 +1942,24 @@
         </w:rPr>
         <w:t>Silsilah Daud berlanjut dari silsilah Ram (</w:t>
       </w:r>
-      <w:hyperlink r:id="rId44">
-        <w:r>
-          <w:rPr>
-            <w:lang w:val="id_ID" w:bidi="id_ID"/>
-          </w:rPr>
-          <w:rPr>
-            <w:color w:val="0000EE"/>
-            <w:u w:val="single"/>
-          </w:rPr>
-          <w:t>1Taw. 2:10–17</w:t>
-        </w:r>
-      </w:hyperlink>
+      <w:r>
+        <w:rPr>
+          <w:lang w:val="id_ID" w:bidi="id_ID"/>
+        </w:rPr>
+        <w:t>1Taw. 2:10–17</w:t>
+      </w:r>
       <w:r>
         <w:rPr>
           <w:lang w:val="id_ID" w:bidi="id_ID"/>
         </w:rPr>
         <w:t>), yang menyebutkan Daud sebagai anak ketujuh dari Isai (</w:t>
       </w:r>
-      <w:hyperlink r:id="rId45">
-        <w:r>
-          <w:rPr>
-            <w:lang w:val="id_ID" w:bidi="id_ID"/>
-          </w:rPr>
-          <w:rPr>
-            <w:color w:val="0000EE"/>
-            <w:u w:val="single"/>
-          </w:rPr>
-          <w:t>1Taw. 2:15</w:t>
-        </w:r>
-      </w:hyperlink>
+      <w:r>
+        <w:rPr>
+          <w:lang w:val="id_ID" w:bidi="id_ID"/>
+        </w:rPr>
+        <w:t>1Taw. 2:15</w:t>
+      </w:r>
       <w:r>
         <w:rPr>
           <w:lang w:val="id_ID" w:bidi="id_ID"/>
@@ -2192,18 +1988,12 @@
         </w:rPr>
         <w:t>Anak-anak Daud (</w:t>
       </w:r>
-      <w:hyperlink r:id="rId46">
-        <w:r>
-          <w:rPr>
-            <w:lang w:val="id_ID" w:bidi="id_ID"/>
-          </w:rPr>
-          <w:rPr>
-            <w:color w:val="0000EE"/>
-            <w:u w:val="single"/>
-          </w:rPr>
-          <w:t>1Taw. 3:1–9</w:t>
-        </w:r>
-      </w:hyperlink>
+      <w:r>
+        <w:rPr>
+          <w:lang w:val="id_ID" w:bidi="id_ID"/>
+        </w:rPr>
+        <w:t>1Taw. 3:1–9</w:t>
+      </w:r>
       <w:r>
         <w:rPr>
           <w:lang w:val="id_ID" w:bidi="id_ID"/>
@@ -2228,18 +2018,12 @@
         </w:rPr>
         <w:t>Raja-raja Yehuda hingga Yoyakhin dan Zedekia (</w:t>
       </w:r>
-      <w:hyperlink r:id="rId47">
-        <w:r>
-          <w:rPr>
-            <w:lang w:val="id_ID" w:bidi="id_ID"/>
-          </w:rPr>
-          <w:rPr>
-            <w:color w:val="0000EE"/>
-            <w:u w:val="single"/>
-          </w:rPr>
-          <w:t>1Taw. 3:10–16</w:t>
-        </w:r>
-      </w:hyperlink>
+      <w:r>
+        <w:rPr>
+          <w:lang w:val="id_ID" w:bidi="id_ID"/>
+        </w:rPr>
+        <w:t>1Taw. 3:10–16</w:t>
+      </w:r>
       <w:r>
         <w:rPr>
           <w:lang w:val="id_ID" w:bidi="id_ID"/>
@@ -2264,18 +2048,12 @@
         </w:rPr>
         <w:t>Keturunan Yoyakhin hingga zaman Penulis Kitab Tawarikh (</w:t>
       </w:r>
-      <w:hyperlink r:id="rId48">
-        <w:r>
-          <w:rPr>
-            <w:lang w:val="id_ID" w:bidi="id_ID"/>
-          </w:rPr>
-          <w:rPr>
-            <w:color w:val="0000EE"/>
-            <w:u w:val="single"/>
-          </w:rPr>
-          <w:t>1Taw. 3:17–24</w:t>
-        </w:r>
-      </w:hyperlink>
+      <w:r>
+        <w:rPr>
+          <w:lang w:val="id_ID" w:bidi="id_ID"/>
+        </w:rPr>
+        <w:t>1Taw. 3:17–24</w:t>
+      </w:r>
       <w:r>
         <w:rPr>
           <w:lang w:val="id_ID" w:bidi="id_ID"/>
@@ -2617,72 +2395,48 @@
         </w:rPr>
         <w:t xml:space="preserve">Silsilah Yehuda berlanjut, terhubung kembali ke </w:t>
       </w:r>
-      <w:hyperlink r:id="rId49">
-        <w:r>
-          <w:rPr>
-            <w:lang w:val="id_ID" w:bidi="id_ID"/>
-          </w:rPr>
-          <w:rPr>
-            <w:color w:val="0000EE"/>
-            <w:u w:val="single"/>
-          </w:rPr>
-          <w:t>1Taw. 2:1–55</w:t>
-        </w:r>
-      </w:hyperlink>
+      <w:r>
+        <w:rPr>
+          <w:lang w:val="id_ID" w:bidi="id_ID"/>
+        </w:rPr>
+        <w:t>1Taw. 2:1–55</w:t>
+      </w:r>
       <w:r>
         <w:rPr>
           <w:lang w:val="id_ID" w:bidi="id_ID"/>
         </w:rPr>
         <w:t>. Silsilah ini langsung terhubung dengan Hur, leluhur Betlehem (</w:t>
       </w:r>
-      <w:hyperlink r:id="rId50">
-        <w:r>
-          <w:rPr>
-            <w:lang w:val="id_ID" w:bidi="id_ID"/>
-          </w:rPr>
-          <w:rPr>
-            <w:color w:val="0000EE"/>
-            <w:u w:val="single"/>
-          </w:rPr>
-          <w:t>1Taw. 4:1–4</w:t>
-        </w:r>
-      </w:hyperlink>
+      <w:r>
+        <w:rPr>
+          <w:lang w:val="id_ID" w:bidi="id_ID"/>
+        </w:rPr>
+        <w:t>1Taw. 4:1–4</w:t>
+      </w:r>
       <w:r>
         <w:rPr>
           <w:lang w:val="id_ID" w:bidi="id_ID"/>
         </w:rPr>
         <w:t xml:space="preserve">; lihat </w:t>
       </w:r>
-      <w:hyperlink r:id="rId51">
-        <w:r>
-          <w:rPr>
-            <w:lang w:val="id_ID" w:bidi="id_ID"/>
-          </w:rPr>
-          <w:rPr>
-            <w:color w:val="0000EE"/>
-            <w:u w:val="single"/>
-          </w:rPr>
-          <w:t>1Taw. 2:19–20</w:t>
-        </w:r>
-      </w:hyperlink>
+      <w:r>
+        <w:rPr>
+          <w:lang w:val="id_ID" w:bidi="id_ID"/>
+        </w:rPr>
+        <w:t>1Taw. 2:19–20</w:t>
+      </w:r>
       <w:r>
         <w:rPr>
           <w:lang w:val="id_ID" w:bidi="id_ID"/>
         </w:rPr>
         <w:t xml:space="preserve">, </w:t>
       </w:r>
-      <w:hyperlink r:id="rId52">
-        <w:r>
-          <w:rPr>
-            <w:lang w:val="id_ID" w:bidi="id_ID"/>
-          </w:rPr>
-          <w:rPr>
-            <w:color w:val="0000EE"/>
-            <w:u w:val="single"/>
-          </w:rPr>
-          <w:t>51–55</w:t>
-        </w:r>
-      </w:hyperlink>
+      <w:r>
+        <w:rPr>
+          <w:lang w:val="id_ID" w:bidi="id_ID"/>
+        </w:rPr>
+        <w:t>51–55</w:t>
+      </w:r>
       <w:r>
         <w:rPr>
           <w:lang w:val="id_ID" w:bidi="id_ID"/>
@@ -2737,36 +2491,24 @@
         </w:rPr>
         <w:t>Bagian tentang Yabes berdiri sendiri, memungkinkan Penulis kitab Tawarikh untuk menjelaskan asal usul namanya. Yabes tidak disebutkan sebelumnya, meskipun itu juga merupakan nama sebuah kota tempat beberapa keturunan Salma, anak Hur, tinggal (</w:t>
       </w:r>
-      <w:hyperlink r:id="rId53">
-        <w:r>
-          <w:rPr>
-            <w:lang w:val="id_ID" w:bidi="id_ID"/>
-          </w:rPr>
-          <w:rPr>
-            <w:color w:val="0000EE"/>
-            <w:u w:val="single"/>
-          </w:rPr>
-          <w:t>1Taw. 2:55</w:t>
-        </w:r>
-      </w:hyperlink>
+      <w:r>
+        <w:rPr>
+          <w:lang w:val="id_ID" w:bidi="id_ID"/>
+        </w:rPr>
+        <w:t>1Taw. 2:55</w:t>
+      </w:r>
       <w:r>
         <w:rPr>
           <w:lang w:val="id_ID" w:bidi="id_ID"/>
         </w:rPr>
         <w:t>). Yabes kemungkinan mendapatkan namanya karena ia menyebabkan ibunya kesakitan, sebagai penggenapan kutukan Hawa (</w:t>
       </w:r>
-      <w:hyperlink r:id="rId54">
-        <w:r>
-          <w:rPr>
-            <w:lang w:val="id_ID" w:bidi="id_ID"/>
-          </w:rPr>
-          <w:rPr>
-            <w:color w:val="0000EE"/>
-            <w:u w:val="single"/>
-          </w:rPr>
-          <w:t>Kej. 3:16</w:t>
-        </w:r>
-      </w:hyperlink>
+      <w:r>
+        <w:rPr>
+          <w:lang w:val="id_ID" w:bidi="id_ID"/>
+        </w:rPr>
+        <w:t>Kej. 3:16</w:t>
+      </w:r>
       <w:r>
         <w:rPr>
           <w:lang w:val="id_ID" w:bidi="id_ID"/>
@@ -2869,96 +2611,61 @@
         </w:rPr>
         <w:t>Nama Kenas juga muncul sebagai keturunan Esau melalui Elifas (</w:t>
       </w:r>
-      <w:hyperlink r:id="rId55">
-        <w:r>
-          <w:rPr>
-            <w:lang w:val="id_ID" w:bidi="id_ID"/>
-          </w:rPr>
-          <w:rPr>
-            <w:color w:val="0000EE"/>
-            <w:u w:val="single"/>
-          </w:rPr>
-          <w:t>Kej. 36:11</w:t>
-        </w:r>
-      </w:hyperlink>
+      <w:r>
+        <w:rPr>
+          <w:lang w:val="id_ID" w:bidi="id_ID"/>
+        </w:rPr>
+        <w:t>Kej. 36:11</w:t>
+      </w:r>
       <w:r>
         <w:rPr>
           <w:lang w:val="id_ID" w:bidi="id_ID"/>
         </w:rPr>
         <w:t>). Keturunan Kenas dikenal sebagai orang Kenas. Orang-orang Kenas tinggal di bagian selatan negeri itu dan memiliki hubungan dengan Yehuda dan Edom. Kaleb bin Yefune, adalah seorang Kenas (</w:t>
       </w:r>
-      <w:hyperlink r:id="rId56">
-        <w:r>
-          <w:rPr>
-            <w:lang w:val="id_ID" w:bidi="id_ID"/>
-          </w:rPr>
-          <w:rPr>
-            <w:color w:val="0000EE"/>
-            <w:u w:val="single"/>
-          </w:rPr>
-          <w:t>Bil. 32:12</w:t>
-        </w:r>
-      </w:hyperlink>
+      <w:r>
+        <w:rPr>
+          <w:lang w:val="id_ID" w:bidi="id_ID"/>
+        </w:rPr>
+        <w:t>Bil. 32:12</w:t>
+      </w:r>
       <w:r>
         <w:rPr>
           <w:lang w:val="id_ID" w:bidi="id_ID"/>
         </w:rPr>
         <w:t xml:space="preserve">; </w:t>
       </w:r>
-      <w:hyperlink r:id="rId57">
-        <w:r>
-          <w:rPr>
-            <w:lang w:val="id_ID" w:bidi="id_ID"/>
-          </w:rPr>
-          <w:rPr>
-            <w:color w:val="0000EE"/>
-            <w:u w:val="single"/>
-          </w:rPr>
-          <w:t>Yos</w:t>
-        </w:r>
-      </w:hyperlink>
-      <w:hyperlink r:id="rId57">
-        <w:r>
-          <w:rPr>
-            <w:lang w:val="id_ID" w:bidi="id_ID"/>
-          </w:rPr>
-          <w:rPr>
-            <w:color w:val="0000EE"/>
-            <w:u w:val="single"/>
-          </w:rPr>
-          <w:t>.</w:t>
-        </w:r>
-      </w:hyperlink>
-      <w:hyperlink r:id="rId57">
-        <w:r>
-          <w:rPr>
-            <w:lang w:val="id_ID" w:bidi="id_ID"/>
-          </w:rPr>
-          <w:rPr>
-            <w:color w:val="0000EE"/>
-            <w:u w:val="single"/>
-          </w:rPr>
-          <w:t xml:space="preserve"> 14:6</w:t>
-        </w:r>
-      </w:hyperlink>
+      <w:r>
+        <w:rPr>
+          <w:lang w:val="id_ID" w:bidi="id_ID"/>
+        </w:rPr>
+        <w:t>Yos</w:t>
+      </w:r>
+      <w:r>
+        <w:rPr>
+          <w:vertAlign w:val="superscript"/>
+          <w:lang w:val="id_ID" w:bidi="id_ID"/>
+        </w:rPr>
+        <w:t>.</w:t>
+      </w:r>
+      <w:r>
+        <w:rPr>
+          <w:lang w:val="id_ID" w:bidi="id_ID"/>
+        </w:rPr>
+        <w:t xml:space="preserve"> 14:6</w:t>
+      </w:r>
       <w:r>
         <w:rPr>
           <w:lang w:val="id_ID" w:bidi="id_ID"/>
         </w:rPr>
         <w:t>) dan memiliki saudara laki-laki bernama Kenas (</w:t>
       </w:r>
-      <w:hyperlink r:id="rId58">
-        <w:r>
-          <w:rPr>
-            <w:lang w:val="id_ID" w:bidi="id_ID"/>
-          </w:rPr>
-          <w:rPr>
-            <w:color w:val="0000EE"/>
-            <w:u w:val="single"/>
-          </w:rPr>
-          <w:t>Yos. 15:17</w:t>
-        </w:r>
-      </w:hyperlink>
+      <w:r>
+        <w:rPr>
+          <w:lang w:val="id_ID" w:bidi="id_ID"/>
+        </w:rPr>
+        <w:t>Yos. 15:17</w:t>
+      </w:r>
       <w:r>
         <w:rPr>
           <w:lang w:val="id_ID" w:bidi="id_ID"/>
@@ -3061,72 +2768,48 @@
         </w:rPr>
         <w:t>Setelah mencatat keturunan Yehuda melalui istrinya Tamar (</w:t>
       </w:r>
-      <w:hyperlink r:id="rId59">
-        <w:r>
-          <w:rPr>
-            <w:lang w:val="id_ID" w:bidi="id_ID"/>
-          </w:rPr>
-          <w:rPr>
-            <w:color w:val="0000EE"/>
-            <w:u w:val="single"/>
-          </w:rPr>
-          <w:t>1Taw. 2:4–4:20</w:t>
-        </w:r>
-      </w:hyperlink>
+      <w:r>
+        <w:rPr>
+          <w:lang w:val="id_ID" w:bidi="id_ID"/>
+        </w:rPr>
+        <w:t>1Taw. 2:4–4:20</w:t>
+      </w:r>
       <w:r>
         <w:rPr>
           <w:lang w:val="id_ID" w:bidi="id_ID"/>
         </w:rPr>
         <w:t xml:space="preserve">), teks tersebut mencantumkan keturunan Sela, putra ketiga Yehuda dengan Syua (lihat </w:t>
       </w:r>
-      <w:hyperlink r:id="rId60">
-        <w:r>
-          <w:rPr>
-            <w:lang w:val="id_ID" w:bidi="id_ID"/>
-          </w:rPr>
-          <w:rPr>
-            <w:color w:val="0000EE"/>
-            <w:u w:val="single"/>
-          </w:rPr>
-          <w:t>1Taw. 2:3</w:t>
-        </w:r>
-      </w:hyperlink>
+      <w:r>
+        <w:rPr>
+          <w:lang w:val="id_ID" w:bidi="id_ID"/>
+        </w:rPr>
+        <w:t>1Taw. 2:3</w:t>
+      </w:r>
       <w:r>
         <w:rPr>
           <w:lang w:val="id_ID" w:bidi="id_ID"/>
         </w:rPr>
         <w:t xml:space="preserve">; </w:t>
       </w:r>
-      <w:hyperlink r:id="rId61">
-        <w:r>
-          <w:rPr>
-            <w:lang w:val="id_ID" w:bidi="id_ID"/>
-          </w:rPr>
-          <w:rPr>
-            <w:color w:val="0000EE"/>
-            <w:u w:val="single"/>
-          </w:rPr>
-          <w:t>Kej. 38:2</w:t>
-        </w:r>
-      </w:hyperlink>
+      <w:r>
+        <w:rPr>
+          <w:lang w:val="id_ID" w:bidi="id_ID"/>
+        </w:rPr>
+        <w:t>Kej. 38:2</w:t>
+      </w:r>
       <w:r>
         <w:rPr>
           <w:lang w:val="id_ID" w:bidi="id_ID"/>
         </w:rPr>
         <w:t xml:space="preserve">, </w:t>
       </w:r>
-      <w:hyperlink r:id="rId62">
-        <w:r>
-          <w:rPr>
-            <w:lang w:val="id_ID" w:bidi="id_ID"/>
-          </w:rPr>
-          <w:rPr>
-            <w:color w:val="0000EE"/>
-            <w:u w:val="single"/>
-          </w:rPr>
-          <w:t>5</w:t>
-        </w:r>
-      </w:hyperlink>
+      <w:r>
+        <w:rPr>
+          <w:lang w:val="id_ID" w:bidi="id_ID"/>
+        </w:rPr>
+        <w:t>5</w:t>
+      </w:r>
       <w:r>
         <w:rPr>
           <w:lang w:val="id_ID" w:bidi="id_ID"/>
@@ -3181,18 +2864,12 @@
         </w:rPr>
         <w:t>Simeon adalah anak kedua Yakub. Wilayah sukunya terletak di bagian selatan Yehuda (</w:t>
       </w:r>
-      <w:hyperlink r:id="rId63">
-        <w:r>
-          <w:rPr>
-            <w:lang w:val="id_ID" w:bidi="id_ID"/>
-          </w:rPr>
-          <w:rPr>
-            <w:color w:val="0000EE"/>
-            <w:u w:val="single"/>
-          </w:rPr>
-          <w:t>Yos. 19:1–9</w:t>
-        </w:r>
-      </w:hyperlink>
+      <w:r>
+        <w:rPr>
+          <w:lang w:val="id_ID" w:bidi="id_ID"/>
+        </w:rPr>
+        <w:t>Yos. 19:1–9</w:t>
+      </w:r>
       <w:r>
         <w:rPr>
           <w:lang w:val="id_ID" w:bidi="id_ID"/>
@@ -3247,36 +2924,24 @@
         </w:rPr>
         <w:t>Setelah menyelesaikan silsilah keturunan Yehuda (</w:t>
       </w:r>
-      <w:hyperlink r:id="rId64">
-        <w:r>
-          <w:rPr>
-            <w:lang w:val="id_ID" w:bidi="id_ID"/>
-          </w:rPr>
-          <w:rPr>
-            <w:color w:val="0000EE"/>
-            <w:u w:val="single"/>
-          </w:rPr>
-          <w:t>1Taw. 2:3–4:23</w:t>
-        </w:r>
-      </w:hyperlink>
+      <w:r>
+        <w:rPr>
+          <w:lang w:val="id_ID" w:bidi="id_ID"/>
+        </w:rPr>
+        <w:t>1Taw. 2:3–4:23</w:t>
+      </w:r>
       <w:r>
         <w:rPr>
           <w:lang w:val="id_ID" w:bidi="id_ID"/>
         </w:rPr>
         <w:t xml:space="preserve">), penulis kitab Tawarikh memeriksa catatan untuk anak-anak Israel lainnya (bdk. </w:t>
       </w:r>
-      <w:hyperlink r:id="rId29">
-        <w:r>
-          <w:rPr>
-            <w:lang w:val="id_ID" w:bidi="id_ID"/>
-          </w:rPr>
-          <w:rPr>
-            <w:color w:val="0000EE"/>
-            <w:u w:val="single"/>
-          </w:rPr>
-          <w:t>1Taw. 2:1–2</w:t>
-        </w:r>
-      </w:hyperlink>
+      <w:r>
+        <w:rPr>
+          <w:lang w:val="id_ID" w:bidi="id_ID"/>
+        </w:rPr>
+        <w:t>1Taw. 2:1–2</w:t>
+      </w:r>
       <w:r>
         <w:rPr>
           <w:lang w:val="id_ID" w:bidi="id_ID"/>
@@ -3331,54 +2996,36 @@
         </w:rPr>
         <w:t>Daftar orang-orang yang digambarkan sebagai pemimpin suku-suku kaya milik Simeon (</w:t>
       </w:r>
-      <w:hyperlink r:id="rId65">
-        <w:r>
-          <w:rPr>
-            <w:lang w:val="id_ID" w:bidi="id_ID"/>
-          </w:rPr>
-          <w:rPr>
-            <w:color w:val="0000EE"/>
-            <w:u w:val="single"/>
-          </w:rPr>
-          <w:t>1 Taw. 4:34–38</w:t>
-        </w:r>
-      </w:hyperlink>
+      <w:r>
+        <w:rPr>
+          <w:lang w:val="id_ID" w:bidi="id_ID"/>
+        </w:rPr>
+        <w:t>1 Taw. 4:34–38</w:t>
+      </w:r>
       <w:r>
         <w:rPr>
           <w:lang w:val="id_ID" w:bidi="id_ID"/>
         </w:rPr>
         <w:t>) mengarah pada penjelasan mengenai perluasan wilayah Simeon (</w:t>
       </w:r>
-      <w:hyperlink r:id="rId66">
-        <w:r>
-          <w:rPr>
-            <w:lang w:val="id_ID" w:bidi="id_ID"/>
-          </w:rPr>
-          <w:rPr>
-            <w:color w:val="0000EE"/>
-            <w:u w:val="single"/>
-          </w:rPr>
-          <w:t>1 Taw. 4:38–43</w:t>
-        </w:r>
-      </w:hyperlink>
+      <w:r>
+        <w:rPr>
+          <w:lang w:val="id_ID" w:bidi="id_ID"/>
+        </w:rPr>
+        <w:t>1 Taw. 4:38–43</w:t>
+      </w:r>
       <w:r>
         <w:rPr>
           <w:lang w:val="id_ID" w:bidi="id_ID"/>
         </w:rPr>
         <w:t>). Suku tersebut berkembang dengan tiga belas pemimpin keluarga pada masa Hizkia (akhir tahun 700-an SM) di wilayah Gerar. Ini mungkin merupakan bagian dari tindakan militer Hizkia melawan wilayah orang Filistin (</w:t>
       </w:r>
-      <w:hyperlink r:id="rId67">
-        <w:r>
-          <w:rPr>
-            <w:lang w:val="id_ID" w:bidi="id_ID"/>
-          </w:rPr>
-          <w:rPr>
-            <w:color w:val="0000EE"/>
-            <w:u w:val="single"/>
-          </w:rPr>
-          <w:t>2 Raj. 18:8</w:t>
-        </w:r>
-      </w:hyperlink>
+      <w:r>
+        <w:rPr>
+          <w:lang w:val="id_ID" w:bidi="id_ID"/>
+        </w:rPr>
+        <w:t>2 Raj. 18:8</w:t>
+      </w:r>
       <w:r>
         <w:rPr>
           <w:lang w:val="id_ID" w:bidi="id_ID"/>
@@ -3466,18 +3113,12 @@
         </w:rPr>
         <w:t>, kemungkinan merujuk pada sebuah kota di Filistin, di sebelah barat Yehuda (</w:t>
       </w:r>
-      <w:hyperlink r:id="rId68">
-        <w:r>
-          <w:rPr>
-            <w:lang w:val="id_ID" w:bidi="id_ID"/>
-          </w:rPr>
-          <w:rPr>
-            <w:color w:val="0000EE"/>
-            <w:u w:val="single"/>
-          </w:rPr>
-          <w:t>Kej. 10:19</w:t>
-        </w:r>
-      </w:hyperlink>
+      <w:r>
+        <w:rPr>
+          <w:lang w:val="id_ID" w:bidi="id_ID"/>
+        </w:rPr>
+        <w:t>Kej. 10:19</w:t>
+      </w:r>
       <w:r>
         <w:rPr>
           <w:lang w:val="id_ID" w:bidi="id_ID"/>
@@ -3599,90 +3240,60 @@
         </w:rPr>
         <w:t>Ruben adalah anak tertua Israel, tetapi ia kehilangan hak kesulungannya karena bersetubuh dengan gundik ayahnya (</w:t>
       </w:r>
-      <w:hyperlink r:id="rId69">
-        <w:r>
-          <w:rPr>
-            <w:lang w:val="id_ID" w:bidi="id_ID"/>
-          </w:rPr>
-          <w:rPr>
-            <w:color w:val="0000EE"/>
-            <w:u w:val="single"/>
-          </w:rPr>
-          <w:t>Kej. 35:22</w:t>
-        </w:r>
-      </w:hyperlink>
+      <w:r>
+        <w:rPr>
+          <w:lang w:val="id_ID" w:bidi="id_ID"/>
+        </w:rPr>
+        <w:t>Kej. 35:22</w:t>
+      </w:r>
       <w:r>
         <w:rPr>
           <w:lang w:val="id_ID" w:bidi="id_ID"/>
         </w:rPr>
         <w:t>). Yakub memberikan hak ini kepada Yusuf dengan menjadikan Efraim dan Manasye sebagai anggota penuh dari suku-suku (</w:t>
       </w:r>
-      <w:hyperlink r:id="rId70">
-        <w:r>
-          <w:rPr>
-            <w:lang w:val="id_ID" w:bidi="id_ID"/>
-          </w:rPr>
-          <w:rPr>
-            <w:color w:val="0000EE"/>
-            <w:u w:val="single"/>
-          </w:rPr>
-          <w:t>Kej. 48:5</w:t>
-        </w:r>
-      </w:hyperlink>
+      <w:r>
+        <w:rPr>
+          <w:lang w:val="id_ID" w:bidi="id_ID"/>
+        </w:rPr>
+        <w:t>Kej. 48:5</w:t>
+      </w:r>
       <w:r>
         <w:rPr>
           <w:lang w:val="id_ID" w:bidi="id_ID"/>
         </w:rPr>
         <w:t>). Tindakan ini memberikan Yusuf bagian ganda yang biasanya diperuntukkan bagi anak sulung (</w:t>
       </w:r>
-      <w:hyperlink r:id="rId71">
-        <w:r>
-          <w:rPr>
-            <w:lang w:val="id_ID" w:bidi="id_ID"/>
-          </w:rPr>
-          <w:rPr>
-            <w:color w:val="0000EE"/>
-            <w:u w:val="single"/>
-          </w:rPr>
-          <w:t>Ul. 21:15–17</w:t>
-        </w:r>
-      </w:hyperlink>
+      <w:r>
+        <w:rPr>
+          <w:lang w:val="id_ID" w:bidi="id_ID"/>
+        </w:rPr>
+        <w:t>Ul. 21:15–17</w:t>
+      </w:r>
       <w:r>
         <w:rPr>
           <w:lang w:val="id_ID" w:bidi="id_ID"/>
         </w:rPr>
         <w:t>). Seperti yang diprediksi Yakub, Yehuda menjadi lebih menonjol daripada saudara-saudaranya dan menjadi leluhur suku yang berkuasa (</w:t>
       </w:r>
-      <w:hyperlink r:id="rId72">
-        <w:r>
-          <w:rPr>
-            <w:lang w:val="id_ID" w:bidi="id_ID"/>
-          </w:rPr>
-          <w:rPr>
-            <w:color w:val="0000EE"/>
-            <w:u w:val="single"/>
-          </w:rPr>
-          <w:t>Kej. 49:8–10</w:t>
-        </w:r>
-      </w:hyperlink>
+      <w:r>
+        <w:rPr>
+          <w:lang w:val="id_ID" w:bidi="id_ID"/>
+        </w:rPr>
+        <w:t>Kej. 49:8–10</w:t>
+      </w:r>
       <w:r>
         <w:rPr>
           <w:lang w:val="id_ID" w:bidi="id_ID"/>
         </w:rPr>
         <w:t>). Namun, Ruben tetap tercatat sebagai yang pertama (</w:t>
       </w:r>
-      <w:hyperlink r:id="rId73">
-        <w:r>
-          <w:rPr>
-            <w:lang w:val="id_ID" w:bidi="id_ID"/>
-          </w:rPr>
-          <w:rPr>
-            <w:color w:val="0000EE"/>
-            <w:u w:val="single"/>
-          </w:rPr>
-          <w:t>1 Taw. 2:1</w:t>
-        </w:r>
-      </w:hyperlink>
+      <w:r>
+        <w:rPr>
+          <w:lang w:val="id_ID" w:bidi="id_ID"/>
+        </w:rPr>
+        <w:t>1 Taw. 2:1</w:t>
+      </w:r>
       <w:r>
         <w:rPr>
           <w:lang w:val="id_ID" w:bidi="id_ID"/>
@@ -3755,36 +3366,24 @@
         </w:rPr>
         <w:t>Ruben (</w:t>
       </w:r>
-      <w:hyperlink r:id="rId74">
-        <w:r>
-          <w:rPr>
-            <w:lang w:val="id_ID" w:bidi="id_ID"/>
-          </w:rPr>
-          <w:rPr>
-            <w:color w:val="0000EE"/>
-            <w:u w:val="single"/>
-          </w:rPr>
-          <w:t>1Taw. 5:1–10</w:t>
-        </w:r>
-      </w:hyperlink>
+      <w:r>
+        <w:rPr>
+          <w:lang w:val="id_ID" w:bidi="id_ID"/>
+        </w:rPr>
+        <w:t>1Taw. 5:1–10</w:t>
+      </w:r>
       <w:r>
         <w:rPr>
           <w:lang w:val="id_ID" w:bidi="id_ID"/>
         </w:rPr>
         <w:t xml:space="preserve">; bdk. </w:t>
       </w:r>
-      <w:hyperlink r:id="rId75">
-        <w:r>
-          <w:rPr>
-            <w:lang w:val="id_ID" w:bidi="id_ID"/>
-          </w:rPr>
-          <w:rPr>
-            <w:color w:val="0000EE"/>
-            <w:u w:val="single"/>
-          </w:rPr>
-          <w:t>Kej. 46:9</w:t>
-        </w:r>
-      </w:hyperlink>
+      <w:r>
+        <w:rPr>
+          <w:lang w:val="id_ID" w:bidi="id_ID"/>
+        </w:rPr>
+        <w:t>Kej. 46:9</w:t>
+      </w:r>
       <w:r>
         <w:rPr>
           <w:lang w:val="id_ID" w:bidi="id_ID"/>
@@ -3809,18 +3408,12 @@
         </w:rPr>
         <w:t>Gad (</w:t>
       </w:r>
-      <w:hyperlink r:id="rId76">
-        <w:r>
-          <w:rPr>
-            <w:lang w:val="id_ID" w:bidi="id_ID"/>
-          </w:rPr>
-          <w:rPr>
-            <w:color w:val="0000EE"/>
-            <w:u w:val="single"/>
-          </w:rPr>
-          <w:t>1Taw. 5:11–17</w:t>
-        </w:r>
-      </w:hyperlink>
+      <w:r>
+        <w:rPr>
+          <w:lang w:val="id_ID" w:bidi="id_ID"/>
+        </w:rPr>
+        <w:t>1Taw. 5:11–17</w:t>
+      </w:r>
       <w:r>
         <w:rPr>
           <w:lang w:val="id_ID" w:bidi="id_ID"/>
@@ -3845,18 +3438,12 @@
         </w:rPr>
         <w:t>Manasye (</w:t>
       </w:r>
-      <w:hyperlink r:id="rId77">
-        <w:r>
-          <w:rPr>
-            <w:lang w:val="id_ID" w:bidi="id_ID"/>
-          </w:rPr>
-          <w:rPr>
-            <w:color w:val="0000EE"/>
-            <w:u w:val="single"/>
-          </w:rPr>
-          <w:t>1Taw. 5:23–24</w:t>
-        </w:r>
-      </w:hyperlink>
+      <w:r>
+        <w:rPr>
+          <w:lang w:val="id_ID" w:bidi="id_ID"/>
+        </w:rPr>
+        <w:t>1Taw. 5:23–24</w:t>
+      </w:r>
       <w:r>
         <w:rPr>
           <w:lang w:val="id_ID" w:bidi="id_ID"/>
@@ -3925,54 +3512,36 @@
         </w:rPr>
         <w:t xml:space="preserve">Anak-anak Ruben juga disebutkan dalam </w:t>
       </w:r>
-      <w:hyperlink r:id="rId75">
-        <w:r>
-          <w:rPr>
-            <w:lang w:val="id_ID" w:bidi="id_ID"/>
-          </w:rPr>
-          <w:rPr>
-            <w:color w:val="0000EE"/>
-            <w:u w:val="single"/>
-          </w:rPr>
-          <w:t>Kej. 46:9</w:t>
-        </w:r>
-      </w:hyperlink>
+      <w:r>
+        <w:rPr>
+          <w:lang w:val="id_ID" w:bidi="id_ID"/>
+        </w:rPr>
+        <w:t>Kej. 46:9</w:t>
+      </w:r>
       <w:r>
         <w:rPr>
           <w:lang w:val="id_ID" w:bidi="id_ID"/>
         </w:rPr>
         <w:t xml:space="preserve">, </w:t>
       </w:r>
-      <w:hyperlink r:id="rId78">
-        <w:r>
-          <w:rPr>
-            <w:lang w:val="id_ID" w:bidi="id_ID"/>
-          </w:rPr>
-          <w:rPr>
-            <w:color w:val="0000EE"/>
-            <w:u w:val="single"/>
-          </w:rPr>
-          <w:t>Kel. 6:14</w:t>
-        </w:r>
-      </w:hyperlink>
+      <w:r>
+        <w:rPr>
+          <w:lang w:val="id_ID" w:bidi="id_ID"/>
+        </w:rPr>
+        <w:t>Kel. 6:14</w:t>
+      </w:r>
       <w:r>
         <w:rPr>
           <w:lang w:val="id_ID" w:bidi="id_ID"/>
         </w:rPr>
         <w:t xml:space="preserve">, dan </w:t>
       </w:r>
-      <w:hyperlink r:id="rId79">
-        <w:r>
-          <w:rPr>
-            <w:lang w:val="id_ID" w:bidi="id_ID"/>
-          </w:rPr>
-          <w:rPr>
-            <w:color w:val="0000EE"/>
-            <w:u w:val="single"/>
-          </w:rPr>
-          <w:t>Bil. 26:5–6</w:t>
-        </w:r>
-      </w:hyperlink>
+      <w:r>
+        <w:rPr>
+          <w:lang w:val="id_ID" w:bidi="id_ID"/>
+        </w:rPr>
+        <w:t>Bil. 26:5–6</w:t>
+      </w:r>
       <w:r>
         <w:rPr>
           <w:lang w:val="id_ID" w:bidi="id_ID"/>
@@ -4075,36 +3644,24 @@
         </w:rPr>
         <w:t xml:space="preserve">Tiglat-pileser adalah raja Asyur dari tahun 744 hingga 727 SM. Ia menyerang suku-suku di Transyordan selama pemerintahan Raja Pekah, yang berlangsung dari tahun 752 hingga 732 SM. Ia membawa orang-orang itu ke dalam pembuangan (lihat </w:t>
       </w:r>
-      <w:hyperlink r:id="rId80">
-        <w:r>
-          <w:rPr>
-            <w:lang w:val="id_ID" w:bidi="id_ID"/>
-          </w:rPr>
-          <w:rPr>
-            <w:color w:val="0000EE"/>
-            <w:u w:val="single"/>
-          </w:rPr>
-          <w:t>1 Taw. 5:25–26</w:t>
-        </w:r>
-      </w:hyperlink>
+      <w:r>
+        <w:rPr>
+          <w:lang w:val="id_ID" w:bidi="id_ID"/>
+        </w:rPr>
+        <w:t>1 Taw. 5:25–26</w:t>
+      </w:r>
       <w:r>
         <w:rPr>
           <w:lang w:val="id_ID" w:bidi="id_ID"/>
         </w:rPr>
         <w:t xml:space="preserve">; </w:t>
       </w:r>
-      <w:hyperlink r:id="rId81">
-        <w:r>
-          <w:rPr>
-            <w:lang w:val="id_ID" w:bidi="id_ID"/>
-          </w:rPr>
-          <w:rPr>
-            <w:color w:val="0000EE"/>
-            <w:u w:val="single"/>
-          </w:rPr>
-          <w:t>2 Raj. 15:29</w:t>
-        </w:r>
-      </w:hyperlink>
+      <w:r>
+        <w:rPr>
+          <w:lang w:val="id_ID" w:bidi="id_ID"/>
+        </w:rPr>
+        <w:t>2 Raj. 15:29</w:t>
+      </w:r>
       <w:r>
         <w:rPr>
           <w:lang w:val="id_ID" w:bidi="id_ID"/>
@@ -4159,72 +3716,48 @@
         </w:rPr>
         <w:t xml:space="preserve">Suku-suku di Transyordan, termasuk suku Ruben, memperluas pemukiman mereka ke utara dan timur selama perang melawan orang Hagri pada masa Saul (lihat </w:t>
       </w:r>
-      <w:hyperlink r:id="rId82">
-        <w:r>
-          <w:rPr>
-            <w:lang w:val="id_ID" w:bidi="id_ID"/>
-          </w:rPr>
-          <w:rPr>
-            <w:color w:val="0000EE"/>
-            <w:u w:val="single"/>
-          </w:rPr>
-          <w:t>1 Taw. 5:18–22</w:t>
-        </w:r>
-      </w:hyperlink>
+      <w:r>
+        <w:rPr>
+          <w:lang w:val="id_ID" w:bidi="id_ID"/>
+        </w:rPr>
+        <w:t>1 Taw. 5:18–22</w:t>
+      </w:r>
       <w:r>
         <w:rPr>
           <w:lang w:val="id_ID" w:bidi="id_ID"/>
         </w:rPr>
         <w:t xml:space="preserve">; </w:t>
       </w:r>
-      <w:hyperlink r:id="rId83">
-        <w:r>
-          <w:rPr>
-            <w:lang w:val="id_ID" w:bidi="id_ID"/>
-          </w:rPr>
-          <w:rPr>
-            <w:color w:val="0000EE"/>
-            <w:u w:val="single"/>
-          </w:rPr>
-          <w:t>Mzm. 83:6</w:t>
-        </w:r>
-      </w:hyperlink>
+      <w:r>
+        <w:rPr>
+          <w:lang w:val="id_ID" w:bidi="id_ID"/>
+        </w:rPr>
+        <w:t>Mzm. 83:6</w:t>
+      </w:r>
       <w:r>
         <w:rPr>
           <w:lang w:val="id_ID" w:bidi="id_ID"/>
         </w:rPr>
         <w:t xml:space="preserve">). Kemudian, beberapa orang Hagri bergabung dengan pasukan Daud (lihat </w:t>
       </w:r>
-      <w:hyperlink r:id="rId84">
-        <w:r>
-          <w:rPr>
-            <w:lang w:val="id_ID" w:bidi="id_ID"/>
-          </w:rPr>
-          <w:rPr>
-            <w:color w:val="0000EE"/>
-            <w:u w:val="single"/>
-          </w:rPr>
-          <w:t>1 Taw. 11:38</w:t>
-        </w:r>
-      </w:hyperlink>
+      <w:r>
+        <w:rPr>
+          <w:lang w:val="id_ID" w:bidi="id_ID"/>
+        </w:rPr>
+        <w:t>1 Taw. 11:38</w:t>
+      </w:r>
       <w:r>
         <w:rPr>
           <w:lang w:val="id_ID" w:bidi="id_ID"/>
         </w:rPr>
         <w:t xml:space="preserve">; </w:t>
       </w:r>
-      <w:hyperlink r:id="rId85">
-        <w:r>
-          <w:rPr>
-            <w:lang w:val="id_ID" w:bidi="id_ID"/>
-          </w:rPr>
-          <w:rPr>
-            <w:color w:val="0000EE"/>
-            <w:u w:val="single"/>
-          </w:rPr>
-          <w:t>27:31</w:t>
-        </w:r>
-      </w:hyperlink>
+      <w:r>
+        <w:rPr>
+          <w:lang w:val="id_ID" w:bidi="id_ID"/>
+        </w:rPr>
+        <w:t>27:31</w:t>
+      </w:r>
       <w:r>
         <w:rPr>
           <w:lang w:val="id_ID" w:bidi="id_ID"/>
@@ -4279,18 +3812,12 @@
         </w:rPr>
         <w:t xml:space="preserve">Kisah perang melawan orang Hagri memperluas unsur-unsur yang diperkenalkan dalam </w:t>
       </w:r>
-      <w:hyperlink r:id="rId86">
-        <w:r>
-          <w:rPr>
-            <w:lang w:val="id_ID" w:bidi="id_ID"/>
-          </w:rPr>
-          <w:rPr>
-            <w:color w:val="0000EE"/>
-            <w:u w:val="single"/>
-          </w:rPr>
-          <w:t>1 Taw. 5:10</w:t>
-        </w:r>
-      </w:hyperlink>
+      <w:r>
+        <w:rPr>
+          <w:lang w:val="id_ID" w:bidi="id_ID"/>
+        </w:rPr>
+        <w:t>1 Taw. 5:10</w:t>
+      </w:r>
       <w:r>
         <w:rPr>
           <w:lang w:val="id_ID" w:bidi="id_ID"/>
@@ -4463,18 +3990,12 @@
         </w:rPr>
         <w:t>Para imam besar (</w:t>
       </w:r>
-      <w:hyperlink r:id="rId87">
-        <w:r>
-          <w:rPr>
-            <w:lang w:val="id_ID" w:bidi="id_ID"/>
-          </w:rPr>
-          <w:rPr>
-            <w:color w:val="0000EE"/>
-            <w:u w:val="single"/>
-          </w:rPr>
-          <w:t>1Taw. 6:1–15</w:t>
-        </w:r>
-      </w:hyperlink>
+      <w:r>
+        <w:rPr>
+          <w:lang w:val="id_ID" w:bidi="id_ID"/>
+        </w:rPr>
+        <w:t>1Taw. 6:1–15</w:t>
+      </w:r>
       <w:r>
         <w:rPr>
           <w:lang w:val="id_ID" w:bidi="id_ID"/>
@@ -4499,18 +4020,12 @@
         </w:rPr>
         <w:t>Tiga suku orang Lewi (</w:t>
       </w:r>
-      <w:hyperlink r:id="rId88">
-        <w:r>
-          <w:rPr>
-            <w:lang w:val="id_ID" w:bidi="id_ID"/>
-          </w:rPr>
-          <w:rPr>
-            <w:color w:val="0000EE"/>
-            <w:u w:val="single"/>
-          </w:rPr>
-          <w:t>1Taw. 6:16–30</w:t>
-        </w:r>
-      </w:hyperlink>
+      <w:r>
+        <w:rPr>
+          <w:lang w:val="id_ID" w:bidi="id_ID"/>
+        </w:rPr>
+        <w:t>1Taw. 6:16–30</w:t>
+      </w:r>
       <w:r>
         <w:rPr>
           <w:lang w:val="id_ID" w:bidi="id_ID"/>
@@ -4535,18 +4050,12 @@
         </w:rPr>
         <w:t>Para penyanyi (</w:t>
       </w:r>
-      <w:hyperlink r:id="rId89">
-        <w:r>
-          <w:rPr>
-            <w:lang w:val="id_ID" w:bidi="id_ID"/>
-          </w:rPr>
-          <w:rPr>
-            <w:color w:val="0000EE"/>
-            <w:u w:val="single"/>
-          </w:rPr>
-          <w:t>1Taw. 6:31–47</w:t>
-        </w:r>
-      </w:hyperlink>
+      <w:r>
+        <w:rPr>
+          <w:lang w:val="id_ID" w:bidi="id_ID"/>
+        </w:rPr>
+        <w:t>1Taw. 6:31–47</w:t>
+      </w:r>
       <w:r>
         <w:rPr>
           <w:lang w:val="id_ID" w:bidi="id_ID"/>
@@ -4663,54 +4172,36 @@
         </w:rPr>
         <w:t xml:space="preserve">Setelah pembuangan di Babel, masyarakat Yehuda perlu memastikan keturunan yang sah dari para imam. Silsilah Kehat ini menghubungkan leluhur dari Pentateukh dengan para imam besar hingga pembuangan Yehuda pada tahun 586 SM. Catatan-catatan lainnya menghubungkan para imam setelah pembuangan dengan garis keturunan ini (lihat </w:t>
       </w:r>
-      <w:hyperlink r:id="rId90">
-        <w:r>
-          <w:rPr>
-            <w:lang w:val="id_ID" w:bidi="id_ID"/>
-          </w:rPr>
-          <w:rPr>
-            <w:color w:val="0000EE"/>
-            <w:u w:val="single"/>
-          </w:rPr>
-          <w:t>Ezr. 3:2</w:t>
-        </w:r>
-      </w:hyperlink>
+      <w:r>
+        <w:rPr>
+          <w:lang w:val="id_ID" w:bidi="id_ID"/>
+        </w:rPr>
+        <w:t>Ezr. 3:2</w:t>
+      </w:r>
       <w:r>
         <w:rPr>
           <w:lang w:val="id_ID" w:bidi="id_ID"/>
         </w:rPr>
         <w:t xml:space="preserve">; </w:t>
       </w:r>
-      <w:hyperlink r:id="rId91">
-        <w:r>
-          <w:rPr>
-            <w:lang w:val="id_ID" w:bidi="id_ID"/>
-          </w:rPr>
-          <w:rPr>
-            <w:color w:val="0000EE"/>
-            <w:u w:val="single"/>
-          </w:rPr>
-          <w:t>7:1–6</w:t>
-        </w:r>
-      </w:hyperlink>
+      <w:r>
+        <w:rPr>
+          <w:lang w:val="id_ID" w:bidi="id_ID"/>
+        </w:rPr>
+        <w:t>7:1–6</w:t>
+      </w:r>
       <w:r>
         <w:rPr>
           <w:lang w:val="id_ID" w:bidi="id_ID"/>
         </w:rPr>
         <w:t xml:space="preserve">; </w:t>
       </w:r>
-      <w:hyperlink r:id="rId92">
-        <w:r>
-          <w:rPr>
-            <w:lang w:val="id_ID" w:bidi="id_ID"/>
-          </w:rPr>
-          <w:rPr>
-            <w:color w:val="0000EE"/>
-            <w:u w:val="single"/>
-          </w:rPr>
-          <w:t>Hag. 1:1</w:t>
-        </w:r>
-      </w:hyperlink>
+      <w:r>
+        <w:rPr>
+          <w:lang w:val="id_ID" w:bidi="id_ID"/>
+        </w:rPr>
+        <w:t>Hag. 1:1</w:t>
+      </w:r>
       <w:r>
         <w:rPr>
           <w:lang w:val="id_ID" w:bidi="id_ID"/>
@@ -4765,54 +4256,36 @@
         </w:rPr>
         <w:t xml:space="preserve">Sebagian besar ahli Perjanjian Lama sepakat bahwa frasa mengenai imam besar di Bait Suci yang dibangun oleh Salomo di Yerusalem seharusnya terdapat dalam </w:t>
       </w:r>
-      <w:hyperlink r:id="rId93">
-        <w:r>
-          <w:rPr>
-            <w:lang w:val="id_ID" w:bidi="id_ID"/>
-          </w:rPr>
-          <w:rPr>
-            <w:color w:val="0000EE"/>
-            <w:u w:val="single"/>
-          </w:rPr>
-          <w:t>1 Taw. 6:9</w:t>
-        </w:r>
-      </w:hyperlink>
+      <w:r>
+        <w:rPr>
+          <w:lang w:val="id_ID" w:bidi="id_ID"/>
+        </w:rPr>
+        <w:t>1 Taw. 6:9</w:t>
+      </w:r>
       <w:r>
         <w:rPr>
           <w:lang w:val="id_ID" w:bidi="id_ID"/>
         </w:rPr>
         <w:t xml:space="preserve"> (berkaitan dengan Azarya pertama). Mereka percaya ada kesalahan penulisan yang mengubah urutannya. Perbaikan ini menunjukkan adanya 12 generasi antara Harun dan pembangunan Bait Suci, sesuai dengan tanggal dalam </w:t>
       </w:r>
-      <w:hyperlink r:id="rId94">
-        <w:r>
-          <w:rPr>
-            <w:lang w:val="id_ID" w:bidi="id_ID"/>
-          </w:rPr>
-          <w:rPr>
-            <w:color w:val="0000EE"/>
-            <w:u w:val="single"/>
-          </w:rPr>
-          <w:t>1 Raj. 6:1</w:t>
-        </w:r>
-      </w:hyperlink>
+      <w:r>
+        <w:rPr>
+          <w:lang w:val="id_ID" w:bidi="id_ID"/>
+        </w:rPr>
+        <w:t>1 Raj. 6:1</w:t>
+      </w:r>
       <w:r>
         <w:rPr>
           <w:lang w:val="id_ID" w:bidi="id_ID"/>
         </w:rPr>
         <w:t xml:space="preserve"> (480 tahun setara dengan 12 generasi masing-masing 40 tahun dalam tipologi numerik). Perbaikan ini juga menunjukkan adanya 12 generasi antara pembangunan Bait Suci pada masa Azarya dan pembangunannya kembali pada masa Yesua (</w:t>
       </w:r>
-      <w:hyperlink r:id="rId90">
-        <w:r>
-          <w:rPr>
-            <w:lang w:val="id_ID" w:bidi="id_ID"/>
-          </w:rPr>
-          <w:rPr>
-            <w:color w:val="0000EE"/>
-            <w:u w:val="single"/>
-          </w:rPr>
-          <w:t>Ezr. 3:2</w:t>
-        </w:r>
-      </w:hyperlink>
+      <w:r>
+        <w:rPr>
+          <w:lang w:val="id_ID" w:bidi="id_ID"/>
+        </w:rPr>
+        <w:t>Ezr. 3:2</w:t>
+      </w:r>
       <w:r>
         <w:rPr>
           <w:lang w:val="id_ID" w:bidi="id_ID"/>
@@ -4867,36 +4340,24 @@
         </w:rPr>
         <w:t>Bagian pengantar yang kedua tentang orang Lewi (</w:t>
       </w:r>
-      <w:hyperlink r:id="rId95">
-        <w:r>
-          <w:rPr>
-            <w:lang w:val="id_ID" w:bidi="id_ID"/>
-          </w:rPr>
-          <w:rPr>
-            <w:color w:val="0000EE"/>
-            <w:u w:val="single"/>
-          </w:rPr>
-          <w:t>1 Taw. 6:16–19a</w:t>
-        </w:r>
-      </w:hyperlink>
+      <w:r>
+        <w:rPr>
+          <w:lang w:val="id_ID" w:bidi="id_ID"/>
+        </w:rPr>
+        <w:t>1 Taw. 6:16–19a</w:t>
+      </w:r>
       <w:r>
         <w:rPr>
           <w:lang w:val="id_ID" w:bidi="id_ID"/>
         </w:rPr>
         <w:t>) menyajikan para pemimpin dari semua keluarga Lewi (</w:t>
       </w:r>
-      <w:hyperlink r:id="rId96">
-        <w:r>
-          <w:rPr>
-            <w:lang w:val="id_ID" w:bidi="id_ID"/>
-          </w:rPr>
-          <w:rPr>
-            <w:color w:val="0000EE"/>
-            <w:u w:val="single"/>
-          </w:rPr>
-          <w:t>1 Taw. 6:19b–30</w:t>
-        </w:r>
-      </w:hyperlink>
+      <w:r>
+        <w:rPr>
+          <w:lang w:val="id_ID" w:bidi="id_ID"/>
+        </w:rPr>
+        <w:t>1 Taw. 6:19b–30</w:t>
+      </w:r>
       <w:r>
         <w:rPr>
           <w:lang w:val="id_ID" w:bidi="id_ID"/>
@@ -4921,18 +4382,12 @@
         </w:rPr>
         <w:t>Gerson (</w:t>
       </w:r>
-      <w:hyperlink r:id="rId97">
-        <w:r>
-          <w:rPr>
-            <w:lang w:val="id_ID" w:bidi="id_ID"/>
-          </w:rPr>
-          <w:rPr>
-            <w:color w:val="0000EE"/>
-            <w:u w:val="single"/>
-          </w:rPr>
-          <w:t>1Taw. 6:20–21</w:t>
-        </w:r>
-      </w:hyperlink>
+      <w:r>
+        <w:rPr>
+          <w:lang w:val="id_ID" w:bidi="id_ID"/>
+        </w:rPr>
+        <w:t>1Taw. 6:20–21</w:t>
+      </w:r>
       <w:r>
         <w:rPr>
           <w:lang w:val="id_ID" w:bidi="id_ID"/>
@@ -4957,18 +4412,12 @@
         </w:rPr>
         <w:t>Kehat (</w:t>
       </w:r>
-      <w:hyperlink r:id="rId98">
-        <w:r>
-          <w:rPr>
-            <w:lang w:val="id_ID" w:bidi="id_ID"/>
-          </w:rPr>
-          <w:rPr>
-            <w:color w:val="0000EE"/>
-            <w:u w:val="single"/>
-          </w:rPr>
-          <w:t>1Taw. 6:22–24</w:t>
-        </w:r>
-      </w:hyperlink>
+      <w:r>
+        <w:rPr>
+          <w:lang w:val="id_ID" w:bidi="id_ID"/>
+        </w:rPr>
+        <w:t>1Taw. 6:22–24</w:t>
+      </w:r>
       <w:r>
         <w:rPr>
           <w:lang w:val="id_ID" w:bidi="id_ID"/>
@@ -4993,18 +4442,12 @@
         </w:rPr>
         <w:t>Merari (</w:t>
       </w:r>
-      <w:hyperlink r:id="rId99">
-        <w:r>
-          <w:rPr>
-            <w:lang w:val="id_ID" w:bidi="id_ID"/>
-          </w:rPr>
-          <w:rPr>
-            <w:color w:val="0000EE"/>
-            <w:u w:val="single"/>
-          </w:rPr>
-          <w:t>1Taw. 6:29–30</w:t>
-        </w:r>
-      </w:hyperlink>
+      <w:r>
+        <w:rPr>
+          <w:lang w:val="id_ID" w:bidi="id_ID"/>
+        </w:rPr>
+        <w:t>1Taw. 6:29–30</w:t>
+      </w:r>
       <w:r>
         <w:rPr>
           <w:lang w:val="id_ID" w:bidi="id_ID"/>
@@ -5059,18 +4502,12 @@
         </w:rPr>
         <w:t>Ketika Samuel bekerja untuk Eli, ia menjalankan peran yang mirip dengan seorang Lewi (</w:t>
       </w:r>
-      <w:hyperlink r:id="rId100">
-        <w:r>
-          <w:rPr>
-            <w:lang w:val="id_ID" w:bidi="id_ID"/>
-          </w:rPr>
-          <w:rPr>
-            <w:color w:val="0000EE"/>
-            <w:u w:val="single"/>
-          </w:rPr>
-          <w:t>1 Sam. 3:1</w:t>
-        </w:r>
-      </w:hyperlink>
+      <w:r>
+        <w:rPr>
+          <w:lang w:val="id_ID" w:bidi="id_ID"/>
+        </w:rPr>
+        <w:t>1 Sam. 3:1</w:t>
+      </w:r>
       <w:r>
         <w:rPr>
           <w:lang w:val="id_ID" w:bidi="id_ID"/>
@@ -5125,54 +4562,36 @@
         </w:rPr>
         <w:t>Silsilah ini mencantumkan para penyanyi utama dari Kehat (</w:t>
       </w:r>
-      <w:hyperlink r:id="rId101">
-        <w:r>
-          <w:rPr>
-            <w:lang w:val="id_ID" w:bidi="id_ID"/>
-          </w:rPr>
-          <w:rPr>
-            <w:color w:val="0000EE"/>
-            <w:u w:val="single"/>
-          </w:rPr>
-          <w:t>1 Taw. 6:33</w:t>
-        </w:r>
-      </w:hyperlink>
+      <w:r>
+        <w:rPr>
+          <w:lang w:val="id_ID" w:bidi="id_ID"/>
+        </w:rPr>
+        <w:t>1 Taw. 6:33</w:t>
+      </w:r>
       <w:r>
         <w:rPr>
           <w:lang w:val="id_ID" w:bidi="id_ID"/>
         </w:rPr>
         <w:t>), Gerson (</w:t>
       </w:r>
-      <w:hyperlink r:id="rId102">
-        <w:r>
-          <w:rPr>
-            <w:lang w:val="id_ID" w:bidi="id_ID"/>
-          </w:rPr>
-          <w:rPr>
-            <w:color w:val="0000EE"/>
-            <w:u w:val="single"/>
-          </w:rPr>
-          <w:t>1 Taw. 6:39</w:t>
-        </w:r>
-      </w:hyperlink>
+      <w:r>
+        <w:rPr>
+          <w:lang w:val="id_ID" w:bidi="id_ID"/>
+        </w:rPr>
+        <w:t>1 Taw. 6:39</w:t>
+      </w:r>
       <w:r>
         <w:rPr>
           <w:lang w:val="id_ID" w:bidi="id_ID"/>
         </w:rPr>
         <w:t>), dan Merari (</w:t>
       </w:r>
-      <w:hyperlink r:id="rId103">
-        <w:r>
-          <w:rPr>
-            <w:lang w:val="id_ID" w:bidi="id_ID"/>
-          </w:rPr>
-          <w:rPr>
-            <w:color w:val="0000EE"/>
-            <w:u w:val="single"/>
-          </w:rPr>
-          <w:t>1 Taw. 6:44</w:t>
-        </w:r>
-      </w:hyperlink>
+      <w:r>
+        <w:rPr>
+          <w:lang w:val="id_ID" w:bidi="id_ID"/>
+        </w:rPr>
+        <w:t>1 Taw. 6:44</w:t>
+      </w:r>
       <w:r>
         <w:rPr>
           <w:lang w:val="id_ID" w:bidi="id_ID"/>
@@ -5227,18 +4646,12 @@
         </w:rPr>
         <w:t xml:space="preserve">Heman adalah penyanyi utama di antara para musisi Daud (lihat </w:t>
       </w:r>
-      <w:hyperlink r:id="rId104">
-        <w:r>
-          <w:rPr>
-            <w:lang w:val="id_ID" w:bidi="id_ID"/>
-          </w:rPr>
-          <w:rPr>
-            <w:color w:val="0000EE"/>
-            <w:u w:val="single"/>
-          </w:rPr>
-          <w:t>Mzm. 88:1</w:t>
-        </w:r>
-      </w:hyperlink>
+      <w:r>
+        <w:rPr>
+          <w:lang w:val="id_ID" w:bidi="id_ID"/>
+        </w:rPr>
+        <w:t>Mzm. 88:1</w:t>
+      </w:r>
       <w:r>
         <w:rPr>
           <w:lang w:val="id_ID" w:bidi="id_ID"/>
@@ -5293,36 +4706,24 @@
         </w:rPr>
         <w:t>Asaf menulis beberapa mazmur (</w:t>
       </w:r>
-      <w:hyperlink r:id="rId105">
-        <w:r>
-          <w:rPr>
-            <w:lang w:val="id_ID" w:bidi="id_ID"/>
-          </w:rPr>
-          <w:rPr>
-            <w:color w:val="0000EE"/>
-            <w:u w:val="single"/>
-          </w:rPr>
-          <w:t>Mzm. 50</w:t>
-        </w:r>
-      </w:hyperlink>
+      <w:r>
+        <w:rPr>
+          <w:lang w:val="id_ID" w:bidi="id_ID"/>
+        </w:rPr>
+        <w:t>Mzm. 50</w:t>
+      </w:r>
       <w:r>
         <w:rPr>
           <w:lang w:val="id_ID" w:bidi="id_ID"/>
         </w:rPr>
         <w:t xml:space="preserve">; </w:t>
       </w:r>
-      <w:hyperlink r:id="rId106">
-        <w:r>
-          <w:rPr>
-            <w:lang w:val="id_ID" w:bidi="id_ID"/>
-          </w:rPr>
-          <w:rPr>
-            <w:color w:val="0000EE"/>
-            <w:u w:val="single"/>
-          </w:rPr>
-          <w:t>73–83</w:t>
-        </w:r>
-      </w:hyperlink>
+      <w:r>
+        <w:rPr>
+          <w:lang w:val="id_ID" w:bidi="id_ID"/>
+        </w:rPr>
+        <w:t>73–83</w:t>
+      </w:r>
       <w:r>
         <w:rPr>
           <w:lang w:val="id_ID" w:bidi="id_ID"/>
@@ -5425,72 +4826,48 @@
         </w:rPr>
         <w:t>Daftar para imam dari Harun hingga Ahimaas menjadi pengantar untuk daftar wilayah (</w:t>
       </w:r>
-      <w:hyperlink r:id="rId107">
-        <w:r>
-          <w:rPr>
-            <w:lang w:val="id_ID" w:bidi="id_ID"/>
-          </w:rPr>
-          <w:rPr>
-            <w:color w:val="0000EE"/>
-            <w:u w:val="single"/>
-          </w:rPr>
-          <w:t>1 Taw. 6:54–81</w:t>
-        </w:r>
-      </w:hyperlink>
+      <w:r>
+        <w:rPr>
+          <w:lang w:val="id_ID" w:bidi="id_ID"/>
+        </w:rPr>
+        <w:t>1 Taw. 6:54–81</w:t>
+      </w:r>
       <w:r>
         <w:rPr>
           <w:lang w:val="id_ID" w:bidi="id_ID"/>
         </w:rPr>
         <w:t>). Daftar ini berlanjut hingga zaman Daud, ketika Ahimaas bertugas (</w:t>
       </w:r>
-      <w:hyperlink r:id="rId108">
-        <w:r>
-          <w:rPr>
-            <w:lang w:val="id_ID" w:bidi="id_ID"/>
-          </w:rPr>
-          <w:rPr>
-            <w:color w:val="0000EE"/>
-            <w:u w:val="single"/>
-          </w:rPr>
-          <w:t>2 Sam. 15:36</w:t>
-        </w:r>
-      </w:hyperlink>
+      <w:r>
+        <w:rPr>
+          <w:lang w:val="id_ID" w:bidi="id_ID"/>
+        </w:rPr>
+        <w:t>2 Sam. 15:36</w:t>
+      </w:r>
       <w:r>
         <w:rPr>
           <w:lang w:val="id_ID" w:bidi="id_ID"/>
         </w:rPr>
         <w:t xml:space="preserve">; </w:t>
       </w:r>
-      <w:hyperlink r:id="rId109">
-        <w:r>
-          <w:rPr>
-            <w:lang w:val="id_ID" w:bidi="id_ID"/>
-          </w:rPr>
-          <w:rPr>
-            <w:color w:val="0000EE"/>
-            <w:u w:val="single"/>
-          </w:rPr>
-          <w:t>17:17–29</w:t>
-        </w:r>
-      </w:hyperlink>
+      <w:r>
+        <w:rPr>
+          <w:lang w:val="id_ID" w:bidi="id_ID"/>
+        </w:rPr>
+        <w:t>17:17–29</w:t>
+      </w:r>
       <w:r>
         <w:rPr>
           <w:lang w:val="id_ID" w:bidi="id_ID"/>
         </w:rPr>
         <w:t xml:space="preserve">; </w:t>
       </w:r>
-      <w:hyperlink r:id="rId110">
-        <w:r>
-          <w:rPr>
-            <w:lang w:val="id_ID" w:bidi="id_ID"/>
-          </w:rPr>
-          <w:rPr>
-            <w:color w:val="0000EE"/>
-            <w:u w:val="single"/>
-          </w:rPr>
-          <w:t>18:19–29</w:t>
-        </w:r>
-      </w:hyperlink>
+      <w:r>
+        <w:rPr>
+          <w:lang w:val="id_ID" w:bidi="id_ID"/>
+        </w:rPr>
+        <w:t>18:19–29</w:t>
+      </w:r>
       <w:r>
         <w:rPr>
           <w:lang w:val="id_ID" w:bidi="id_ID"/>
@@ -5545,18 +4922,12 @@
         </w:rPr>
         <w:t xml:space="preserve">Daftar kota-kota orang Lewi berasal dari </w:t>
       </w:r>
-      <w:hyperlink r:id="rId111">
-        <w:r>
-          <w:rPr>
-            <w:lang w:val="id_ID" w:bidi="id_ID"/>
-          </w:rPr>
-          <w:rPr>
-            <w:color w:val="0000EE"/>
-            <w:u w:val="single"/>
-          </w:rPr>
-          <w:t>Yos. 21</w:t>
-        </w:r>
-      </w:hyperlink>
+      <w:r>
+        <w:rPr>
+          <w:lang w:val="id_ID" w:bidi="id_ID"/>
+        </w:rPr>
+        <w:t>Yos. 21</w:t>
+      </w:r>
       <w:r>
         <w:rPr>
           <w:lang w:val="id_ID" w:bidi="id_ID"/>
@@ -5699,108 +5070,72 @@
         </w:rPr>
         <w:t>Teks Ibrani dari ayat ini tampaknya terputus, kemungkinan karena hilang selama penyalinan oleh juru tulis, karena tidak ada pengantar untuk Ir atau Husim. Nama Supim dan Hupim muncul dalam suku Benyamin (</w:t>
       </w:r>
-      <w:hyperlink r:id="rId112">
-        <w:r>
-          <w:rPr>
-            <w:lang w:val="id_ID" w:bidi="id_ID"/>
-          </w:rPr>
-          <w:rPr>
-            <w:color w:val="0000EE"/>
-            <w:u w:val="single"/>
-          </w:rPr>
-          <w:t>1 Taw. 8:8</w:t>
-        </w:r>
-      </w:hyperlink>
+      <w:r>
+        <w:rPr>
+          <w:lang w:val="id_ID" w:bidi="id_ID"/>
+        </w:rPr>
+        <w:t>1 Taw. 8:8</w:t>
+      </w:r>
       <w:r>
         <w:rPr>
           <w:lang w:val="id_ID" w:bidi="id_ID"/>
         </w:rPr>
         <w:t xml:space="preserve">, </w:t>
       </w:r>
-      <w:hyperlink r:id="rId113">
-        <w:r>
-          <w:rPr>
-            <w:lang w:val="id_ID" w:bidi="id_ID"/>
-          </w:rPr>
-          <w:rPr>
-            <w:color w:val="0000EE"/>
-            <w:u w:val="single"/>
-          </w:rPr>
-          <w:t>11</w:t>
-        </w:r>
-      </w:hyperlink>
+      <w:r>
+        <w:rPr>
+          <w:lang w:val="id_ID" w:bidi="id_ID"/>
+        </w:rPr>
+        <w:t>11</w:t>
+      </w:r>
       <w:r>
         <w:rPr>
           <w:lang w:val="id_ID" w:bidi="id_ID"/>
         </w:rPr>
         <w:t xml:space="preserve">; </w:t>
       </w:r>
-      <w:hyperlink r:id="rId114">
-        <w:r>
-          <w:rPr>
-            <w:lang w:val="id_ID" w:bidi="id_ID"/>
-          </w:rPr>
-          <w:rPr>
-            <w:color w:val="0000EE"/>
-            <w:u w:val="single"/>
-          </w:rPr>
-          <w:t>Kej. 46:21</w:t>
-        </w:r>
-      </w:hyperlink>
+      <w:r>
+        <w:rPr>
+          <w:lang w:val="id_ID" w:bidi="id_ID"/>
+        </w:rPr>
+        <w:t>Kej. 46:21</w:t>
+      </w:r>
       <w:r>
         <w:rPr>
           <w:lang w:val="id_ID" w:bidi="id_ID"/>
         </w:rPr>
         <w:t xml:space="preserve">; </w:t>
       </w:r>
-      <w:hyperlink r:id="rId115">
-        <w:r>
-          <w:rPr>
-            <w:lang w:val="id_ID" w:bidi="id_ID"/>
-          </w:rPr>
-          <w:rPr>
-            <w:color w:val="0000EE"/>
-            <w:u w:val="single"/>
-          </w:rPr>
-          <w:t>Bil. 26:39</w:t>
-        </w:r>
-      </w:hyperlink>
+      <w:r>
+        <w:rPr>
+          <w:lang w:val="id_ID" w:bidi="id_ID"/>
+        </w:rPr>
+        <w:t>Bil. 26:39</w:t>
+      </w:r>
       <w:r>
         <w:rPr>
           <w:lang w:val="id_ID" w:bidi="id_ID"/>
         </w:rPr>
         <w:t xml:space="preserve">). Jika teks Ibrani memang rusak, Husim mungkin adalah keturunan dari suku Dan (bdk. </w:t>
       </w:r>
-      <w:hyperlink r:id="rId116">
-        <w:r>
-          <w:rPr>
-            <w:lang w:val="id_ID" w:bidi="id_ID"/>
-          </w:rPr>
-          <w:rPr>
-            <w:color w:val="0000EE"/>
-            <w:u w:val="single"/>
-          </w:rPr>
-          <w:t>Kej. 46:23</w:t>
-        </w:r>
-      </w:hyperlink>
+      <w:r>
+        <w:rPr>
+          <w:lang w:val="id_ID" w:bidi="id_ID"/>
+        </w:rPr>
+        <w:t>Kej. 46:23</w:t>
+      </w:r>
       <w:r>
         <w:rPr>
           <w:lang w:val="id_ID" w:bidi="id_ID"/>
         </w:rPr>
         <w:t xml:space="preserve">; </w:t>
       </w:r>
-      <w:hyperlink r:id="rId117">
-        <w:r>
-          <w:rPr>
-            <w:lang w:val="id_ID" w:bidi="id_ID"/>
-          </w:rPr>
-          <w:rPr>
-            <w:color w:val="0000EE"/>
-            <w:u w:val="single"/>
-          </w:rPr>
-          <w:t>Bil. 26:42</w:t>
-        </w:r>
-      </w:hyperlink>
+      <w:r>
+        <w:rPr>
+          <w:lang w:val="id_ID" w:bidi="id_ID"/>
+        </w:rPr>
+        <w:t>Bil. 26:42</w:t>
+      </w:r>
       <w:r>
         <w:rPr>
           <w:lang w:val="id_ID" w:bidi="id_ID"/>
@@ -5855,54 +5190,36 @@
         </w:rPr>
         <w:t xml:space="preserve">Berbeda dengan silsilah lainnya, daftar anak-anak Naftali ini hanya menunjukkan generasi pertama (lihat </w:t>
       </w:r>
-      <w:hyperlink r:id="rId118">
-        <w:r>
-          <w:rPr>
-            <w:lang w:val="id_ID" w:bidi="id_ID"/>
-          </w:rPr>
-          <w:rPr>
-            <w:color w:val="0000EE"/>
-            <w:u w:val="single"/>
-          </w:rPr>
-          <w:t>Kej. 46:24</w:t>
-        </w:r>
-      </w:hyperlink>
+      <w:r>
+        <w:rPr>
+          <w:lang w:val="id_ID" w:bidi="id_ID"/>
+        </w:rPr>
+        <w:t>Kej. 46:24</w:t>
+      </w:r>
       <w:r>
         <w:rPr>
           <w:lang w:val="id_ID" w:bidi="id_ID"/>
         </w:rPr>
         <w:t xml:space="preserve">; </w:t>
       </w:r>
-      <w:hyperlink r:id="rId119">
-        <w:r>
-          <w:rPr>
-            <w:lang w:val="id_ID" w:bidi="id_ID"/>
-          </w:rPr>
-          <w:rPr>
-            <w:color w:val="0000EE"/>
-            <w:u w:val="single"/>
-          </w:rPr>
-          <w:t>Bil. 26:48–50</w:t>
-        </w:r>
-      </w:hyperlink>
+      <w:r>
+        <w:rPr>
+          <w:lang w:val="id_ID" w:bidi="id_ID"/>
+        </w:rPr>
+        <w:t>Bil. 26:48–50</w:t>
+      </w:r>
       <w:r>
         <w:rPr>
           <w:lang w:val="id_ID" w:bidi="id_ID"/>
         </w:rPr>
         <w:t>). Naskah kitab Tawarikh mungkin telah rusak sejak awal penyalinannya, yang dapat menjelaskan mengapa Dan dan Zebulon tidak tercantum. Juga mungkin bahwa catatan untuk Zebulon, Dan, dan Naftali hilang ketika Tiglat-Pileser menyerang dan mengasingkan suku-suku ini selama pemerintahan Pekah (</w:t>
       </w:r>
-      <w:hyperlink r:id="rId81">
-        <w:r>
-          <w:rPr>
-            <w:lang w:val="id_ID" w:bidi="id_ID"/>
-          </w:rPr>
-          <w:rPr>
-            <w:color w:val="0000EE"/>
-            <w:u w:val="single"/>
-          </w:rPr>
-          <w:t>2 Raj. 15:29</w:t>
-        </w:r>
-      </w:hyperlink>
+      <w:r>
+        <w:rPr>
+          <w:lang w:val="id_ID" w:bidi="id_ID"/>
+        </w:rPr>
+        <w:t>2 Raj. 15:29</w:t>
+      </w:r>
       <w:r>
         <w:rPr>
           <w:lang w:val="id_ID" w:bidi="id_ID"/>
@@ -5979,18 +5296,12 @@
         </w:rPr>
         <w:t>Maakha disebut sebagai saudara perempuan dan istri Makhir (</w:t>
       </w:r>
-      <w:hyperlink r:id="rId120">
-        <w:r>
-          <w:rPr>
-            <w:lang w:val="id_ID" w:bidi="id_ID"/>
-          </w:rPr>
-          <w:rPr>
-            <w:color w:val="0000EE"/>
-            <w:u w:val="single"/>
-          </w:rPr>
-          <w:t>1 Taw. 7:15–16</w:t>
-        </w:r>
-      </w:hyperlink>
+      <w:r>
+        <w:rPr>
+          <w:lang w:val="id_ID" w:bidi="id_ID"/>
+        </w:rPr>
+        <w:t>1 Taw. 7:15–16</w:t>
+      </w:r>
       <w:r>
         <w:rPr>
           <w:lang w:val="id_ID" w:bidi="id_ID"/>
@@ -6015,18 +5326,12 @@
         </w:rPr>
         <w:t>Hupim dan Supim sebelumnya tercatat bersama Benyamin (</w:t>
       </w:r>
-      <w:hyperlink r:id="rId121">
-        <w:r>
-          <w:rPr>
-            <w:lang w:val="id_ID" w:bidi="id_ID"/>
-          </w:rPr>
-          <w:rPr>
-            <w:color w:val="0000EE"/>
-            <w:u w:val="single"/>
-          </w:rPr>
-          <w:t>1 Taw. 7:12</w:t>
-        </w:r>
-      </w:hyperlink>
+      <w:r>
+        <w:rPr>
+          <w:lang w:val="id_ID" w:bidi="id_ID"/>
+        </w:rPr>
+        <w:t>1 Taw. 7:12</w:t>
+      </w:r>
       <w:r>
         <w:rPr>
           <w:lang w:val="id_ID" w:bidi="id_ID"/>
@@ -6051,36 +5356,24 @@
         </w:rPr>
         <w:t>Mereka yang dianggap sebagai orang Gilead (</w:t>
       </w:r>
-      <w:hyperlink r:id="rId122">
-        <w:r>
-          <w:rPr>
-            <w:lang w:val="id_ID" w:bidi="id_ID"/>
-          </w:rPr>
-          <w:rPr>
-            <w:color w:val="0000EE"/>
-            <w:u w:val="single"/>
-          </w:rPr>
-          <w:t>1 Taw. 7:16–17</w:t>
-        </w:r>
-      </w:hyperlink>
+      <w:r>
+        <w:rPr>
+          <w:lang w:val="id_ID" w:bidi="id_ID"/>
+        </w:rPr>
+        <w:t>1 Taw. 7:16–17</w:t>
+      </w:r>
       <w:r>
         <w:rPr>
           <w:lang w:val="id_ID" w:bidi="id_ID"/>
         </w:rPr>
         <w:t xml:space="preserve">) secara tidak jelas dikaitkan dengan Gilead, yang keturunannya langsung tidak disebutkan (bdk. </w:t>
       </w:r>
-      <w:hyperlink r:id="rId123">
-        <w:r>
-          <w:rPr>
-            <w:lang w:val="id_ID" w:bidi="id_ID"/>
-          </w:rPr>
-          <w:rPr>
-            <w:color w:val="0000EE"/>
-            <w:u w:val="single"/>
-          </w:rPr>
-          <w:t>Bil. 26:30–33</w:t>
-        </w:r>
-      </w:hyperlink>
+      <w:r>
+        <w:rPr>
+          <w:lang w:val="id_ID" w:bidi="id_ID"/>
+        </w:rPr>
+        <w:t>Bil. 26:30–33</w:t>
+      </w:r>
       <w:r>
         <w:rPr>
           <w:lang w:val="id_ID" w:bidi="id_ID"/>
@@ -6105,36 +5398,24 @@
         </w:rPr>
         <w:t>Anak-anak Semida tidak terkait dalam silsilah (</w:t>
       </w:r>
-      <w:hyperlink r:id="rId124">
-        <w:r>
-          <w:rPr>
-            <w:lang w:val="id_ID" w:bidi="id_ID"/>
-          </w:rPr>
-          <w:rPr>
-            <w:color w:val="0000EE"/>
-            <w:u w:val="single"/>
-          </w:rPr>
-          <w:t>1 Taw. 7:19</w:t>
-        </w:r>
-      </w:hyperlink>
+      <w:r>
+        <w:rPr>
+          <w:lang w:val="id_ID" w:bidi="id_ID"/>
+        </w:rPr>
+        <w:t>1 Taw. 7:19</w:t>
+      </w:r>
       <w:r>
         <w:rPr>
           <w:lang w:val="id_ID" w:bidi="id_ID"/>
         </w:rPr>
         <w:t>). Semida adalah salah satu keturunan Gilead (</w:t>
       </w:r>
-      <w:hyperlink r:id="rId125">
-        <w:r>
-          <w:rPr>
-            <w:lang w:val="id_ID" w:bidi="id_ID"/>
-          </w:rPr>
-          <w:rPr>
-            <w:color w:val="0000EE"/>
-            <w:u w:val="single"/>
-          </w:rPr>
-          <w:t>Bil. 26:32</w:t>
-        </w:r>
-      </w:hyperlink>
+      <w:r>
+        <w:rPr>
+          <w:lang w:val="id_ID" w:bidi="id_ID"/>
+        </w:rPr>
+        <w:t>Bil. 26:32</w:t>
+      </w:r>
       <w:r>
         <w:rPr>
           <w:lang w:val="id_ID" w:bidi="id_ID"/>
@@ -6189,18 +5470,12 @@
         </w:rPr>
         <w:t>Silsilah keturunan Efraim mencakup kisah tentang bagaimana suku tersebut menetap di Kanaan (</w:t>
       </w:r>
-      <w:hyperlink r:id="rId126">
-        <w:r>
-          <w:rPr>
-            <w:lang w:val="id_ID" w:bidi="id_ID"/>
-          </w:rPr>
-          <w:rPr>
-            <w:color w:val="0000EE"/>
-            <w:u w:val="single"/>
-          </w:rPr>
-          <w:t>1 Taw. 7:21–24</w:t>
-        </w:r>
-      </w:hyperlink>
+      <w:r>
+        <w:rPr>
+          <w:lang w:val="id_ID" w:bidi="id_ID"/>
+        </w:rPr>
+        <w:t>1 Taw. 7:21–24</w:t>
+      </w:r>
       <w:r>
         <w:rPr>
           <w:lang w:val="id_ID" w:bidi="id_ID"/>
@@ -6397,36 +5672,24 @@
         </w:rPr>
         <w:t xml:space="preserve"> (</w:t>
       </w:r>
-      <w:hyperlink r:id="rId127">
-        <w:r>
-          <w:rPr>
-            <w:lang w:val="id_ID" w:bidi="id_ID"/>
-          </w:rPr>
-          <w:rPr>
-            <w:color w:val="0000EE"/>
-            <w:u w:val="single"/>
-          </w:rPr>
-          <w:t>1 Taw. 8:3</w:t>
-        </w:r>
-      </w:hyperlink>
+      <w:r>
+        <w:rPr>
+          <w:lang w:val="id_ID" w:bidi="id_ID"/>
+        </w:rPr>
+        <w:t>1 Taw. 8:3</w:t>
+      </w:r>
       <w:r>
         <w:rPr>
           <w:lang w:val="id_ID" w:bidi="id_ID"/>
         </w:rPr>
         <w:t xml:space="preserve">, </w:t>
       </w:r>
-      <w:hyperlink r:id="rId128">
-        <w:r>
-          <w:rPr>
-            <w:lang w:val="id_ID" w:bidi="id_ID"/>
-          </w:rPr>
-          <w:rPr>
-            <w:color w:val="0000EE"/>
-            <w:u w:val="single"/>
-          </w:rPr>
-          <w:t>5</w:t>
-        </w:r>
-      </w:hyperlink>
+      <w:r>
+        <w:rPr>
+          <w:lang w:val="id_ID" w:bidi="id_ID"/>
+        </w:rPr>
+        <w:t>5</w:t>
+      </w:r>
       <w:r>
         <w:rPr>
           <w:lang w:val="id_ID" w:bidi="id_ID"/>
@@ -6481,36 +5744,24 @@
         </w:rPr>
         <w:t>Daftar ini menunjukkan milisi dari suku Ehud (</w:t>
       </w:r>
-      <w:hyperlink r:id="rId129">
-        <w:r>
-          <w:rPr>
-            <w:lang w:val="id_ID" w:bidi="id_ID"/>
-          </w:rPr>
-          <w:rPr>
-            <w:color w:val="0000EE"/>
-            <w:u w:val="single"/>
-          </w:rPr>
-          <w:t>1 Taw. 8:6–7</w:t>
-        </w:r>
-      </w:hyperlink>
+      <w:r>
+        <w:rPr>
+          <w:lang w:val="id_ID" w:bidi="id_ID"/>
+        </w:rPr>
+        <w:t>1 Taw. 8:6–7</w:t>
+      </w:r>
       <w:r>
         <w:rPr>
           <w:lang w:val="id_ID" w:bidi="id_ID"/>
         </w:rPr>
         <w:t>) dan Saharaim (</w:t>
       </w:r>
-      <w:hyperlink r:id="rId130">
-        <w:r>
-          <w:rPr>
-            <w:lang w:val="id_ID" w:bidi="id_ID"/>
-          </w:rPr>
-          <w:rPr>
-            <w:color w:val="0000EE"/>
-            <w:u w:val="single"/>
-          </w:rPr>
-          <w:t>1 Taw. 8:8–28</w:t>
-        </w:r>
-      </w:hyperlink>
+      <w:r>
+        <w:rPr>
+          <w:lang w:val="id_ID" w:bidi="id_ID"/>
+        </w:rPr>
+        <w:t>1 Taw. 8:8–28</w:t>
+      </w:r>
       <w:r>
         <w:rPr>
           <w:lang w:val="id_ID" w:bidi="id_ID"/>
@@ -6673,54 +5924,36 @@
         </w:rPr>
         <w:t>) hingga keluarga Azel dan Esek (</w:t>
       </w:r>
-      <w:hyperlink r:id="rId131">
-        <w:r>
-          <w:rPr>
-            <w:lang w:val="id_ID" w:bidi="id_ID"/>
-          </w:rPr>
-          <w:rPr>
-            <w:color w:val="0000EE"/>
-            <w:u w:val="single"/>
-          </w:rPr>
-          <w:t>1 Taw. 8:38–40</w:t>
-        </w:r>
-      </w:hyperlink>
+      <w:r>
+        <w:rPr>
+          <w:lang w:val="id_ID" w:bidi="id_ID"/>
+        </w:rPr>
+        <w:t>1 Taw. 8:38–40</w:t>
+      </w:r>
       <w:r>
         <w:rPr>
           <w:lang w:val="id_ID" w:bidi="id_ID"/>
         </w:rPr>
         <w:t>). Mikha (</w:t>
       </w:r>
-      <w:hyperlink r:id="rId132">
-        <w:r>
-          <w:rPr>
-            <w:lang w:val="id_ID" w:bidi="id_ID"/>
-          </w:rPr>
-          <w:rPr>
-            <w:color w:val="0000EE"/>
-            <w:u w:val="single"/>
-          </w:rPr>
-          <w:t>1 Taw. 8:35</w:t>
-        </w:r>
-      </w:hyperlink>
+      <w:r>
+        <w:rPr>
+          <w:lang w:val="id_ID" w:bidi="id_ID"/>
+        </w:rPr>
+        <w:t>1 Taw. 8:35</w:t>
+      </w:r>
       <w:r>
         <w:rPr>
           <w:lang w:val="id_ID" w:bidi="id_ID"/>
         </w:rPr>
         <w:t>) hidup pada masa Salomo, dan Ulam (</w:t>
       </w:r>
-      <w:hyperlink r:id="rId133">
-        <w:r>
-          <w:rPr>
-            <w:lang w:val="id_ID" w:bidi="id_ID"/>
-          </w:rPr>
-          <w:rPr>
-            <w:color w:val="0000EE"/>
-            <w:u w:val="single"/>
-          </w:rPr>
-          <w:t>1 Taw. 8:39</w:t>
-        </w:r>
-      </w:hyperlink>
+      <w:r>
+        <w:rPr>
+          <w:lang w:val="id_ID" w:bidi="id_ID"/>
+        </w:rPr>
+        <w:t>1 Taw. 8:39</w:t>
+      </w:r>
       <w:r>
         <w:rPr>
           <w:lang w:val="id_ID" w:bidi="id_ID"/>
@@ -6840,54 +6073,36 @@
         </w:rPr>
         <w:t>Orang-orang Yehuda dibuang karena ketidaksetiaan mereka, sama seperti suku-suku lainnya (</w:t>
       </w:r>
-      <w:hyperlink r:id="rId80">
-        <w:r>
-          <w:rPr>
-            <w:lang w:val="id_ID" w:bidi="id_ID"/>
-          </w:rPr>
-          <w:rPr>
-            <w:color w:val="0000EE"/>
-            <w:u w:val="single"/>
-          </w:rPr>
-          <w:t>1 Taw. 5:25–26</w:t>
-        </w:r>
-      </w:hyperlink>
+      <w:r>
+        <w:rPr>
+          <w:lang w:val="id_ID" w:bidi="id_ID"/>
+        </w:rPr>
+        <w:t>1 Taw. 5:25–26</w:t>
+      </w:r>
       <w:r>
         <w:rPr>
           <w:lang w:val="id_ID" w:bidi="id_ID"/>
         </w:rPr>
         <w:t xml:space="preserve">; </w:t>
       </w:r>
-      <w:hyperlink r:id="rId134">
-        <w:r>
-          <w:rPr>
-            <w:lang w:val="id_ID" w:bidi="id_ID"/>
-          </w:rPr>
-          <w:rPr>
-            <w:color w:val="0000EE"/>
-            <w:u w:val="single"/>
-          </w:rPr>
-          <w:t>6:15</w:t>
-        </w:r>
-      </w:hyperlink>
+      <w:r>
+        <w:rPr>
+          <w:lang w:val="id_ID" w:bidi="id_ID"/>
+        </w:rPr>
+        <w:t>6:15</w:t>
+      </w:r>
       <w:r>
         <w:rPr>
           <w:lang w:val="id_ID" w:bidi="id_ID"/>
         </w:rPr>
         <w:t xml:space="preserve">; lihat </w:t>
       </w:r>
-      <w:hyperlink r:id="rId135">
-        <w:r>
-          <w:rPr>
-            <w:lang w:val="id_ID" w:bidi="id_ID"/>
-          </w:rPr>
-          <w:rPr>
-            <w:color w:val="0000EE"/>
-            <w:u w:val="single"/>
-          </w:rPr>
-          <w:t>2 Taw. 36:20–21</w:t>
-        </w:r>
-      </w:hyperlink>
+      <w:r>
+        <w:rPr>
+          <w:lang w:val="id_ID" w:bidi="id_ID"/>
+        </w:rPr>
+        <w:t>2 Taw. 36:20–21</w:t>
+      </w:r>
       <w:r>
         <w:rPr>
           <w:lang w:val="id_ID" w:bidi="id_ID"/>
@@ -6942,18 +6157,12 @@
         </w:rPr>
         <w:t>Penulis kitab Tawarikh menjelaskan bagaimana orang-orang dan lembaga-lembaga yang kembali dari pembuangan di Babel terhubung dengan masa lalu. Orang Lewi dan para imam memiliki peran penting dalam ringkasan sejarah Israel ini. Penulis kitab Tawarikh meyakini bahwa mereka adalah pusat dari tatanan bangsa. Mereka sangat penting bagi keberhasilan Israel sebagai bangsa dengan Allah sebagai raja. Penulis kitab Tawarikh menggunakan catatan kuno dari Musa dan Daud (</w:t>
       </w:r>
-      <w:hyperlink r:id="rId136">
-        <w:r>
-          <w:rPr>
-            <w:lang w:val="id_ID" w:bidi="id_ID"/>
-          </w:rPr>
-          <w:rPr>
-            <w:color w:val="0000EE"/>
-            <w:u w:val="single"/>
-          </w:rPr>
-          <w:t>1 Taw. 9:19–22</w:t>
-        </w:r>
-      </w:hyperlink>
+      <w:r>
+        <w:rPr>
+          <w:lang w:val="id_ID" w:bidi="id_ID"/>
+        </w:rPr>
+        <w:t>1 Taw. 9:19–22</w:t>
+      </w:r>
       <w:r>
         <w:rPr>
           <w:lang w:val="id_ID" w:bidi="id_ID"/>
@@ -7137,18 +6346,12 @@
         </w:rPr>
         <w:t xml:space="preserve">: Lihat </w:t>
       </w:r>
-      <w:hyperlink r:id="rId137">
-        <w:r>
-          <w:rPr>
-            <w:lang w:val="id_ID" w:bidi="id_ID"/>
-          </w:rPr>
-          <w:rPr>
-            <w:color w:val="0000EE"/>
-            <w:u w:val="single"/>
-          </w:rPr>
-          <w:t>Kel. 25:8–30:38</w:t>
-        </w:r>
-      </w:hyperlink>
+      <w:r>
+        <w:rPr>
+          <w:lang w:val="id_ID" w:bidi="id_ID"/>
+        </w:rPr>
+        <w:t>Kel. 25:8–30:38</w:t>
+      </w:r>
       <w:r>
         <w:rPr>
           <w:lang w:val="id_ID" w:bidi="id_ID"/>
@@ -7203,18 +6406,12 @@
         </w:rPr>
         <w:t>Para imam mencampurkan rempah-rempah untuk digunakan di Kemah Suci dan Bait Suci. Campuran ini tidak digunakan untuk keperluan sehari-hari (</w:t>
       </w:r>
-      <w:hyperlink r:id="rId138">
-        <w:r>
-          <w:rPr>
-            <w:lang w:val="id_ID" w:bidi="id_ID"/>
-          </w:rPr>
-          <w:rPr>
-            <w:color w:val="0000EE"/>
-            <w:u w:val="single"/>
-          </w:rPr>
-          <w:t>Kel. 30:34–38</w:t>
-        </w:r>
-      </w:hyperlink>
+      <w:r>
+        <w:rPr>
+          <w:lang w:val="id_ID" w:bidi="id_ID"/>
+        </w:rPr>
+        <w:t>Kel. 30:34–38</w:t>
+      </w:r>
       <w:r>
         <w:rPr>
           <w:lang w:val="id_ID" w:bidi="id_ID"/>
@@ -7276,18 +6473,12 @@
         </w:rPr>
         <w:t xml:space="preserve">: Lihat </w:t>
       </w:r>
-      <w:hyperlink r:id="rId139">
-        <w:r>
-          <w:rPr>
-            <w:lang w:val="id_ID" w:bidi="id_ID"/>
-          </w:rPr>
-          <w:rPr>
-            <w:color w:val="0000EE"/>
-            <w:u w:val="single"/>
-          </w:rPr>
-          <w:t>Kel. 25:23–30</w:t>
-        </w:r>
-      </w:hyperlink>
+      <w:r>
+        <w:rPr>
+          <w:lang w:val="id_ID" w:bidi="id_ID"/>
+        </w:rPr>
+        <w:t>Kel. 25:23–30</w:t>
+      </w:r>
       <w:r>
         <w:rPr>
           <w:lang w:val="id_ID" w:bidi="id_ID"/>
@@ -7346,18 +6537,12 @@
         </w:rPr>
         <w:t>Penyebutan Yerusalem mengingatkan pembaca pada permulaan (</w:t>
       </w:r>
-      <w:hyperlink r:id="rId140">
-        <w:r>
-          <w:rPr>
-            <w:lang w:val="id_ID" w:bidi="id_ID"/>
-          </w:rPr>
-          <w:rPr>
-            <w:color w:val="0000EE"/>
-            <w:u w:val="single"/>
-          </w:rPr>
-          <w:t>1 Taw. 9:3</w:t>
-        </w:r>
-      </w:hyperlink>
+      <w:r>
+        <w:rPr>
+          <w:lang w:val="id_ID" w:bidi="id_ID"/>
+        </w:rPr>
+        <w:t>1 Taw. 9:3</w:t>
+      </w:r>
       <w:r>
         <w:rPr>
           <w:lang w:val="id_ID" w:bidi="id_ID"/>
@@ -7382,18 +6567,12 @@
         </w:rPr>
         <w:t>Dalam menjelaskan tugas para imam dan orang Lewi, penulis kitab Tawarikh terutama berfokus pada para pemimpin keluarga Lewi (</w:t>
       </w:r>
-      <w:hyperlink r:id="rId141">
-        <w:r>
-          <w:rPr>
-            <w:lang w:val="id_ID" w:bidi="id_ID"/>
-          </w:rPr>
-          <w:rPr>
-            <w:color w:val="0000EE"/>
-            <w:u w:val="single"/>
-          </w:rPr>
-          <w:t>1 Taw. 9:10–33</w:t>
-        </w:r>
-      </w:hyperlink>
+      <w:r>
+        <w:rPr>
+          <w:lang w:val="id_ID" w:bidi="id_ID"/>
+        </w:rPr>
+        <w:t>1 Taw. 9:10–33</w:t>
+      </w:r>
       <w:r>
         <w:rPr>
           <w:lang w:val="id_ID" w:bidi="id_ID"/>
@@ -7448,36 +6627,24 @@
         </w:rPr>
         <w:t>Peran keluarga Saul dalam kerajaan telah ditetapkan (</w:t>
       </w:r>
-      <w:hyperlink r:id="rId142">
-        <w:r>
-          <w:rPr>
-            <w:lang w:val="id_ID" w:bidi="id_ID"/>
-          </w:rPr>
-          <w:rPr>
-            <w:color w:val="0000EE"/>
-            <w:u w:val="single"/>
-          </w:rPr>
-          <w:t>1 Taw. 8:29–40</w:t>
-        </w:r>
-      </w:hyperlink>
+      <w:r>
+        <w:rPr>
+          <w:lang w:val="id_ID" w:bidi="id_ID"/>
+        </w:rPr>
+        <w:t>1 Taw. 8:29–40</w:t>
+      </w:r>
       <w:r>
         <w:rPr>
           <w:lang w:val="id_ID" w:bidi="id_ID"/>
         </w:rPr>
         <w:t>). Pengulangan informasi ini membantu peralihan dari silsilah ke cerita, yang dimulai dengan kematian Saul (</w:t>
       </w:r>
-      <w:hyperlink r:id="rId143">
-        <w:r>
-          <w:rPr>
-            <w:lang w:val="id_ID" w:bidi="id_ID"/>
-          </w:rPr>
-          <w:rPr>
-            <w:color w:val="0000EE"/>
-            <w:u w:val="single"/>
-          </w:rPr>
-          <w:t>1 Taw. 10</w:t>
-        </w:r>
-      </w:hyperlink>
+      <w:r>
+        <w:rPr>
+          <w:lang w:val="id_ID" w:bidi="id_ID"/>
+        </w:rPr>
+        <w:t>1 Taw. 10</w:t>
+      </w:r>
       <w:r>
         <w:rPr>
           <w:lang w:val="id_ID" w:bidi="id_ID"/>
@@ -7587,36 +6754,24 @@
         </w:rPr>
         <w:t xml:space="preserve">: Penulis kitab Tawarikh tidak menyebutkan pembawa senjata Saul atau pasukan lainnya (lihat </w:t>
       </w:r>
-      <w:hyperlink r:id="rId144">
-        <w:r>
-          <w:rPr>
-            <w:lang w:val="id_ID" w:bidi="id_ID"/>
-          </w:rPr>
-          <w:rPr>
-            <w:color w:val="0000EE"/>
-            <w:u w:val="single"/>
-          </w:rPr>
-          <w:t>1 Sam. 31:6</w:t>
-        </w:r>
-      </w:hyperlink>
+      <w:r>
+        <w:rPr>
+          <w:lang w:val="id_ID" w:bidi="id_ID"/>
+        </w:rPr>
+        <w:t>1 Sam. 31:6</w:t>
+      </w:r>
       <w:r>
         <w:rPr>
           <w:lang w:val="id_ID" w:bidi="id_ID"/>
         </w:rPr>
         <w:t>). Ini menekankan peran Allah dalam menyingkirkan Saul dan menggantikannya dengan Daud (</w:t>
       </w:r>
-      <w:hyperlink r:id="rId145">
-        <w:r>
-          <w:rPr>
-            <w:lang w:val="id_ID" w:bidi="id_ID"/>
-          </w:rPr>
-          <w:rPr>
-            <w:color w:val="0000EE"/>
-            <w:u w:val="single"/>
-          </w:rPr>
-          <w:t>1 Taw. 10:14</w:t>
-        </w:r>
-      </w:hyperlink>
+      <w:r>
+        <w:rPr>
+          <w:lang w:val="id_ID" w:bidi="id_ID"/>
+        </w:rPr>
+        <w:t>1 Taw. 10:14</w:t>
+      </w:r>
       <w:r>
         <w:rPr>
           <w:lang w:val="id_ID" w:bidi="id_ID"/>
@@ -7671,72 +6826,48 @@
         </w:rPr>
         <w:t>Daud pertama kali menjadi raja Yehuda di Hebron dan memerintah di sana selama tujuh setengah tahun (</w:t>
       </w:r>
-      <w:hyperlink r:id="rId146">
-        <w:r>
-          <w:rPr>
-            <w:lang w:val="id_ID" w:bidi="id_ID"/>
-          </w:rPr>
-          <w:rPr>
-            <w:color w:val="0000EE"/>
-            <w:u w:val="single"/>
-          </w:rPr>
-          <w:t>1 Taw. 3:4</w:t>
-        </w:r>
-      </w:hyperlink>
+      <w:r>
+        <w:rPr>
+          <w:lang w:val="id_ID" w:bidi="id_ID"/>
+        </w:rPr>
+        <w:t>1 Taw. 3:4</w:t>
+      </w:r>
       <w:r>
         <w:rPr>
           <w:lang w:val="id_ID" w:bidi="id_ID"/>
         </w:rPr>
         <w:t xml:space="preserve">; </w:t>
       </w:r>
-      <w:hyperlink r:id="rId147">
-        <w:r>
-          <w:rPr>
-            <w:lang w:val="id_ID" w:bidi="id_ID"/>
-          </w:rPr>
-          <w:rPr>
-            <w:color w:val="0000EE"/>
-            <w:u w:val="single"/>
-          </w:rPr>
-          <w:t>2 Sam. 5:5</w:t>
-        </w:r>
-      </w:hyperlink>
+      <w:r>
+        <w:rPr>
+          <w:lang w:val="id_ID" w:bidi="id_ID"/>
+        </w:rPr>
+        <w:t>2 Sam. 5:5</w:t>
+      </w:r>
       <w:r>
         <w:rPr>
           <w:lang w:val="id_ID" w:bidi="id_ID"/>
         </w:rPr>
         <w:t xml:space="preserve">). Penulis kitab Tawarikh tidak menyertakan rincian peristiwa pada masa itu (lihat </w:t>
       </w:r>
-      <w:hyperlink r:id="rId148">
-        <w:r>
-          <w:rPr>
-            <w:lang w:val="id_ID" w:bidi="id_ID"/>
-          </w:rPr>
-          <w:rPr>
-            <w:color w:val="0000EE"/>
-            <w:u w:val="single"/>
-          </w:rPr>
-          <w:t>2 Sam. 2–4</w:t>
-        </w:r>
-      </w:hyperlink>
+      <w:r>
+        <w:rPr>
+          <w:lang w:val="id_ID" w:bidi="id_ID"/>
+        </w:rPr>
+        <w:t>2 Sam. 2–4</w:t>
+      </w:r>
       <w:r>
         <w:rPr>
           <w:lang w:val="id_ID" w:bidi="id_ID"/>
         </w:rPr>
         <w:t xml:space="preserve">) dan sebaliknya berfokus pada masa pemerintahan Daud selama 33 setengah tahun atas seluruh bangsa. Ini dimulai dengan kesepakatannya dengan semua tua-tua Israel di Hebron (lihat </w:t>
       </w:r>
-      <w:hyperlink r:id="rId149">
-        <w:r>
-          <w:rPr>
-            <w:lang w:val="id_ID" w:bidi="id_ID"/>
-          </w:rPr>
-          <w:rPr>
-            <w:color w:val="0000EE"/>
-            <w:u w:val="single"/>
-          </w:rPr>
-          <w:t>2 Sam. 5:1–5</w:t>
-        </w:r>
-      </w:hyperlink>
+      <w:r>
+        <w:rPr>
+          <w:lang w:val="id_ID" w:bidi="id_ID"/>
+        </w:rPr>
+        <w:t>2 Sam. 5:1–5</w:t>
+      </w:r>
       <w:r>
         <w:rPr>
           <w:lang w:val="id_ID" w:bidi="id_ID"/>
@@ -7839,36 +6970,24 @@
         </w:rPr>
         <w:t xml:space="preserve">Seperti yang dijanjikan Tuhan, Allah yang memilih Daud untuk menjadi raja, bukan Daud ataupun orang-orang (bdk. </w:t>
       </w:r>
-      <w:hyperlink r:id="rId150">
-        <w:r>
-          <w:rPr>
-            <w:lang w:val="id_ID" w:bidi="id_ID"/>
-          </w:rPr>
-          <w:rPr>
-            <w:color w:val="0000EE"/>
-            <w:u w:val="single"/>
-          </w:rPr>
-          <w:t>1 Taw. 11:3</w:t>
-        </w:r>
-      </w:hyperlink>
+      <w:r>
+        <w:rPr>
+          <w:lang w:val="id_ID" w:bidi="id_ID"/>
+        </w:rPr>
+        <w:t>1 Taw. 11:3</w:t>
+      </w:r>
       <w:r>
         <w:rPr>
           <w:lang w:val="id_ID" w:bidi="id_ID"/>
         </w:rPr>
         <w:t xml:space="preserve">; </w:t>
       </w:r>
-      <w:hyperlink r:id="rId151">
-        <w:r>
-          <w:rPr>
-            <w:lang w:val="id_ID" w:bidi="id_ID"/>
-          </w:rPr>
-          <w:rPr>
-            <w:color w:val="0000EE"/>
-            <w:u w:val="single"/>
-          </w:rPr>
-          <w:t>1 Sam. 16:11–14</w:t>
-        </w:r>
-      </w:hyperlink>
+      <w:r>
+        <w:rPr>
+          <w:lang w:val="id_ID" w:bidi="id_ID"/>
+        </w:rPr>
+        <w:t>1 Sam. 16:11–14</w:t>
+      </w:r>
       <w:r>
         <w:rPr>
           <w:lang w:val="id_ID" w:bidi="id_ID"/>
@@ -7923,18 +7042,12 @@
         </w:rPr>
         <w:t xml:space="preserve">Kisah tentang para prajurit Daud yang perkasa ini menunjukkan bahwa orang-orang terbaik dan paling berani di Israel mendukungnya, bersama dengan seluruh rakyat Israel (bdk. </w:t>
       </w:r>
-      <w:hyperlink r:id="rId152">
-        <w:r>
-          <w:rPr>
-            <w:lang w:val="id_ID" w:bidi="id_ID"/>
-          </w:rPr>
-          <w:rPr>
-            <w:color w:val="0000EE"/>
-            <w:u w:val="single"/>
-          </w:rPr>
-          <w:t>2 Sam. 23:8–39</w:t>
-        </w:r>
-      </w:hyperlink>
+      <w:r>
+        <w:rPr>
+          <w:lang w:val="id_ID" w:bidi="id_ID"/>
+        </w:rPr>
+        <w:t>2 Sam. 23:8–39</w:t>
+      </w:r>
       <w:r>
         <w:rPr>
           <w:lang w:val="id_ID" w:bidi="id_ID"/>
@@ -7996,18 +7109,12 @@
         </w:rPr>
         <w:t xml:space="preserve">: Para prajurit ini, yang tidak disebutkan dalam </w:t>
       </w:r>
-      <w:hyperlink r:id="rId153">
-        <w:r>
-          <w:rPr>
-            <w:lang w:val="id_ID" w:bidi="id_ID"/>
-          </w:rPr>
-          <w:rPr>
-            <w:color w:val="0000EE"/>
-            <w:u w:val="single"/>
-          </w:rPr>
-          <w:t>2 Sam. 23</w:t>
-        </w:r>
-      </w:hyperlink>
+      <w:r>
+        <w:rPr>
+          <w:lang w:val="id_ID" w:bidi="id_ID"/>
+        </w:rPr>
+        <w:t>2 Sam. 23</w:t>
+      </w:r>
       <w:r>
         <w:rPr>
           <w:lang w:val="id_ID" w:bidi="id_ID"/>
@@ -8062,36 +7169,24 @@
         </w:rPr>
         <w:t>Dukungan untuk menjadikan Daud sebagai raja dimulai sebelum kematian Saul. Ketika Saul menjadi raja dan Daud dalam pelarian, para prajurit bergabung dengan Daud, membentuk kelompok besar dari berbagai suku di seluruh Israel. Bahkan kerabat Saul meninggalkannya untuk mendukung Daud sebagai raja (</w:t>
       </w:r>
-      <w:hyperlink r:id="rId154">
-        <w:r>
-          <w:rPr>
-            <w:lang w:val="id_ID" w:bidi="id_ID"/>
-          </w:rPr>
-          <w:rPr>
-            <w:color w:val="0000EE"/>
-            <w:u w:val="single"/>
-          </w:rPr>
-          <w:t>1 Taw. 12:2</w:t>
-        </w:r>
-      </w:hyperlink>
+      <w:r>
+        <w:rPr>
+          <w:lang w:val="id_ID" w:bidi="id_ID"/>
+        </w:rPr>
+        <w:t>1 Taw. 12:2</w:t>
+      </w:r>
       <w:r>
         <w:rPr>
           <w:lang w:val="id_ID" w:bidi="id_ID"/>
         </w:rPr>
         <w:t>). Daud dengan bijak menilai para pengkhianat ini (</w:t>
       </w:r>
-      <w:hyperlink r:id="rId155">
-        <w:r>
-          <w:rPr>
-            <w:lang w:val="id_ID" w:bidi="id_ID"/>
-          </w:rPr>
-          <w:rPr>
-            <w:color w:val="0000EE"/>
-            <w:u w:val="single"/>
-          </w:rPr>
-          <w:t>1 Taw. 12:17</w:t>
-        </w:r>
-      </w:hyperlink>
+      <w:r>
+        <w:rPr>
+          <w:lang w:val="id_ID" w:bidi="id_ID"/>
+        </w:rPr>
+        <w:t>1 Taw. 12:17</w:t>
+      </w:r>
       <w:r>
         <w:rPr>
           <w:lang w:val="id_ID" w:bidi="id_ID"/>
@@ -8146,54 +7241,36 @@
         </w:rPr>
         <w:t>Pergantian seorang raja sering kali menjadi masalah yang diperdebatkan, terutama ketika raja yang baru berasal dari keluarga yang berbeda. Berkumpulnya kedua belas suku di Hebron, termasuk beberapa kerabat Saul (</w:t>
       </w:r>
-      <w:hyperlink r:id="rId156">
-        <w:r>
-          <w:rPr>
-            <w:lang w:val="id_ID" w:bidi="id_ID"/>
-          </w:rPr>
-          <w:rPr>
-            <w:color w:val="0000EE"/>
-            <w:u w:val="single"/>
-          </w:rPr>
-          <w:t>1 Taw. 12:29</w:t>
-        </w:r>
-      </w:hyperlink>
+      <w:r>
+        <w:rPr>
+          <w:lang w:val="id_ID" w:bidi="id_ID"/>
+        </w:rPr>
+        <w:t>1 Taw. 12:29</w:t>
+      </w:r>
       <w:r>
         <w:rPr>
           <w:lang w:val="id_ID" w:bidi="id_ID"/>
         </w:rPr>
         <w:t>), untuk meneguhkan pemerintahan Daud menunjukkan bahwa suku-suku tersebut telah menyelesaikan konflik mereka setelah kematian Saul (</w:t>
       </w:r>
-      <w:hyperlink r:id="rId157">
-        <w:r>
-          <w:rPr>
-            <w:lang w:val="id_ID" w:bidi="id_ID"/>
-          </w:rPr>
-          <w:rPr>
-            <w:color w:val="0000EE"/>
-            <w:u w:val="single"/>
-          </w:rPr>
-          <w:t>1 Taw. 12:23–37</w:t>
-        </w:r>
-      </w:hyperlink>
+      <w:r>
+        <w:rPr>
+          <w:lang w:val="id_ID" w:bidi="id_ID"/>
+        </w:rPr>
+        <w:t>1 Taw. 12:23–37</w:t>
+      </w:r>
       <w:r>
         <w:rPr>
           <w:lang w:val="id_ID" w:bidi="id_ID"/>
         </w:rPr>
         <w:t>). Penulis kitab Tawarikh menekankan persatuan di antara suku-suku dengan menyatakan bahwa mereka semua memiliki satu tujuan yang sama untuk menjadikan Daud raja atas seluruh Israel (</w:t>
       </w:r>
-      <w:hyperlink r:id="rId158">
-        <w:r>
-          <w:rPr>
-            <w:lang w:val="id_ID" w:bidi="id_ID"/>
-          </w:rPr>
-          <w:rPr>
-            <w:color w:val="0000EE"/>
-            <w:u w:val="single"/>
-          </w:rPr>
-          <w:t>1 Taw. 12:38</w:t>
-        </w:r>
-      </w:hyperlink>
+      <w:r>
+        <w:rPr>
+          <w:lang w:val="id_ID" w:bidi="id_ID"/>
+        </w:rPr>
+        <w:t>1 Taw. 12:38</w:t>
+      </w:r>
       <w:r>
         <w:rPr>
           <w:lang w:val="id_ID" w:bidi="id_ID"/>
@@ -8248,36 +7325,24 @@
         </w:rPr>
         <w:t>Pasal-pasal ini menjelaskan bagaimana Yerusalem menjadi pusat politik dan keagamaan di Israel. Kisah ini dimulai dengan upaya Daud yang gagal memindahkan Tabut Allah dari Kiryat-Yearim ke Yerusalem (</w:t>
       </w:r>
-      <w:hyperlink r:id="rId159">
-        <w:r>
-          <w:rPr>
-            <w:lang w:val="id_ID" w:bidi="id_ID"/>
-          </w:rPr>
-          <w:rPr>
-            <w:color w:val="0000EE"/>
-            <w:u w:val="single"/>
-          </w:rPr>
-          <w:t>1 Taw. 13:1–14</w:t>
-        </w:r>
-      </w:hyperlink>
+      <w:r>
+        <w:rPr>
+          <w:lang w:val="id_ID" w:bidi="id_ID"/>
+        </w:rPr>
+        <w:t>1 Taw. 13:1–14</w:t>
+      </w:r>
       <w:r>
         <w:rPr>
           <w:lang w:val="id_ID" w:bidi="id_ID"/>
         </w:rPr>
         <w:t xml:space="preserve">; bdk. </w:t>
       </w:r>
-      <w:hyperlink r:id="rId160">
-        <w:r>
-          <w:rPr>
-            <w:lang w:val="id_ID" w:bidi="id_ID"/>
-          </w:rPr>
-          <w:rPr>
-            <w:color w:val="0000EE"/>
-            <w:u w:val="single"/>
-          </w:rPr>
-          <w:t>2 Sam. 6:2–11</w:t>
-        </w:r>
-      </w:hyperlink>
+      <w:r>
+        <w:rPr>
+          <w:lang w:val="id_ID" w:bidi="id_ID"/>
+        </w:rPr>
+        <w:t>2 Sam. 6:2–11</w:t>
+      </w:r>
       <w:r>
         <w:rPr>
           <w:lang w:val="id_ID" w:bidi="id_ID"/>
@@ -8332,18 +7397,12 @@
         </w:rPr>
         <w:t xml:space="preserve">Ketika Uza meninggal, perayaan di Israel dengan cepat berubah menjadi kesedihan. Menyentuh tabut menyebabkan kematian karena melanggar kekudusannya (lihat </w:t>
       </w:r>
-      <w:hyperlink r:id="rId161">
-        <w:r>
-          <w:rPr>
-            <w:lang w:val="id_ID" w:bidi="id_ID"/>
-          </w:rPr>
-          <w:rPr>
-            <w:color w:val="0000EE"/>
-            <w:u w:val="single"/>
-          </w:rPr>
-          <w:t>1 Taw. 15:13</w:t>
-        </w:r>
-      </w:hyperlink>
+      <w:r>
+        <w:rPr>
+          <w:lang w:val="id_ID" w:bidi="id_ID"/>
+        </w:rPr>
+        <w:t>1 Taw. 15:13</w:t>
+      </w:r>
       <w:r>
         <w:rPr>
           <w:lang w:val="id_ID" w:bidi="id_ID"/>
@@ -8494,36 +7553,24 @@
         </w:rPr>
         <w:t>Walaupun tabut itu tidak berada di Yerusalem (</w:t>
       </w:r>
-      <w:hyperlink r:id="rId159">
-        <w:r>
-          <w:rPr>
-            <w:lang w:val="id_ID" w:bidi="id_ID"/>
-          </w:rPr>
-          <w:rPr>
-            <w:color w:val="0000EE"/>
-            <w:u w:val="single"/>
-          </w:rPr>
-          <w:t>1 Taw. 13:1–14</w:t>
-        </w:r>
-      </w:hyperlink>
+      <w:r>
+        <w:rPr>
+          <w:lang w:val="id_ID" w:bidi="id_ID"/>
+        </w:rPr>
+        <w:t>1 Taw. 13:1–14</w:t>
+      </w:r>
       <w:r>
         <w:rPr>
           <w:lang w:val="id_ID" w:bidi="id_ID"/>
         </w:rPr>
         <w:t>), Allah tetap memberkati istana Daud, anak-anaknya, dan kemenangannya atas orang Filistin. Berkat Allah tidak bergantung pada keberadaan tabut. Berkat-berkat ini akhirnya mendorong Daud untuk melanjutkan rencananya semula untuk membawa tabut ke Yerusalem (</w:t>
       </w:r>
-      <w:hyperlink r:id="rId162">
-        <w:r>
-          <w:rPr>
-            <w:lang w:val="id_ID" w:bidi="id_ID"/>
-          </w:rPr>
-          <w:rPr>
-            <w:color w:val="0000EE"/>
-            <w:u w:val="single"/>
-          </w:rPr>
-          <w:t>1 Taw. 15:1–29</w:t>
-        </w:r>
-      </w:hyperlink>
+      <w:r>
+        <w:rPr>
+          <w:lang w:val="id_ID" w:bidi="id_ID"/>
+        </w:rPr>
+        <w:t>1 Taw. 15:1–29</w:t>
+      </w:r>
       <w:r>
         <w:rPr>
           <w:lang w:val="id_ID" w:bidi="id_ID"/>
@@ -8578,54 +7625,36 @@
         </w:rPr>
         <w:t xml:space="preserve">Ketika Daud menjadi penguasa atas seluruh Israel, orang Filistin menyerang. Mereka tidak lagi menganggapnya berada di bawah kendali mereka, seperti saat dia hanya memerintah Yehuda. Mereka menyerang melalui lembah di barat daya Yerusalem (lihat </w:t>
       </w:r>
-      <w:hyperlink r:id="rId163">
-        <w:r>
-          <w:rPr>
-            <w:lang w:val="id_ID" w:bidi="id_ID"/>
-          </w:rPr>
-          <w:rPr>
-            <w:color w:val="0000EE"/>
-            <w:u w:val="single"/>
-          </w:rPr>
-          <w:t>Yos. 15:8</w:t>
-        </w:r>
-      </w:hyperlink>
+      <w:r>
+        <w:rPr>
+          <w:lang w:val="id_ID" w:bidi="id_ID"/>
+        </w:rPr>
+        <w:t>Yos. 15:8</w:t>
+      </w:r>
       <w:r>
         <w:rPr>
           <w:lang w:val="id_ID" w:bidi="id_ID"/>
         </w:rPr>
         <w:t>). Sebelum pertempuran, Daud meminta petunjuk dari Tuhan, berbeda dengan Saul, yang meminta bantuan perantara untuk melawan orang Filistin (</w:t>
       </w:r>
-      <w:hyperlink r:id="rId164">
-        <w:r>
-          <w:rPr>
-            <w:lang w:val="id_ID" w:bidi="id_ID"/>
-          </w:rPr>
-          <w:rPr>
-            <w:color w:val="0000EE"/>
-            <w:u w:val="single"/>
-          </w:rPr>
-          <w:t>1 Taw. 10:13</w:t>
-        </w:r>
-      </w:hyperlink>
+      <w:r>
+        <w:rPr>
+          <w:lang w:val="id_ID" w:bidi="id_ID"/>
+        </w:rPr>
+        <w:t>1 Taw. 10:13</w:t>
+      </w:r>
       <w:r>
         <w:rPr>
           <w:lang w:val="id_ID" w:bidi="id_ID"/>
         </w:rPr>
         <w:t xml:space="preserve">; lihat </w:t>
       </w:r>
-      <w:hyperlink r:id="rId165">
-        <w:r>
-          <w:rPr>
-            <w:lang w:val="id_ID" w:bidi="id_ID"/>
-          </w:rPr>
-          <w:rPr>
-            <w:color w:val="0000EE"/>
-            <w:u w:val="single"/>
-          </w:rPr>
-          <w:t>1 Sam. 28</w:t>
-        </w:r>
-      </w:hyperlink>
+      <w:r>
+        <w:rPr>
+          <w:lang w:val="id_ID" w:bidi="id_ID"/>
+        </w:rPr>
+        <w:t>1 Sam. 28</w:t>
+      </w:r>
       <w:r>
         <w:rPr>
           <w:lang w:val="id_ID" w:bidi="id_ID"/>
@@ -8680,18 +7709,12 @@
         </w:rPr>
         <w:t>Daud memerintahkan untuk membakar berhala-berhala orang Filistin sesuai dengan petunjuk Allah (</w:t>
       </w:r>
-      <w:hyperlink r:id="rId166">
-        <w:r>
-          <w:rPr>
-            <w:lang w:val="id_ID" w:bidi="id_ID"/>
-          </w:rPr>
-          <w:rPr>
-            <w:color w:val="0000EE"/>
-            <w:u w:val="single"/>
-          </w:rPr>
-          <w:t>Ul. 7:5</w:t>
-        </w:r>
-      </w:hyperlink>
+      <w:r>
+        <w:rPr>
+          <w:lang w:val="id_ID" w:bidi="id_ID"/>
+        </w:rPr>
+        <w:t>Ul. 7:5</w:t>
+      </w:r>
       <w:r>
         <w:rPr>
           <w:lang w:val="id_ID" w:bidi="id_ID"/>
@@ -8746,108 +7769,72 @@
         </w:rPr>
         <w:t>Upaya pertama untuk membawa tabut ke Yerusalem (</w:t>
       </w:r>
-      <w:hyperlink r:id="rId159">
-        <w:r>
-          <w:rPr>
-            <w:lang w:val="id_ID" w:bidi="id_ID"/>
-          </w:rPr>
-          <w:rPr>
-            <w:color w:val="0000EE"/>
-            <w:u w:val="single"/>
-          </w:rPr>
-          <w:t>1 Taw. 13:1–14</w:t>
-        </w:r>
-      </w:hyperlink>
+      <w:r>
+        <w:rPr>
+          <w:lang w:val="id_ID" w:bidi="id_ID"/>
+        </w:rPr>
+        <w:t>1 Taw. 13:1–14</w:t>
+      </w:r>
       <w:r>
         <w:rPr>
           <w:lang w:val="id_ID" w:bidi="id_ID"/>
         </w:rPr>
         <w:t xml:space="preserve">) gagal karena caranya yang tidak tepat (lihat </w:t>
       </w:r>
-      <w:hyperlink r:id="rId161">
-        <w:r>
-          <w:rPr>
-            <w:lang w:val="id_ID" w:bidi="id_ID"/>
-          </w:rPr>
-          <w:rPr>
-            <w:color w:val="0000EE"/>
-            <w:u w:val="single"/>
-          </w:rPr>
-          <w:t>1 Taw. 15:13</w:t>
-        </w:r>
-      </w:hyperlink>
+      <w:r>
+        <w:rPr>
+          <w:lang w:val="id_ID" w:bidi="id_ID"/>
+        </w:rPr>
+        <w:t>1 Taw. 15:13</w:t>
+      </w:r>
       <w:r>
         <w:rPr>
           <w:lang w:val="id_ID" w:bidi="id_ID"/>
         </w:rPr>
         <w:t>). Kali ini, Daud menyiapkan tempat untuk tabut di Yerusalem dan menugaskan orang-orang Lewi untuk membawanya, karena ini adalah tanggung jawab mereka (</w:t>
       </w:r>
-      <w:hyperlink r:id="rId167">
-        <w:r>
-          <w:rPr>
-            <w:lang w:val="id_ID" w:bidi="id_ID"/>
-          </w:rPr>
-          <w:rPr>
-            <w:color w:val="0000EE"/>
-            <w:u w:val="single"/>
-          </w:rPr>
-          <w:t>Ul. 10:8</w:t>
-        </w:r>
-      </w:hyperlink>
+      <w:r>
+        <w:rPr>
+          <w:lang w:val="id_ID" w:bidi="id_ID"/>
+        </w:rPr>
+        <w:t>Ul. 10:8</w:t>
+      </w:r>
       <w:r>
         <w:rPr>
           <w:lang w:val="id_ID" w:bidi="id_ID"/>
         </w:rPr>
         <w:t xml:space="preserve">; </w:t>
       </w:r>
-      <w:hyperlink r:id="rId168">
-        <w:r>
-          <w:rPr>
-            <w:lang w:val="id_ID" w:bidi="id_ID"/>
-          </w:rPr>
-          <w:rPr>
-            <w:color w:val="0000EE"/>
-            <w:u w:val="single"/>
-          </w:rPr>
-          <w:t>18:5</w:t>
-        </w:r>
-      </w:hyperlink>
+      <w:r>
+        <w:rPr>
+          <w:lang w:val="id_ID" w:bidi="id_ID"/>
+        </w:rPr>
+        <w:t>18:5</w:t>
+      </w:r>
       <w:r>
         <w:rPr>
           <w:lang w:val="id_ID" w:bidi="id_ID"/>
         </w:rPr>
         <w:t xml:space="preserve">). Kemah khusus yang disiapkan Daud untuk tabut bukanlah Kemah Suci, yang terletak di Gibeon pada waktu itu (lihat </w:t>
       </w:r>
-      <w:hyperlink r:id="rId169">
-        <w:r>
-          <w:rPr>
-            <w:lang w:val="id_ID" w:bidi="id_ID"/>
-          </w:rPr>
-          <w:rPr>
-            <w:color w:val="0000EE"/>
-            <w:u w:val="single"/>
-          </w:rPr>
-          <w:t>1 Taw. 16:39</w:t>
-        </w:r>
-      </w:hyperlink>
+      <w:r>
+        <w:rPr>
+          <w:lang w:val="id_ID" w:bidi="id_ID"/>
+        </w:rPr>
+        <w:t>1 Taw. 16:39</w:t>
+      </w:r>
       <w:r>
         <w:rPr>
           <w:lang w:val="id_ID" w:bidi="id_ID"/>
         </w:rPr>
         <w:t xml:space="preserve">; </w:t>
       </w:r>
-      <w:hyperlink r:id="rId170">
-        <w:r>
-          <w:rPr>
-            <w:lang w:val="id_ID" w:bidi="id_ID"/>
-          </w:rPr>
-          <w:rPr>
-            <w:color w:val="0000EE"/>
-            <w:u w:val="single"/>
-          </w:rPr>
-          <w:t>21:29</w:t>
-        </w:r>
-      </w:hyperlink>
+      <w:r>
+        <w:rPr>
+          <w:lang w:val="id_ID" w:bidi="id_ID"/>
+        </w:rPr>
+        <w:t>21:29</w:t>
+      </w:r>
       <w:r>
         <w:rPr>
           <w:lang w:val="id_ID" w:bidi="id_ID"/>
@@ -8950,18 +7937,12 @@
         </w:rPr>
         <w:t xml:space="preserve">Lihat </w:t>
       </w:r>
-      <w:hyperlink r:id="rId171">
-        <w:r>
-          <w:rPr>
-            <w:lang w:val="id_ID" w:bidi="id_ID"/>
-          </w:rPr>
-          <w:rPr>
-            <w:color w:val="0000EE"/>
-            <w:u w:val="single"/>
-          </w:rPr>
-          <w:t>1Taw. 13:1–10</w:t>
-        </w:r>
-      </w:hyperlink>
+      <w:r>
+        <w:rPr>
+          <w:lang w:val="id_ID" w:bidi="id_ID"/>
+        </w:rPr>
+        <w:t>1Taw. 13:1–10</w:t>
+      </w:r>
       <w:r>
         <w:rPr>
           <w:lang w:val="id_ID" w:bidi="id_ID"/>
@@ -9016,36 +7997,24 @@
         </w:rPr>
         <w:t xml:space="preserve">Ini adalah daftar pertama dari ketiga daftar musisi Lewi (lihat </w:t>
       </w:r>
-      <w:hyperlink r:id="rId172">
-        <w:r>
-          <w:rPr>
-            <w:lang w:val="id_ID" w:bidi="id_ID"/>
-          </w:rPr>
-          <w:rPr>
-            <w:color w:val="0000EE"/>
-            <w:u w:val="single"/>
-          </w:rPr>
-          <w:t>1 Taw. 15:19–22</w:t>
-        </w:r>
-      </w:hyperlink>
+      <w:r>
+        <w:rPr>
+          <w:lang w:val="id_ID" w:bidi="id_ID"/>
+        </w:rPr>
+        <w:t>1 Taw. 15:19–22</w:t>
+      </w:r>
       <w:r>
         <w:rPr>
           <w:lang w:val="id_ID" w:bidi="id_ID"/>
         </w:rPr>
         <w:t xml:space="preserve">; </w:t>
       </w:r>
-      <w:hyperlink r:id="rId173">
-        <w:r>
-          <w:rPr>
-            <w:lang w:val="id_ID" w:bidi="id_ID"/>
-          </w:rPr>
-          <w:rPr>
-            <w:color w:val="0000EE"/>
-            <w:u w:val="single"/>
-          </w:rPr>
-          <w:t>16:4–6</w:t>
-        </w:r>
-      </w:hyperlink>
+      <w:r>
+        <w:rPr>
+          <w:lang w:val="id_ID" w:bidi="id_ID"/>
+        </w:rPr>
+        <w:t>16:4–6</w:t>
+      </w:r>
       <w:r>
         <w:rPr>
           <w:lang w:val="id_ID" w:bidi="id_ID"/>
@@ -9091,18 +8060,12 @@
         </w:rPr>
         <w:t xml:space="preserve"> lihat </w:t>
       </w:r>
-      <w:hyperlink r:id="rId174">
-        <w:r>
-          <w:rPr>
-            <w:lang w:val="id_ID" w:bidi="id_ID"/>
-          </w:rPr>
-          <w:rPr>
-            <w:color w:val="0000EE"/>
-            <w:u w:val="single"/>
-          </w:rPr>
-          <w:t>1 Taw. 6:33–47</w:t>
-        </w:r>
-      </w:hyperlink>
+      <w:r>
+        <w:rPr>
+          <w:lang w:val="id_ID" w:bidi="id_ID"/>
+        </w:rPr>
+        <w:t>1 Taw. 6:33–47</w:t>
+      </w:r>
       <w:r>
         <w:rPr>
           <w:lang w:val="id_ID" w:bidi="id_ID"/>
@@ -9354,108 +8317,72 @@
         </w:rPr>
         <w:t xml:space="preserve">Penghinaan Mikhal terhadap Daud (bdk. </w:t>
       </w:r>
-      <w:hyperlink r:id="rId175">
-        <w:r>
-          <w:rPr>
-            <w:lang w:val="id_ID" w:bidi="id_ID"/>
-          </w:rPr>
-          <w:rPr>
-            <w:color w:val="0000EE"/>
-            <w:u w:val="single"/>
-          </w:rPr>
-          <w:t>2 Sam. 6:16–23</w:t>
-        </w:r>
-      </w:hyperlink>
+      <w:r>
+        <w:rPr>
+          <w:lang w:val="id_ID" w:bidi="id_ID"/>
+        </w:rPr>
+        <w:t>2 Sam. 6:16–23</w:t>
+      </w:r>
       <w:r>
         <w:rPr>
           <w:lang w:val="id_ID" w:bidi="id_ID"/>
         </w:rPr>
         <w:t>) bertentangan dengan berkat Allah atas perayaan tersebut (</w:t>
       </w:r>
-      <w:hyperlink r:id="rId176">
-        <w:r>
-          <w:rPr>
-            <w:lang w:val="id_ID" w:bidi="id_ID"/>
-          </w:rPr>
-          <w:rPr>
-            <w:color w:val="0000EE"/>
-            <w:u w:val="single"/>
-          </w:rPr>
-          <w:t>1 Taw. 15:26</w:t>
-        </w:r>
-      </w:hyperlink>
+      <w:r>
+        <w:rPr>
+          <w:lang w:val="id_ID" w:bidi="id_ID"/>
+        </w:rPr>
+        <w:t>1 Taw. 15:26</w:t>
+      </w:r>
       <w:r>
         <w:rPr>
           <w:lang w:val="id_ID" w:bidi="id_ID"/>
         </w:rPr>
         <w:t xml:space="preserve">). Penyebutannya sebagai putri Saul menunjukkan bahwa sikapnya mencerminkan ketidakpedulian ayahnya terhadap Tuhan (lihat </w:t>
       </w:r>
-      <w:hyperlink r:id="rId177">
-        <w:r>
-          <w:rPr>
-            <w:lang w:val="id_ID" w:bidi="id_ID"/>
-          </w:rPr>
-          <w:rPr>
-            <w:color w:val="0000EE"/>
-            <w:u w:val="single"/>
-          </w:rPr>
-          <w:t>1 Sam. 10:10–12</w:t>
-        </w:r>
-      </w:hyperlink>
+      <w:r>
+        <w:rPr>
+          <w:lang w:val="id_ID" w:bidi="id_ID"/>
+        </w:rPr>
+        <w:t>1 Sam. 10:10–12</w:t>
+      </w:r>
       <w:r>
         <w:rPr>
           <w:lang w:val="id_ID" w:bidi="id_ID"/>
         </w:rPr>
         <w:t xml:space="preserve">; </w:t>
       </w:r>
-      <w:hyperlink r:id="rId178">
-        <w:r>
-          <w:rPr>
-            <w:lang w:val="id_ID" w:bidi="id_ID"/>
-          </w:rPr>
-          <w:rPr>
-            <w:color w:val="0000EE"/>
-            <w:u w:val="single"/>
-          </w:rPr>
-          <w:t>13:7–14</w:t>
-        </w:r>
-      </w:hyperlink>
+      <w:r>
+        <w:rPr>
+          <w:lang w:val="id_ID" w:bidi="id_ID"/>
+        </w:rPr>
+        <w:t>13:7–14</w:t>
+      </w:r>
       <w:r>
         <w:rPr>
           <w:lang w:val="id_ID" w:bidi="id_ID"/>
         </w:rPr>
         <w:t xml:space="preserve">; </w:t>
       </w:r>
-      <w:hyperlink r:id="rId179">
-        <w:r>
-          <w:rPr>
-            <w:lang w:val="id_ID" w:bidi="id_ID"/>
-          </w:rPr>
-          <w:rPr>
-            <w:color w:val="0000EE"/>
-            <w:u w:val="single"/>
-          </w:rPr>
-          <w:t>15:10–23</w:t>
-        </w:r>
-      </w:hyperlink>
+      <w:r>
+        <w:rPr>
+          <w:lang w:val="id_ID" w:bidi="id_ID"/>
+        </w:rPr>
+        <w:t>15:10–23</w:t>
+      </w:r>
       <w:r>
         <w:rPr>
           <w:lang w:val="id_ID" w:bidi="id_ID"/>
         </w:rPr>
         <w:t xml:space="preserve">; </w:t>
       </w:r>
-      <w:hyperlink r:id="rId165">
-        <w:r>
-          <w:rPr>
-            <w:lang w:val="id_ID" w:bidi="id_ID"/>
-          </w:rPr>
-          <w:rPr>
-            <w:color w:val="0000EE"/>
-            <w:u w:val="single"/>
-          </w:rPr>
-          <w:t>28:1–25</w:t>
-        </w:r>
-      </w:hyperlink>
+      <w:r>
+        <w:rPr>
+          <w:lang w:val="id_ID" w:bidi="id_ID"/>
+        </w:rPr>
+        <w:t>28:1–25</w:t>
+      </w:r>
       <w:r>
         <w:rPr>
           <w:lang w:val="id_ID" w:bidi="id_ID"/>
@@ -9510,72 +8437,48 @@
         </w:rPr>
         <w:t>Pemindahan tabut (</w:t>
       </w:r>
-      <w:hyperlink r:id="rId180">
-        <w:r>
-          <w:rPr>
-            <w:lang w:val="id_ID" w:bidi="id_ID"/>
-          </w:rPr>
-          <w:rPr>
-            <w:color w:val="0000EE"/>
-            <w:u w:val="single"/>
-          </w:rPr>
-          <w:t>1 Taw. 16:1–3</w:t>
-        </w:r>
-      </w:hyperlink>
+      <w:r>
+        <w:rPr>
+          <w:lang w:val="id_ID" w:bidi="id_ID"/>
+        </w:rPr>
+        <w:t>1 Taw. 16:1–3</w:t>
+      </w:r>
       <w:r>
         <w:rPr>
           <w:lang w:val="id_ID" w:bidi="id_ID"/>
         </w:rPr>
         <w:t>) dan penutupan peristiwa tersebut (</w:t>
       </w:r>
-      <w:hyperlink r:id="rId181">
-        <w:r>
-          <w:rPr>
-            <w:lang w:val="id_ID" w:bidi="id_ID"/>
-          </w:rPr>
-          <w:rPr>
-            <w:color w:val="0000EE"/>
-            <w:u w:val="single"/>
-          </w:rPr>
-          <w:t>1 Taw. 16:43</w:t>
-        </w:r>
-      </w:hyperlink>
+      <w:r>
+        <w:rPr>
+          <w:lang w:val="id_ID" w:bidi="id_ID"/>
+        </w:rPr>
+        <w:t>1 Taw. 16:43</w:t>
+      </w:r>
       <w:r>
         <w:rPr>
           <w:lang w:val="id_ID" w:bidi="id_ID"/>
         </w:rPr>
         <w:t xml:space="preserve">) dilaporkan dengan cara yang sama seperti dalam kitab Samuel (lihat </w:t>
       </w:r>
-      <w:hyperlink r:id="rId182">
-        <w:r>
-          <w:rPr>
-            <w:lang w:val="id_ID" w:bidi="id_ID"/>
-          </w:rPr>
-          <w:rPr>
-            <w:color w:val="0000EE"/>
-            <w:u w:val="single"/>
-          </w:rPr>
-          <w:t>2 Sam. 6:17–20</w:t>
-        </w:r>
-      </w:hyperlink>
+      <w:r>
+        <w:rPr>
+          <w:lang w:val="id_ID" w:bidi="id_ID"/>
+        </w:rPr>
+        <w:t>2 Sam. 6:17–20</w:t>
+      </w:r>
       <w:r>
         <w:rPr>
           <w:lang w:val="id_ID" w:bidi="id_ID"/>
         </w:rPr>
         <w:t>). Namun, di antara bagian-bagian ini, penulis kitab Tawarikh menambahkan rincian tentang perayaan dan pengaturan ibadah yang tetap (</w:t>
       </w:r>
-      <w:hyperlink r:id="rId183">
-        <w:r>
-          <w:rPr>
-            <w:lang w:val="id_ID" w:bidi="id_ID"/>
-          </w:rPr>
-          <w:rPr>
-            <w:color w:val="0000EE"/>
-            <w:u w:val="single"/>
-          </w:rPr>
-          <w:t>1 Taw. 16:4–42</w:t>
-        </w:r>
-      </w:hyperlink>
+      <w:r>
+        <w:rPr>
+          <w:lang w:val="id_ID" w:bidi="id_ID"/>
+        </w:rPr>
+        <w:t>1 Taw. 16:4–42</w:t>
+      </w:r>
       <w:r>
         <w:rPr>
           <w:lang w:val="id_ID" w:bidi="id_ID"/>
@@ -9642,36 +8545,24 @@
           <w:lang w:val="id_ID" w:bidi="id_ID"/>
         </w:rPr>
       </w:r>
-      <w:hyperlink r:id="rId184">
-        <w:r>
-          <w:rPr>
-            <w:lang w:val="id_ID" w:bidi="id_ID"/>
-          </w:rPr>
-          <w:rPr>
-            <w:color w:val="0000EE"/>
-            <w:u w:val="single"/>
-          </w:rPr>
-          <w:t>1 Taw. 16:8–22</w:t>
-        </w:r>
-      </w:hyperlink>
+      <w:r>
+        <w:rPr>
+          <w:lang w:val="id_ID" w:bidi="id_ID"/>
+        </w:rPr>
+        <w:t>1 Taw. 16:8–22</w:t>
+      </w:r>
       <w:r>
         <w:rPr>
           <w:lang w:val="id_ID" w:bidi="id_ID"/>
         </w:rPr>
         <w:t xml:space="preserve"> menggunakan </w:t>
       </w:r>
-      <w:hyperlink r:id="rId185">
-        <w:r>
-          <w:rPr>
-            <w:lang w:val="id_ID" w:bidi="id_ID"/>
-          </w:rPr>
-          <w:rPr>
-            <w:color w:val="0000EE"/>
-            <w:u w:val="single"/>
-          </w:rPr>
-          <w:t>Mzm. 105:1–15</w:t>
-        </w:r>
-      </w:hyperlink>
+      <w:r>
+        <w:rPr>
+          <w:lang w:val="id_ID" w:bidi="id_ID"/>
+        </w:rPr>
+        <w:t>Mzm. 105:1–15</w:t>
+      </w:r>
     </w:p>
     <w:p>
       <w:pPr>
@@ -9684,36 +8575,24 @@
           <w:lang w:val="id_ID" w:bidi="id_ID"/>
         </w:rPr>
       </w:r>
-      <w:hyperlink r:id="rId186">
-        <w:r>
-          <w:rPr>
-            <w:lang w:val="id_ID" w:bidi="id_ID"/>
-          </w:rPr>
-          <w:rPr>
-            <w:color w:val="0000EE"/>
-            <w:u w:val="single"/>
-          </w:rPr>
-          <w:t>1 Taw. 16:23–33</w:t>
-        </w:r>
-      </w:hyperlink>
+      <w:r>
+        <w:rPr>
+          <w:lang w:val="id_ID" w:bidi="id_ID"/>
+        </w:rPr>
+        <w:t>1 Taw. 16:23–33</w:t>
+      </w:r>
       <w:r>
         <w:rPr>
           <w:lang w:val="id_ID" w:bidi="id_ID"/>
         </w:rPr>
         <w:t xml:space="preserve"> menggunakan </w:t>
       </w:r>
-      <w:hyperlink r:id="rId187">
-        <w:r>
-          <w:rPr>
-            <w:lang w:val="id_ID" w:bidi="id_ID"/>
-          </w:rPr>
-          <w:rPr>
-            <w:color w:val="0000EE"/>
-            <w:u w:val="single"/>
-          </w:rPr>
-          <w:t>Mzm. 96</w:t>
-        </w:r>
-      </w:hyperlink>
+      <w:r>
+        <w:rPr>
+          <w:lang w:val="id_ID" w:bidi="id_ID"/>
+        </w:rPr>
+        <w:t>Mzm. 96</w:t>
+      </w:r>
     </w:p>
     <w:p>
       <w:pPr>
@@ -9726,54 +8605,36 @@
           <w:lang w:val="id_ID" w:bidi="id_ID"/>
         </w:rPr>
       </w:r>
-      <w:hyperlink r:id="rId188">
-        <w:r>
-          <w:rPr>
-            <w:lang w:val="id_ID" w:bidi="id_ID"/>
-          </w:rPr>
-          <w:rPr>
-            <w:color w:val="0000EE"/>
-            <w:u w:val="single"/>
-          </w:rPr>
-          <w:t>1 Taw. 16:34–38</w:t>
-        </w:r>
-      </w:hyperlink>
+      <w:r>
+        <w:rPr>
+          <w:lang w:val="id_ID" w:bidi="id_ID"/>
+        </w:rPr>
+        <w:t>1 Taw. 16:34–38</w:t>
+      </w:r>
       <w:r>
         <w:rPr>
           <w:lang w:val="id_ID" w:bidi="id_ID"/>
         </w:rPr>
         <w:t xml:space="preserve"> menggunakan </w:t>
       </w:r>
-      <w:hyperlink r:id="rId189">
-        <w:r>
-          <w:rPr>
-            <w:lang w:val="id_ID" w:bidi="id_ID"/>
-          </w:rPr>
-          <w:rPr>
-            <w:color w:val="0000EE"/>
-            <w:u w:val="single"/>
-          </w:rPr>
-          <w:t>Mzm. 106:1</w:t>
-        </w:r>
-      </w:hyperlink>
+      <w:r>
+        <w:rPr>
+          <w:lang w:val="id_ID" w:bidi="id_ID"/>
+        </w:rPr>
+        <w:t>Mzm. 106:1</w:t>
+      </w:r>
       <w:r>
         <w:rPr>
           <w:lang w:val="id_ID" w:bidi="id_ID"/>
         </w:rPr>
         <w:t xml:space="preserve">, </w:t>
       </w:r>
-      <w:hyperlink r:id="rId190">
-        <w:r>
-          <w:rPr>
-            <w:lang w:val="id_ID" w:bidi="id_ID"/>
-          </w:rPr>
-          <w:rPr>
-            <w:color w:val="0000EE"/>
-            <w:u w:val="single"/>
-          </w:rPr>
-          <w:t>47–48</w:t>
-        </w:r>
-      </w:hyperlink>
+      <w:r>
+        <w:rPr>
+          <w:lang w:val="id_ID" w:bidi="id_ID"/>
+        </w:rPr>
+        <w:t>47–48</w:t>
+      </w:r>
     </w:p>
     <w:p>
       <w:pPr/>
@@ -9788,18 +8649,12 @@
         </w:rPr>
         <w:t>Penyusunnya menyesuaikan sumber-sumber tersebut untuk peristiwa ini. Bait Suci belum ada ketika tabut dibawa ke Yerusalem, sehingga penulis kitab Tawarikh menyatakan bahwa kekuatan dan sukacita memenuhi tempat kediaman-Nya (</w:t>
       </w:r>
-      <w:hyperlink r:id="rId191">
-        <w:r>
-          <w:rPr>
-            <w:lang w:val="id_ID" w:bidi="id_ID"/>
-          </w:rPr>
-          <w:rPr>
-            <w:color w:val="0000EE"/>
-            <w:u w:val="single"/>
-          </w:rPr>
-          <w:t>1 Taw. 16:27</w:t>
-        </w:r>
-      </w:hyperlink>
+      <w:r>
+        <w:rPr>
+          <w:lang w:val="id_ID" w:bidi="id_ID"/>
+        </w:rPr>
+        <w:t>1 Taw. 16:27</w:t>
+      </w:r>
       <w:r>
         <w:rPr>
           <w:lang w:val="id_ID" w:bidi="id_ID"/>
@@ -9819,36 +8674,24 @@
         </w:rPr>
         <w:t xml:space="preserve"> (</w:t>
       </w:r>
-      <w:hyperlink r:id="rId192">
-        <w:r>
-          <w:rPr>
-            <w:lang w:val="id_ID" w:bidi="id_ID"/>
-          </w:rPr>
-          <w:rPr>
-            <w:color w:val="0000EE"/>
-            <w:u w:val="single"/>
-          </w:rPr>
-          <w:t>Mzm. 96:6</w:t>
-        </w:r>
-      </w:hyperlink>
+      <w:r>
+        <w:rPr>
+          <w:lang w:val="id_ID" w:bidi="id_ID"/>
+        </w:rPr>
+        <w:t>Mzm. 96:6</w:t>
+      </w:r>
       <w:r>
         <w:rPr>
           <w:lang w:val="id_ID" w:bidi="id_ID"/>
         </w:rPr>
         <w:t>) dan meminta para penyembah untuk datang ke hadirat-Nya (</w:t>
       </w:r>
-      <w:hyperlink r:id="rId193">
-        <w:r>
-          <w:rPr>
-            <w:lang w:val="id_ID" w:bidi="id_ID"/>
-          </w:rPr>
-          <w:rPr>
-            <w:color w:val="0000EE"/>
-            <w:u w:val="single"/>
-          </w:rPr>
-          <w:t>1 Taw. 16:29</w:t>
-        </w:r>
-      </w:hyperlink>
+      <w:r>
+        <w:rPr>
+          <w:lang w:val="id_ID" w:bidi="id_ID"/>
+        </w:rPr>
+        <w:t>1 Taw. 16:29</w:t>
+      </w:r>
       <w:r>
         <w:rPr>
           <w:lang w:val="id_ID" w:bidi="id_ID"/>
@@ -9881,18 +8724,12 @@
         </w:rPr>
         <w:t xml:space="preserve"> (</w:t>
       </w:r>
-      <w:hyperlink r:id="rId194">
-        <w:r>
-          <w:rPr>
-            <w:lang w:val="id_ID" w:bidi="id_ID"/>
-          </w:rPr>
-          <w:rPr>
-            <w:color w:val="0000EE"/>
-            <w:u w:val="single"/>
-          </w:rPr>
-          <w:t>Mzm. 96:8</w:t>
-        </w:r>
-      </w:hyperlink>
+      <w:r>
+        <w:rPr>
+          <w:lang w:val="id_ID" w:bidi="id_ID"/>
+        </w:rPr>
+        <w:t>Mzm. 96:8</w:t>
+      </w:r>
       <w:r>
         <w:rPr>
           <w:lang w:val="id_ID" w:bidi="id_ID"/>
@@ -9912,18 +8749,12 @@
         </w:rPr>
         <w:t xml:space="preserve"> (</w:t>
       </w:r>
-      <w:hyperlink r:id="rId195">
-        <w:r>
-          <w:rPr>
-            <w:lang w:val="id_ID" w:bidi="id_ID"/>
-          </w:rPr>
-          <w:rPr>
-            <w:color w:val="0000EE"/>
-            <w:u w:val="single"/>
-          </w:rPr>
-          <w:t>Mzm. 105:9</w:t>
-        </w:r>
-      </w:hyperlink>
+      <w:r>
+        <w:rPr>
+          <w:lang w:val="id_ID" w:bidi="id_ID"/>
+        </w:rPr>
+        <w:t>Mzm. 105:9</w:t>
+      </w:r>
       <w:r>
         <w:rPr>
           <w:lang w:val="id_ID" w:bidi="id_ID"/>
@@ -9943,90 +8774,60 @@
         </w:rPr>
         <w:t xml:space="preserve"> (</w:t>
       </w:r>
-      <w:hyperlink r:id="rId196">
-        <w:r>
-          <w:rPr>
-            <w:lang w:val="id_ID" w:bidi="id_ID"/>
-          </w:rPr>
-          <w:rPr>
-            <w:color w:val="0000EE"/>
-            <w:u w:val="single"/>
-          </w:rPr>
-          <w:t>1 Taw. 16:13</w:t>
-        </w:r>
-      </w:hyperlink>
+      <w:r>
+        <w:rPr>
+          <w:lang w:val="id_ID" w:bidi="id_ID"/>
+        </w:rPr>
+        <w:t>1 Taw. 16:13</w:t>
+      </w:r>
       <w:r>
         <w:rPr>
           <w:lang w:val="id_ID" w:bidi="id_ID"/>
         </w:rPr>
         <w:t>) untuk berfokus pada bangsa sebagai penggenapan janji-janji Abraham. Nyanyian ini tidak menyebutkan penghakiman atas bumi (</w:t>
       </w:r>
-      <w:hyperlink r:id="rId197">
-        <w:r>
-          <w:rPr>
-            <w:lang w:val="id_ID" w:bidi="id_ID"/>
-          </w:rPr>
-          <w:rPr>
-            <w:color w:val="0000EE"/>
-            <w:u w:val="single"/>
-          </w:rPr>
-          <w:t>Mzm. 96:10</w:t>
-        </w:r>
-      </w:hyperlink>
+      <w:r>
+        <w:rPr>
+          <w:lang w:val="id_ID" w:bidi="id_ID"/>
+        </w:rPr>
+        <w:t>Mzm. 96:10</w:t>
+      </w:r>
       <w:r>
         <w:rPr>
           <w:lang w:val="id_ID" w:bidi="id_ID"/>
         </w:rPr>
         <w:t xml:space="preserve">, </w:t>
       </w:r>
-      <w:hyperlink r:id="rId198">
-        <w:r>
-          <w:rPr>
-            <w:lang w:val="id_ID" w:bidi="id_ID"/>
-          </w:rPr>
-          <w:rPr>
-            <w:color w:val="0000EE"/>
-            <w:u w:val="single"/>
-          </w:rPr>
-          <w:t>13</w:t>
-        </w:r>
-      </w:hyperlink>
+      <w:r>
+        <w:rPr>
+          <w:lang w:val="id_ID" w:bidi="id_ID"/>
+        </w:rPr>
+        <w:t>13</w:t>
+      </w:r>
       <w:r>
         <w:rPr>
           <w:lang w:val="id_ID" w:bidi="id_ID"/>
         </w:rPr>
         <w:t xml:space="preserve">; bdk. </w:t>
       </w:r>
-      <w:hyperlink r:id="rId199">
-        <w:r>
-          <w:rPr>
-            <w:lang w:val="id_ID" w:bidi="id_ID"/>
-          </w:rPr>
-          <w:rPr>
-            <w:color w:val="0000EE"/>
-            <w:u w:val="single"/>
-          </w:rPr>
-          <w:t>1 Taw. 16:30</w:t>
-        </w:r>
-      </w:hyperlink>
+      <w:r>
+        <w:rPr>
+          <w:lang w:val="id_ID" w:bidi="id_ID"/>
+        </w:rPr>
+        <w:t>1 Taw. 16:30</w:t>
+      </w:r>
       <w:r>
         <w:rPr>
           <w:lang w:val="id_ID" w:bidi="id_ID"/>
         </w:rPr>
         <w:t xml:space="preserve">, </w:t>
       </w:r>
-      <w:hyperlink r:id="rId200">
-        <w:r>
-          <w:rPr>
-            <w:lang w:val="id_ID" w:bidi="id_ID"/>
-          </w:rPr>
-          <w:rPr>
-            <w:color w:val="0000EE"/>
-            <w:u w:val="single"/>
-          </w:rPr>
-          <w:t>33</w:t>
-        </w:r>
-      </w:hyperlink>
+      <w:r>
+        <w:rPr>
+          <w:lang w:val="id_ID" w:bidi="id_ID"/>
+        </w:rPr>
+        <w:t>33</w:t>
+      </w:r>
       <w:r>
         <w:rPr>
           <w:lang w:val="id_ID" w:bidi="id_ID"/>
@@ -10081,36 +8882,24 @@
         </w:rPr>
         <w:t xml:space="preserve">Gibeon adalah tempat ibadah utama hingga Bait Suci dibangun di Yerusalem (lihat </w:t>
       </w:r>
-      <w:hyperlink r:id="rId170">
-        <w:r>
-          <w:rPr>
-            <w:lang w:val="id_ID" w:bidi="id_ID"/>
-          </w:rPr>
-          <w:rPr>
-            <w:color w:val="0000EE"/>
-            <w:u w:val="single"/>
-          </w:rPr>
-          <w:t>1 Taw. 21:29</w:t>
-        </w:r>
-      </w:hyperlink>
+      <w:r>
+        <w:rPr>
+          <w:lang w:val="id_ID" w:bidi="id_ID"/>
+        </w:rPr>
+        <w:t>1 Taw. 21:29</w:t>
+      </w:r>
       <w:r>
         <w:rPr>
           <w:lang w:val="id_ID" w:bidi="id_ID"/>
         </w:rPr>
         <w:t xml:space="preserve">; </w:t>
       </w:r>
-      <w:hyperlink r:id="rId201">
-        <w:r>
-          <w:rPr>
-            <w:lang w:val="id_ID" w:bidi="id_ID"/>
-          </w:rPr>
-          <w:rPr>
-            <w:color w:val="0000EE"/>
-            <w:u w:val="single"/>
-          </w:rPr>
-          <w:t>2 Taw. 1:3</w:t>
-        </w:r>
-      </w:hyperlink>
+      <w:r>
+        <w:rPr>
+          <w:lang w:val="id_ID" w:bidi="id_ID"/>
+        </w:rPr>
+        <w:t>2 Taw. 1:3</w:t>
+      </w:r>
       <w:r>
         <w:rPr>
           <w:lang w:val="id_ID" w:bidi="id_ID"/>
@@ -10178,18 +8967,12 @@
         </w:rPr>
         <w:t xml:space="preserve"> tetapi Tuhan memilih ahli waris Daud, yaitu Salomo (</w:t>
       </w:r>
-      <w:hyperlink r:id="rId202">
-        <w:r>
-          <w:rPr>
-            <w:lang w:val="id_ID" w:bidi="id_ID"/>
-          </w:rPr>
-          <w:rPr>
-            <w:color w:val="0000EE"/>
-            <w:u w:val="single"/>
-          </w:rPr>
-          <w:t>1 Taw. 22</w:t>
-        </w:r>
-      </w:hyperlink>
+      <w:r>
+        <w:rPr>
+          <w:lang w:val="id_ID" w:bidi="id_ID"/>
+        </w:rPr>
+        <w:t>1 Taw. 22</w:t>
+      </w:r>
       <w:r>
         <w:rPr>
           <w:lang w:val="id_ID" w:bidi="id_ID"/>
@@ -10244,18 +9027,12 @@
         </w:rPr>
         <w:t>Bagian yang lebih besar (</w:t>
       </w:r>
-      <w:hyperlink r:id="rId203">
-        <w:r>
-          <w:rPr>
-            <w:lang w:val="id_ID" w:bidi="id_ID"/>
-          </w:rPr>
-          <w:rPr>
-            <w:color w:val="0000EE"/>
-            <w:u w:val="single"/>
-          </w:rPr>
-          <w:t>1 Taw. 13:1–17:27</w:t>
-        </w:r>
-      </w:hyperlink>
+      <w:r>
+        <w:rPr>
+          <w:lang w:val="id_ID" w:bidi="id_ID"/>
+        </w:rPr>
+        <w:t>1 Taw. 13:1–17:27</w:t>
+      </w:r>
       <w:r>
         <w:rPr>
           <w:lang w:val="id_ID" w:bidi="id_ID"/>
@@ -10358,18 +9135,12 @@
         </w:rPr>
         <w:t>Membangun Bait Suci adalah bagian penting dari kerajaan Allah di Bumi. Salomo membangun Bait Suci (</w:t>
       </w:r>
-      <w:hyperlink r:id="rId204">
-        <w:r>
-          <w:rPr>
-            <w:lang w:val="id_ID" w:bidi="id_ID"/>
-          </w:rPr>
-          <w:rPr>
-            <w:color w:val="0000EE"/>
-            <w:u w:val="single"/>
-          </w:rPr>
-          <w:t>2 Taw. 2–7</w:t>
-        </w:r>
-      </w:hyperlink>
+      <w:r>
+        <w:rPr>
+          <w:lang w:val="id_ID" w:bidi="id_ID"/>
+        </w:rPr>
+        <w:t>2 Taw. 2–7</w:t>
+      </w:r>
       <w:r>
         <w:rPr>
           <w:lang w:val="id_ID" w:bidi="id_ID"/>
@@ -10424,54 +9195,36 @@
         </w:rPr>
         <w:t xml:space="preserve">Penulis kitab Tawarikh secara khusus membuat pernyataan ini mengenai Salomo (lihat </w:t>
       </w:r>
-      <w:hyperlink r:id="rId205">
-        <w:r>
-          <w:rPr>
-            <w:lang w:val="id_ID" w:bidi="id_ID"/>
-          </w:rPr>
-          <w:rPr>
-            <w:color w:val="0000EE"/>
-            <w:u w:val="single"/>
-          </w:rPr>
-          <w:t>1 Taw. 22:9</w:t>
-        </w:r>
-      </w:hyperlink>
+      <w:r>
+        <w:rPr>
+          <w:lang w:val="id_ID" w:bidi="id_ID"/>
+        </w:rPr>
+        <w:t>1 Taw. 22:9</w:t>
+      </w:r>
       <w:r>
         <w:rPr>
           <w:lang w:val="id_ID" w:bidi="id_ID"/>
         </w:rPr>
         <w:t xml:space="preserve">; </w:t>
       </w:r>
-      <w:hyperlink r:id="rId206">
-        <w:r>
-          <w:rPr>
-            <w:lang w:val="id_ID" w:bidi="id_ID"/>
-          </w:rPr>
-          <w:rPr>
-            <w:color w:val="0000EE"/>
-            <w:u w:val="single"/>
-          </w:rPr>
-          <w:t>28:5–6</w:t>
-        </w:r>
-      </w:hyperlink>
+      <w:r>
+        <w:rPr>
+          <w:lang w:val="id_ID" w:bidi="id_ID"/>
+        </w:rPr>
+        <w:t>28:5–6</w:t>
+      </w:r>
       <w:r>
         <w:rPr>
           <w:lang w:val="id_ID" w:bidi="id_ID"/>
         </w:rPr>
         <w:t xml:space="preserve">; bdk. </w:t>
       </w:r>
-      <w:hyperlink r:id="rId207">
-        <w:r>
-          <w:rPr>
-            <w:lang w:val="id_ID" w:bidi="id_ID"/>
-          </w:rPr>
-          <w:rPr>
-            <w:color w:val="0000EE"/>
-            <w:u w:val="single"/>
-          </w:rPr>
-          <w:t>2 Sam. 7:14</w:t>
-        </w:r>
-      </w:hyperlink>
+      <w:r>
+        <w:rPr>
+          <w:lang w:val="id_ID" w:bidi="id_ID"/>
+        </w:rPr>
+        <w:t>2 Sam. 7:14</w:t>
+      </w:r>
       <w:r>
         <w:rPr>
           <w:lang w:val="id_ID" w:bidi="id_ID"/>
@@ -10526,18 +9279,12 @@
         </w:rPr>
         <w:t xml:space="preserve">Dalam </w:t>
       </w:r>
-      <w:hyperlink r:id="rId208">
-        <w:r>
-          <w:rPr>
-            <w:lang w:val="id_ID" w:bidi="id_ID"/>
-          </w:rPr>
-          <w:rPr>
-            <w:color w:val="0000EE"/>
-            <w:u w:val="single"/>
-          </w:rPr>
-          <w:t>2 Sam. 7:16</w:t>
-        </w:r>
-      </w:hyperlink>
+      <w:r>
+        <w:rPr>
+          <w:lang w:val="id_ID" w:bidi="id_ID"/>
+        </w:rPr>
+        <w:t>2 Sam. 7:16</w:t>
+      </w:r>
       <w:r>
         <w:rPr>
           <w:lang w:val="id_ID" w:bidi="id_ID"/>
@@ -10641,18 +9388,12 @@
         </w:rPr>
         <w:t xml:space="preserve"> seorang raja Filistin masih memerintah di Gat pada akhir pemerintahan Daud (</w:t>
       </w:r>
-      <w:hyperlink r:id="rId209">
-        <w:r>
-          <w:rPr>
-            <w:lang w:val="id_ID" w:bidi="id_ID"/>
-          </w:rPr>
-          <w:rPr>
-            <w:color w:val="0000EE"/>
-            <w:u w:val="single"/>
-          </w:rPr>
-          <w:t>1 Raj. 2:39</w:t>
-        </w:r>
-      </w:hyperlink>
+      <w:r>
+        <w:rPr>
+          <w:lang w:val="id_ID" w:bidi="id_ID"/>
+        </w:rPr>
+        <w:t>1 Raj. 2:39</w:t>
+      </w:r>
       <w:r>
         <w:rPr>
           <w:lang w:val="id_ID" w:bidi="id_ID"/>
@@ -10725,18 +9466,12 @@
         </w:rPr>
         <w:t>Orang Filistin (</w:t>
       </w:r>
-      <w:hyperlink r:id="rId210">
-        <w:r>
-          <w:rPr>
-            <w:lang w:val="id_ID" w:bidi="id_ID"/>
-          </w:rPr>
-          <w:rPr>
-            <w:color w:val="0000EE"/>
-            <w:u w:val="single"/>
-          </w:rPr>
-          <w:t>1 Taw. 18:1</w:t>
-        </w:r>
-      </w:hyperlink>
+      <w:r>
+        <w:rPr>
+          <w:lang w:val="id_ID" w:bidi="id_ID"/>
+        </w:rPr>
+        <w:t>1 Taw. 18:1</w:t>
+      </w:r>
       <w:r>
         <w:rPr>
           <w:lang w:val="id_ID" w:bidi="id_ID"/>
@@ -10761,18 +9496,12 @@
         </w:rPr>
         <w:t>Moab (</w:t>
       </w:r>
-      <w:hyperlink r:id="rId211">
-        <w:r>
-          <w:rPr>
-            <w:lang w:val="id_ID" w:bidi="id_ID"/>
-          </w:rPr>
-          <w:rPr>
-            <w:color w:val="0000EE"/>
-            <w:u w:val="single"/>
-          </w:rPr>
-          <w:t>1 Taw. 18:2</w:t>
-        </w:r>
-      </w:hyperlink>
+      <w:r>
+        <w:rPr>
+          <w:lang w:val="id_ID" w:bidi="id_ID"/>
+        </w:rPr>
+        <w:t>1 Taw. 18:2</w:t>
+      </w:r>
       <w:r>
         <w:rPr>
           <w:lang w:val="id_ID" w:bidi="id_ID"/>
@@ -10797,18 +9526,12 @@
         </w:rPr>
         <w:t>Zoba (</w:t>
       </w:r>
-      <w:hyperlink r:id="rId212">
-        <w:r>
-          <w:rPr>
-            <w:lang w:val="id_ID" w:bidi="id_ID"/>
-          </w:rPr>
-          <w:rPr>
-            <w:color w:val="0000EE"/>
-            <w:u w:val="single"/>
-          </w:rPr>
-          <w:t>1 Taw. 18:3–4</w:t>
-        </w:r>
-      </w:hyperlink>
+      <w:r>
+        <w:rPr>
+          <w:lang w:val="id_ID" w:bidi="id_ID"/>
+        </w:rPr>
+        <w:t>1 Taw. 18:3–4</w:t>
+      </w:r>
       <w:r>
         <w:rPr>
           <w:lang w:val="id_ID" w:bidi="id_ID"/>
@@ -10833,18 +9556,12 @@
         </w:rPr>
         <w:t>Damsyik (</w:t>
       </w:r>
-      <w:hyperlink r:id="rId213">
-        <w:r>
-          <w:rPr>
-            <w:lang w:val="id_ID" w:bidi="id_ID"/>
-          </w:rPr>
-          <w:rPr>
-            <w:color w:val="0000EE"/>
-            <w:u w:val="single"/>
-          </w:rPr>
-          <w:t>1 Taw. 18:5–6</w:t>
-        </w:r>
-      </w:hyperlink>
+      <w:r>
+        <w:rPr>
+          <w:lang w:val="id_ID" w:bidi="id_ID"/>
+        </w:rPr>
+        <w:t>1 Taw. 18:5–6</w:t>
+      </w:r>
       <w:r>
         <w:rPr>
           <w:lang w:val="id_ID" w:bidi="id_ID"/>
@@ -10869,18 +9586,12 @@
         </w:rPr>
         <w:t>Edom (</w:t>
       </w:r>
-      <w:hyperlink r:id="rId214">
-        <w:r>
-          <w:rPr>
-            <w:lang w:val="id_ID" w:bidi="id_ID"/>
-          </w:rPr>
-          <w:rPr>
-            <w:color w:val="0000EE"/>
-            <w:u w:val="single"/>
-          </w:rPr>
-          <w:t>1 Taw. 18:12–13</w:t>
-        </w:r>
-      </w:hyperlink>
+      <w:r>
+        <w:rPr>
+          <w:lang w:val="id_ID" w:bidi="id_ID"/>
+        </w:rPr>
+        <w:t>1 Taw. 18:12–13</w:t>
+      </w:r>
       <w:r>
         <w:rPr>
           <w:lang w:val="id_ID" w:bidi="id_ID"/>
@@ -10901,54 +9612,36 @@
         </w:rPr>
         <w:t>Rincian tersebut mencakup hubungan internasional Daud, harta yang diperolehnya, dan upeti yang diterimanya (</w:t>
       </w:r>
-      <w:hyperlink r:id="rId215">
-        <w:r>
-          <w:rPr>
-            <w:lang w:val="id_ID" w:bidi="id_ID"/>
-          </w:rPr>
-          <w:rPr>
-            <w:color w:val="0000EE"/>
-            <w:u w:val="single"/>
-          </w:rPr>
-          <w:t>1 Taw. 18:7–11</w:t>
-        </w:r>
-      </w:hyperlink>
+      <w:r>
+        <w:rPr>
+          <w:lang w:val="id_ID" w:bidi="id_ID"/>
+        </w:rPr>
+        <w:t>1 Taw. 18:7–11</w:t>
+      </w:r>
       <w:r>
         <w:rPr>
           <w:lang w:val="id_ID" w:bidi="id_ID"/>
         </w:rPr>
         <w:t>). Tema umumnya adalah bahwa Tuhan memberikan kemenangan kepada Daud ke mana pun ia pergi (</w:t>
       </w:r>
-      <w:hyperlink r:id="rId216">
-        <w:r>
-          <w:rPr>
-            <w:lang w:val="id_ID" w:bidi="id_ID"/>
-          </w:rPr>
-          <w:rPr>
-            <w:color w:val="0000EE"/>
-            <w:u w:val="single"/>
-          </w:rPr>
-          <w:t>1 Taw. 18:6</w:t>
-        </w:r>
-      </w:hyperlink>
+      <w:r>
+        <w:rPr>
+          <w:lang w:val="id_ID" w:bidi="id_ID"/>
+        </w:rPr>
+        <w:t>1 Taw. 18:6</w:t>
+      </w:r>
       <w:r>
         <w:rPr>
           <w:lang w:val="id_ID" w:bidi="id_ID"/>
         </w:rPr>
         <w:t xml:space="preserve">, </w:t>
       </w:r>
-      <w:hyperlink r:id="rId217">
-        <w:r>
-          <w:rPr>
-            <w:lang w:val="id_ID" w:bidi="id_ID"/>
-          </w:rPr>
-          <w:rPr>
-            <w:color w:val="0000EE"/>
-            <w:u w:val="single"/>
-          </w:rPr>
-          <w:t>13</w:t>
-        </w:r>
-      </w:hyperlink>
+      <w:r>
+        <w:rPr>
+          <w:lang w:val="id_ID" w:bidi="id_ID"/>
+        </w:rPr>
+        <w:t>13</w:t>
+      </w:r>
       <w:r>
         <w:rPr>
           <w:lang w:val="id_ID" w:bidi="id_ID"/>
@@ -11047,36 +9740,24 @@
         </w:rPr>
         <w:t>Pertempuran selama masa perluasan kerajaan (</w:t>
       </w:r>
-      <w:hyperlink r:id="rId218">
-        <w:r>
-          <w:rPr>
-            <w:lang w:val="id_ID" w:bidi="id_ID"/>
-          </w:rPr>
-          <w:rPr>
-            <w:color w:val="0000EE"/>
-            <w:u w:val="single"/>
-          </w:rPr>
-          <w:t>1 Taw. 18:1–17</w:t>
-        </w:r>
-      </w:hyperlink>
+      <w:r>
+        <w:rPr>
+          <w:lang w:val="id_ID" w:bidi="id_ID"/>
+        </w:rPr>
+        <w:t>1 Taw. 18:1–17</w:t>
+      </w:r>
       <w:r>
         <w:rPr>
           <w:lang w:val="id_ID" w:bidi="id_ID"/>
         </w:rPr>
         <w:t xml:space="preserve">; lihat </w:t>
       </w:r>
-      <w:hyperlink r:id="rId219">
-        <w:r>
-          <w:rPr>
-            <w:lang w:val="id_ID" w:bidi="id_ID"/>
-          </w:rPr>
-          <w:rPr>
-            <w:color w:val="0000EE"/>
-            <w:u w:val="single"/>
-          </w:rPr>
-          <w:t>2 Sam. 8:1–16</w:t>
-        </w:r>
-      </w:hyperlink>
+      <w:r>
+        <w:rPr>
+          <w:lang w:val="id_ID" w:bidi="id_ID"/>
+        </w:rPr>
+        <w:t>2 Sam. 8:1–16</w:t>
+      </w:r>
       <w:r>
         <w:rPr>
           <w:lang w:val="id_ID" w:bidi="id_ID"/>
@@ -11101,54 +9782,36 @@
         </w:rPr>
         <w:t>Pertempuran melawan orang Amon (</w:t>
       </w:r>
-      <w:hyperlink r:id="rId220">
-        <w:r>
-          <w:rPr>
-            <w:lang w:val="id_ID" w:bidi="id_ID"/>
-          </w:rPr>
-          <w:rPr>
-            <w:color w:val="0000EE"/>
-            <w:u w:val="single"/>
-          </w:rPr>
-          <w:t>1 Taw. 19:1–20:3</w:t>
-        </w:r>
-      </w:hyperlink>
+      <w:r>
+        <w:rPr>
+          <w:lang w:val="id_ID" w:bidi="id_ID"/>
+        </w:rPr>
+        <w:t>1 Taw. 19:1–20:3</w:t>
+      </w:r>
       <w:r>
         <w:rPr>
           <w:lang w:val="id_ID" w:bidi="id_ID"/>
         </w:rPr>
         <w:t xml:space="preserve">; lihat </w:t>
       </w:r>
-      <w:hyperlink r:id="rId221">
-        <w:r>
-          <w:rPr>
-            <w:lang w:val="id_ID" w:bidi="id_ID"/>
-          </w:rPr>
-          <w:rPr>
-            <w:color w:val="0000EE"/>
-            <w:u w:val="single"/>
-          </w:rPr>
-          <w:t>2 Sam. 10:1–11:1</w:t>
-        </w:r>
-      </w:hyperlink>
+      <w:r>
+        <w:rPr>
+          <w:lang w:val="id_ID" w:bidi="id_ID"/>
+        </w:rPr>
+        <w:t>2 Sam. 10:1–11:1</w:t>
+      </w:r>
       <w:r>
         <w:rPr>
           <w:lang w:val="id_ID" w:bidi="id_ID"/>
         </w:rPr>
         <w:t xml:space="preserve">; </w:t>
       </w:r>
-      <w:hyperlink r:id="rId222">
-        <w:r>
-          <w:rPr>
-            <w:lang w:val="id_ID" w:bidi="id_ID"/>
-          </w:rPr>
-          <w:rPr>
-            <w:color w:val="0000EE"/>
-            <w:u w:val="single"/>
-          </w:rPr>
-          <w:t>12:30–31</w:t>
-        </w:r>
-      </w:hyperlink>
+      <w:r>
+        <w:rPr>
+          <w:lang w:val="id_ID" w:bidi="id_ID"/>
+        </w:rPr>
+        <w:t>12:30–31</w:t>
+      </w:r>
       <w:r>
         <w:rPr>
           <w:lang w:val="id_ID" w:bidi="id_ID"/>
@@ -11173,36 +9836,24 @@
         </w:rPr>
         <w:t>Tindakan para pahlawan Daud (</w:t>
       </w:r>
-      <w:hyperlink r:id="rId223">
-        <w:r>
-          <w:rPr>
-            <w:lang w:val="id_ID" w:bidi="id_ID"/>
-          </w:rPr>
-          <w:rPr>
-            <w:color w:val="0000EE"/>
-            <w:u w:val="single"/>
-          </w:rPr>
-          <w:t>1 Taw. 20:4–8</w:t>
-        </w:r>
-      </w:hyperlink>
+      <w:r>
+        <w:rPr>
+          <w:lang w:val="id_ID" w:bidi="id_ID"/>
+        </w:rPr>
+        <w:t>1 Taw. 20:4–8</w:t>
+      </w:r>
       <w:r>
         <w:rPr>
           <w:lang w:val="id_ID" w:bidi="id_ID"/>
         </w:rPr>
         <w:t xml:space="preserve">; lihat </w:t>
       </w:r>
-      <w:hyperlink r:id="rId224">
-        <w:r>
-          <w:rPr>
-            <w:lang w:val="id_ID" w:bidi="id_ID"/>
-          </w:rPr>
-          <w:rPr>
-            <w:color w:val="0000EE"/>
-            <w:u w:val="single"/>
-          </w:rPr>
-          <w:t>2 Sam. 21:18–22</w:t>
-        </w:r>
-      </w:hyperlink>
+      <w:r>
+        <w:rPr>
+          <w:lang w:val="id_ID" w:bidi="id_ID"/>
+        </w:rPr>
+        <w:t>2 Sam. 21:18–22</w:t>
+      </w:r>
       <w:r>
         <w:rPr>
           <w:lang w:val="id_ID" w:bidi="id_ID"/>
@@ -11236,54 +9887,36 @@
         </w:rPr>
         <w:t>) yang secara tidak langsung menghubungkan peristiwa-peristiwa ini (</w:t>
       </w:r>
-      <w:hyperlink r:id="rId210">
-        <w:r>
-          <w:rPr>
-            <w:lang w:val="id_ID" w:bidi="id_ID"/>
-          </w:rPr>
-          <w:rPr>
-            <w:color w:val="0000EE"/>
-            <w:u w:val="single"/>
-          </w:rPr>
-          <w:t>1 Taw. 18:1</w:t>
-        </w:r>
-      </w:hyperlink>
+      <w:r>
+        <w:rPr>
+          <w:lang w:val="id_ID" w:bidi="id_ID"/>
+        </w:rPr>
+        <w:t>1 Taw. 18:1</w:t>
+      </w:r>
       <w:r>
         <w:rPr>
           <w:lang w:val="id_ID" w:bidi="id_ID"/>
         </w:rPr>
         <w:t xml:space="preserve">; </w:t>
       </w:r>
-      <w:hyperlink r:id="rId225">
-        <w:r>
-          <w:rPr>
-            <w:lang w:val="id_ID" w:bidi="id_ID"/>
-          </w:rPr>
-          <w:rPr>
-            <w:color w:val="0000EE"/>
-            <w:u w:val="single"/>
-          </w:rPr>
-          <w:t>19:1</w:t>
-        </w:r>
-      </w:hyperlink>
+      <w:r>
+        <w:rPr>
+          <w:lang w:val="id_ID" w:bidi="id_ID"/>
+        </w:rPr>
+        <w:t>19:1</w:t>
+      </w:r>
       <w:r>
         <w:rPr>
           <w:lang w:val="id_ID" w:bidi="id_ID"/>
         </w:rPr>
         <w:t xml:space="preserve">; </w:t>
       </w:r>
-      <w:hyperlink r:id="rId226">
-        <w:r>
-          <w:rPr>
-            <w:lang w:val="id_ID" w:bidi="id_ID"/>
-          </w:rPr>
-          <w:rPr>
-            <w:color w:val="0000EE"/>
-            <w:u w:val="single"/>
-          </w:rPr>
-          <w:t>20:4</w:t>
-        </w:r>
-      </w:hyperlink>
+      <w:r>
+        <w:rPr>
+          <w:lang w:val="id_ID" w:bidi="id_ID"/>
+        </w:rPr>
+        <w:t>20:4</w:t>
+      </w:r>
       <w:r>
         <w:rPr>
           <w:lang w:val="id_ID" w:bidi="id_ID"/>
@@ -11338,36 +9971,24 @@
         </w:rPr>
         <w:t>Daud menaklukkan wilayah-wilayah di sebelah timur Sungai Yordan secara bertahap. Pertama, ia menguasai Moab di sebelah selatan, mengamankan kendali atas dataran tinggi di sebelah utara Sungai Arnon. Kemenangannya atas pasukan Aram yang dipimpin oleh Hadadezer menghasilkan kesepakatan dengan Raja Tou dari Hamat, yang merupakan musuh Hadadezer (</w:t>
       </w:r>
-      <w:hyperlink r:id="rId227">
-        <w:r>
-          <w:rPr>
-            <w:lang w:val="id_ID" w:bidi="id_ID"/>
-          </w:rPr>
-          <w:rPr>
-            <w:color w:val="0000EE"/>
-            <w:u w:val="single"/>
-          </w:rPr>
-          <w:t>1 Taw. 18:9–11</w:t>
-        </w:r>
-      </w:hyperlink>
+      <w:r>
+        <w:rPr>
+          <w:lang w:val="id_ID" w:bidi="id_ID"/>
+        </w:rPr>
+        <w:t>1 Taw. 18:9–11</w:t>
+      </w:r>
       <w:r>
         <w:rPr>
           <w:lang w:val="id_ID" w:bidi="id_ID"/>
         </w:rPr>
         <w:t>). Setelah mengalahkan Amon dan orang Aram di sebelah timur Yordan, Daud memperluas kekuasaannya ke Edom di sebelah selatan dan mendapatkan akses ke pelabuhan di sebelah selatan (</w:t>
       </w:r>
-      <w:hyperlink r:id="rId214">
-        <w:r>
-          <w:rPr>
-            <w:lang w:val="id_ID" w:bidi="id_ID"/>
-          </w:rPr>
-          <w:rPr>
-            <w:color w:val="0000EE"/>
-            <w:u w:val="single"/>
-          </w:rPr>
-          <w:t>1 Taw. 18:12–13</w:t>
-        </w:r>
-      </w:hyperlink>
+      <w:r>
+        <w:rPr>
+          <w:lang w:val="id_ID" w:bidi="id_ID"/>
+        </w:rPr>
+        <w:t>1 Taw. 18:12–13</w:t>
+      </w:r>
       <w:r>
         <w:rPr>
           <w:lang w:val="id_ID" w:bidi="id_ID"/>
@@ -11570,18 +10191,12 @@
         </w:rPr>
         <w:t xml:space="preserve">Yoab memahami bahwa pertempuran tersebut bertujuan untuk melindungi rakyat dan kota-kota Israel dari serangan, bukan untuk memperluas wilayah (lihat </w:t>
       </w:r>
-      <w:hyperlink r:id="rId228">
-        <w:r>
-          <w:rPr>
-            <w:lang w:val="id_ID" w:bidi="id_ID"/>
-          </w:rPr>
-          <w:rPr>
-            <w:color w:val="0000EE"/>
-            <w:u w:val="single"/>
-          </w:rPr>
-          <w:t>1 Taw. 19:8</w:t>
-        </w:r>
-      </w:hyperlink>
+      <w:r>
+        <w:rPr>
+          <w:lang w:val="id_ID" w:bidi="id_ID"/>
+        </w:rPr>
+        <w:t>1 Taw. 19:8</w:t>
+      </w:r>
       <w:r>
         <w:rPr>
           <w:lang w:val="id_ID" w:bidi="id_ID"/>
@@ -11773,18 +10388,12 @@
         </w:rPr>
         <w:t>Perang melawan orang Amon ini terjadi pada saat Daud berbuat dosa dengan Batsyeba (</w:t>
       </w:r>
-      <w:hyperlink r:id="rId229">
-        <w:r>
-          <w:rPr>
-            <w:lang w:val="id_ID" w:bidi="id_ID"/>
-          </w:rPr>
-          <w:rPr>
-            <w:color w:val="0000EE"/>
-            <w:u w:val="single"/>
-          </w:rPr>
-          <w:t>2 Sam. 11:2–12:25</w:t>
-        </w:r>
-      </w:hyperlink>
+      <w:r>
+        <w:rPr>
+          <w:lang w:val="id_ID" w:bidi="id_ID"/>
+        </w:rPr>
+        <w:t>2 Sam. 11:2–12:25</w:t>
+      </w:r>
       <w:r>
         <w:rPr>
           <w:lang w:val="id_ID" w:bidi="id_ID"/>
@@ -11852,198 +10461,132 @@
         </w:rPr>
         <w:t xml:space="preserve">), mempengaruhi Daud untuk menghitung pasukan militernya (lihat </w:t>
       </w:r>
-      <w:hyperlink r:id="rId230">
-        <w:r>
-          <w:rPr>
-            <w:lang w:val="id_ID" w:bidi="id_ID"/>
-          </w:rPr>
-          <w:rPr>
-            <w:color w:val="0000EE"/>
-            <w:u w:val="single"/>
-          </w:rPr>
-          <w:t>2 Sam. 24:1</w:t>
-        </w:r>
-      </w:hyperlink>
+      <w:r>
+        <w:rPr>
+          <w:lang w:val="id_ID" w:bidi="id_ID"/>
+        </w:rPr>
+        <w:t>2 Sam. 24:1</w:t>
+      </w:r>
       <w:r>
         <w:rPr>
           <w:lang w:val="id_ID" w:bidi="id_ID"/>
         </w:rPr>
         <w:t xml:space="preserve">). Penulis kitab Tawarikh memahami cerita dalam kitab Samuel melalui pemahamannya mengenai Setan sebagai lawan Allah dan umat manusia. Allah mengizinkan Setan untuk bertindak di dunia, dan melalui hal ini, Setan tanpa sadar melayani tujuan Allah (lihat </w:t>
       </w:r>
-      <w:hyperlink r:id="rId231">
-        <w:r>
-          <w:rPr>
-            <w:lang w:val="id_ID" w:bidi="id_ID"/>
-          </w:rPr>
-          <w:rPr>
-            <w:color w:val="0000EE"/>
-            <w:u w:val="single"/>
-          </w:rPr>
-          <w:t>2 Taw. 18:3–34</w:t>
-        </w:r>
-      </w:hyperlink>
+      <w:r>
+        <w:rPr>
+          <w:lang w:val="id_ID" w:bidi="id_ID"/>
+        </w:rPr>
+        <w:t>2 Taw. 18:3–34</w:t>
+      </w:r>
       <w:r>
         <w:rPr>
           <w:lang w:val="id_ID" w:bidi="id_ID"/>
         </w:rPr>
         <w:t xml:space="preserve">; </w:t>
       </w:r>
-      <w:hyperlink r:id="rId232">
-        <w:r>
-          <w:rPr>
-            <w:lang w:val="id_ID" w:bidi="id_ID"/>
-          </w:rPr>
-          <w:rPr>
-            <w:color w:val="0000EE"/>
-            <w:u w:val="single"/>
-          </w:rPr>
-          <w:t>Ayb. 1:6–2:7</w:t>
-        </w:r>
-      </w:hyperlink>
+      <w:r>
+        <w:rPr>
+          <w:lang w:val="id_ID" w:bidi="id_ID"/>
+        </w:rPr>
+        <w:t>Ayb. 1:6–2:7</w:t>
+      </w:r>
       <w:r>
         <w:rPr>
           <w:lang w:val="id_ID" w:bidi="id_ID"/>
         </w:rPr>
         <w:t xml:space="preserve">; </w:t>
       </w:r>
-      <w:hyperlink r:id="rId233">
-        <w:r>
-          <w:rPr>
-            <w:lang w:val="id_ID" w:bidi="id_ID"/>
-          </w:rPr>
-          <w:rPr>
-            <w:color w:val="0000EE"/>
-            <w:u w:val="single"/>
-          </w:rPr>
-          <w:t>Za. 3:1–2</w:t>
-        </w:r>
-      </w:hyperlink>
+      <w:r>
+        <w:rPr>
+          <w:lang w:val="id_ID" w:bidi="id_ID"/>
+        </w:rPr>
+        <w:t>Za. 3:1–2</w:t>
+      </w:r>
       <w:r>
         <w:rPr>
           <w:lang w:val="id_ID" w:bidi="id_ID"/>
         </w:rPr>
         <w:t xml:space="preserve">; </w:t>
       </w:r>
-      <w:hyperlink r:id="rId234">
-        <w:r>
-          <w:rPr>
-            <w:lang w:val="id_ID" w:bidi="id_ID"/>
-          </w:rPr>
-          <w:rPr>
-            <w:color w:val="0000EE"/>
-            <w:u w:val="single"/>
-          </w:rPr>
-          <w:t>Mat. 4:1–11</w:t>
-        </w:r>
-      </w:hyperlink>
+      <w:r>
+        <w:rPr>
+          <w:lang w:val="id_ID" w:bidi="id_ID"/>
+        </w:rPr>
+        <w:t>Mat. 4:1–11</w:t>
+      </w:r>
       <w:r>
         <w:rPr>
           <w:lang w:val="id_ID" w:bidi="id_ID"/>
         </w:rPr>
         <w:t xml:space="preserve">; </w:t>
       </w:r>
-      <w:hyperlink r:id="rId235">
-        <w:r>
-          <w:rPr>
-            <w:lang w:val="id_ID" w:bidi="id_ID"/>
-          </w:rPr>
-          <w:rPr>
-            <w:color w:val="0000EE"/>
-            <w:u w:val="single"/>
-          </w:rPr>
-          <w:t>Yoh. 13:27</w:t>
-        </w:r>
-      </w:hyperlink>
+      <w:r>
+        <w:rPr>
+          <w:lang w:val="id_ID" w:bidi="id_ID"/>
+        </w:rPr>
+        <w:t>Yoh. 13:27</w:t>
+      </w:r>
       <w:r>
         <w:rPr>
           <w:lang w:val="id_ID" w:bidi="id_ID"/>
         </w:rPr>
         <w:t xml:space="preserve">; </w:t>
       </w:r>
-      <w:hyperlink r:id="rId236">
-        <w:r>
-          <w:rPr>
-            <w:lang w:val="id_ID" w:bidi="id_ID"/>
-          </w:rPr>
-          <w:rPr>
-            <w:color w:val="0000EE"/>
-            <w:u w:val="single"/>
-          </w:rPr>
-          <w:t>1 Kor. 5:5</w:t>
-        </w:r>
-      </w:hyperlink>
+      <w:r>
+        <w:rPr>
+          <w:lang w:val="id_ID" w:bidi="id_ID"/>
+        </w:rPr>
+        <w:t>1 Kor. 5:5</w:t>
+      </w:r>
       <w:r>
         <w:rPr>
           <w:lang w:val="id_ID" w:bidi="id_ID"/>
         </w:rPr>
         <w:t xml:space="preserve">; </w:t>
       </w:r>
-      <w:hyperlink r:id="rId237">
-        <w:r>
-          <w:rPr>
-            <w:lang w:val="id_ID" w:bidi="id_ID"/>
-          </w:rPr>
-          <w:rPr>
-            <w:color w:val="0000EE"/>
-            <w:u w:val="single"/>
-          </w:rPr>
-          <w:t>2 Kor. 12:7</w:t>
-        </w:r>
-      </w:hyperlink>
+      <w:r>
+        <w:rPr>
+          <w:lang w:val="id_ID" w:bidi="id_ID"/>
+        </w:rPr>
+        <w:t>2 Kor. 12:7</w:t>
+      </w:r>
       <w:r>
         <w:rPr>
           <w:lang w:val="id_ID" w:bidi="id_ID"/>
         </w:rPr>
         <w:t xml:space="preserve">; </w:t>
       </w:r>
-      <w:hyperlink r:id="rId238">
-        <w:r>
-          <w:rPr>
-            <w:lang w:val="id_ID" w:bidi="id_ID"/>
-          </w:rPr>
-          <w:rPr>
-            <w:color w:val="0000EE"/>
-            <w:u w:val="single"/>
-          </w:rPr>
-          <w:t>1 Tim. 1:20</w:t>
-        </w:r>
-      </w:hyperlink>
+      <w:r>
+        <w:rPr>
+          <w:lang w:val="id_ID" w:bidi="id_ID"/>
+        </w:rPr>
+        <w:t>1 Tim. 1:20</w:t>
+      </w:r>
       <w:r>
         <w:rPr>
           <w:lang w:val="id_ID" w:bidi="id_ID"/>
         </w:rPr>
         <w:t xml:space="preserve">; </w:t>
       </w:r>
-      <w:hyperlink r:id="rId239">
-        <w:r>
-          <w:rPr>
-            <w:lang w:val="id_ID" w:bidi="id_ID"/>
-          </w:rPr>
-          <w:rPr>
-            <w:color w:val="0000EE"/>
-            <w:u w:val="single"/>
-          </w:rPr>
-          <w:t>Why. 20:3</w:t>
-        </w:r>
-      </w:hyperlink>
+      <w:r>
+        <w:rPr>
+          <w:lang w:val="id_ID" w:bidi="id_ID"/>
+        </w:rPr>
+        <w:t>Why. 20:3</w:t>
+      </w:r>
       <w:r>
         <w:rPr>
           <w:lang w:val="id_ID" w:bidi="id_ID"/>
         </w:rPr>
         <w:t xml:space="preserve">, </w:t>
       </w:r>
-      <w:hyperlink r:id="rId240">
-        <w:r>
-          <w:rPr>
-            <w:lang w:val="id_ID" w:bidi="id_ID"/>
-          </w:rPr>
-          <w:rPr>
-            <w:color w:val="0000EE"/>
-            <w:u w:val="single"/>
-          </w:rPr>
-          <w:t>7–9</w:t>
-        </w:r>
-      </w:hyperlink>
+      <w:r>
+        <w:rPr>
+          <w:lang w:val="id_ID" w:bidi="id_ID"/>
+        </w:rPr>
+        <w:t>7–9</w:t>
+      </w:r>
       <w:r>
         <w:rPr>
           <w:lang w:val="id_ID" w:bidi="id_ID"/>
@@ -12098,36 +10641,24 @@
         </w:rPr>
         <w:t xml:space="preserve">Kisah mengenai sensus ini mirip dengan </w:t>
       </w:r>
-      <w:hyperlink r:id="rId241">
-        <w:r>
-          <w:rPr>
-            <w:lang w:val="id_ID" w:bidi="id_ID"/>
-          </w:rPr>
-          <w:rPr>
-            <w:color w:val="0000EE"/>
-            <w:u w:val="single"/>
-          </w:rPr>
-          <w:t>2 Sam. 24:1–25</w:t>
-        </w:r>
-      </w:hyperlink>
+      <w:r>
+        <w:rPr>
+          <w:lang w:val="id_ID" w:bidi="id_ID"/>
+        </w:rPr>
+        <w:t>2 Sam. 24:1–25</w:t>
+      </w:r>
       <w:r>
         <w:rPr>
           <w:lang w:val="id_ID" w:bidi="id_ID"/>
         </w:rPr>
         <w:t>, tetapi berfokus pada aspek yang berbeda. Versi penulis kitab Tawarikh ini mempersiapkan latar untuk mempersembahkan mezbah dan mempersiapkan pembangunan Bait Suci (</w:t>
       </w:r>
-      <w:hyperlink r:id="rId202">
-        <w:r>
-          <w:rPr>
-            <w:lang w:val="id_ID" w:bidi="id_ID"/>
-          </w:rPr>
-          <w:rPr>
-            <w:color w:val="0000EE"/>
-            <w:u w:val="single"/>
-          </w:rPr>
-          <w:t>1 Taw. 22</w:t>
-        </w:r>
-      </w:hyperlink>
+      <w:r>
+        <w:rPr>
+          <w:lang w:val="id_ID" w:bidi="id_ID"/>
+        </w:rPr>
+        <w:t>1 Taw. 22</w:t>
+      </w:r>
       <w:r>
         <w:rPr>
           <w:lang w:val="id_ID" w:bidi="id_ID"/>
@@ -12249,18 +10780,12 @@
         </w:rPr>
         <w:t xml:space="preserve"> (</w:t>
       </w:r>
-      <w:hyperlink r:id="rId242">
-        <w:r>
-          <w:rPr>
-            <w:lang w:val="id_ID" w:bidi="id_ID"/>
-          </w:rPr>
-          <w:rPr>
-            <w:color w:val="0000EE"/>
-            <w:u w:val="single"/>
-          </w:rPr>
-          <w:t>1 Taw. 29:29</w:t>
-        </w:r>
-      </w:hyperlink>
+      <w:r>
+        <w:rPr>
+          <w:lang w:val="id_ID" w:bidi="id_ID"/>
+        </w:rPr>
+        <w:t>1 Taw. 29:29</w:t>
+      </w:r>
       <w:r>
         <w:rPr>
           <w:lang w:val="id_ID" w:bidi="id_ID"/>
@@ -12315,18 +10840,12 @@
         </w:rPr>
         <w:t xml:space="preserve">Ayat-ayat ini menggambarkan malaikat dan tanggapan Daud dengan lebih rinci dibandingkan teks serupa dalam </w:t>
       </w:r>
-      <w:hyperlink r:id="rId243">
-        <w:r>
-          <w:rPr>
-            <w:lang w:val="id_ID" w:bidi="id_ID"/>
-          </w:rPr>
-          <w:rPr>
-            <w:color w:val="0000EE"/>
-            <w:u w:val="single"/>
-          </w:rPr>
-          <w:t>2 Sam. 24:17</w:t>
-        </w:r>
-      </w:hyperlink>
+      <w:r>
+        <w:rPr>
+          <w:lang w:val="id_ID" w:bidi="id_ID"/>
+        </w:rPr>
+        <w:t>2 Sam. 24:17</w:t>
+      </w:r>
       <w:r>
         <w:rPr>
           <w:lang w:val="id_ID" w:bidi="id_ID"/>
@@ -12381,54 +10900,36 @@
         </w:rPr>
         <w:t xml:space="preserve">Sensus dan wabah menyebabkan tempat pengirikan Arauna ditetapkan sebagai lokasi untuk tempat suci yang baru. Biasanya, persembahan dilakukan di Gibeon, tempat Kemah Suci berada (lihat </w:t>
       </w:r>
-      <w:hyperlink r:id="rId169">
-        <w:r>
-          <w:rPr>
-            <w:lang w:val="id_ID" w:bidi="id_ID"/>
-          </w:rPr>
-          <w:rPr>
-            <w:color w:val="0000EE"/>
-            <w:u w:val="single"/>
-          </w:rPr>
-          <w:t>1 Taw. 16:39</w:t>
-        </w:r>
-      </w:hyperlink>
+      <w:r>
+        <w:rPr>
+          <w:lang w:val="id_ID" w:bidi="id_ID"/>
+        </w:rPr>
+        <w:t>1 Taw. 16:39</w:t>
+      </w:r>
       <w:r>
         <w:rPr>
           <w:lang w:val="id_ID" w:bidi="id_ID"/>
         </w:rPr>
         <w:t xml:space="preserve">; </w:t>
       </w:r>
-      <w:hyperlink r:id="rId170">
-        <w:r>
-          <w:rPr>
-            <w:lang w:val="id_ID" w:bidi="id_ID"/>
-          </w:rPr>
-          <w:rPr>
-            <w:color w:val="0000EE"/>
-            <w:u w:val="single"/>
-          </w:rPr>
-          <w:t>21:29</w:t>
-        </w:r>
-      </w:hyperlink>
+      <w:r>
+        <w:rPr>
+          <w:lang w:val="id_ID" w:bidi="id_ID"/>
+        </w:rPr>
+        <w:t>21:29</w:t>
+      </w:r>
       <w:r>
         <w:rPr>
           <w:lang w:val="id_ID" w:bidi="id_ID"/>
         </w:rPr>
         <w:t xml:space="preserve">; </w:t>
       </w:r>
-      <w:hyperlink r:id="rId201">
-        <w:r>
-          <w:rPr>
-            <w:lang w:val="id_ID" w:bidi="id_ID"/>
-          </w:rPr>
-          <w:rPr>
-            <w:color w:val="0000EE"/>
-            <w:u w:val="single"/>
-          </w:rPr>
-          <w:t>2 Taw. 1:3</w:t>
-        </w:r>
-      </w:hyperlink>
+      <w:r>
+        <w:rPr>
+          <w:lang w:val="id_ID" w:bidi="id_ID"/>
+        </w:rPr>
+        <w:t>2 Taw. 1:3</w:t>
+      </w:r>
       <w:r>
         <w:rPr>
           <w:lang w:val="id_ID" w:bidi="id_ID"/>
@@ -12448,18 +10949,12 @@
         </w:rPr>
         <w:t>, yang memungkinkan Daud untuk mempersembahkan korban di sana sesuai petunjuk Gad sang pelihat (</w:t>
       </w:r>
-      <w:hyperlink r:id="rId244">
-        <w:r>
-          <w:rPr>
-            <w:lang w:val="id_ID" w:bidi="id_ID"/>
-          </w:rPr>
-          <w:rPr>
-            <w:color w:val="0000EE"/>
-            <w:u w:val="single"/>
-          </w:rPr>
-          <w:t>1 Taw. 21:18</w:t>
-        </w:r>
-      </w:hyperlink>
+      <w:r>
+        <w:rPr>
+          <w:lang w:val="id_ID" w:bidi="id_ID"/>
+        </w:rPr>
+        <w:t>1 Taw. 21:18</w:t>
+      </w:r>
       <w:r>
         <w:rPr>
           <w:lang w:val="id_ID" w:bidi="id_ID"/>
@@ -12514,90 +11009,60 @@
         </w:rPr>
         <w:t>Allah berjanji kepada Daud bahwa kerajaannya akan bertahan selamanya dan bahwa putranya akan membangun bait suci bagi Tuhan (</w:t>
       </w:r>
-      <w:hyperlink r:id="rId245">
-        <w:r>
-          <w:rPr>
-            <w:lang w:val="id_ID" w:bidi="id_ID"/>
-          </w:rPr>
-          <w:rPr>
-            <w:color w:val="0000EE"/>
-            <w:u w:val="single"/>
-          </w:rPr>
-          <w:t>1 Taw. 17:11–12</w:t>
-        </w:r>
-      </w:hyperlink>
+      <w:r>
+        <w:rPr>
+          <w:lang w:val="id_ID" w:bidi="id_ID"/>
+        </w:rPr>
+        <w:t>1 Taw. 17:11–12</w:t>
+      </w:r>
       <w:r>
         <w:rPr>
           <w:lang w:val="id_ID" w:bidi="id_ID"/>
         </w:rPr>
         <w:t>). Setelah memilih lokasi (</w:t>
       </w:r>
-      <w:hyperlink r:id="rId246">
-        <w:r>
-          <w:rPr>
-            <w:lang w:val="id_ID" w:bidi="id_ID"/>
-          </w:rPr>
-          <w:rPr>
-            <w:color w:val="0000EE"/>
-            <w:u w:val="single"/>
-          </w:rPr>
-          <w:t>1 Taw. 21:18–22:1</w:t>
-        </w:r>
-      </w:hyperlink>
+      <w:r>
+        <w:rPr>
+          <w:lang w:val="id_ID" w:bidi="id_ID"/>
+        </w:rPr>
+        <w:t>1 Taw. 21:18–22:1</w:t>
+      </w:r>
       <w:r>
         <w:rPr>
           <w:lang w:val="id_ID" w:bidi="id_ID"/>
         </w:rPr>
         <w:t>), Daud mempersiapkan pembangunan bait Allah. Ia mengumpulkan bahan-bahan (</w:t>
       </w:r>
-      <w:hyperlink r:id="rId247">
-        <w:r>
-          <w:rPr>
-            <w:lang w:val="id_ID" w:bidi="id_ID"/>
-          </w:rPr>
-          <w:rPr>
-            <w:color w:val="0000EE"/>
-            <w:u w:val="single"/>
-          </w:rPr>
-          <w:t>1 Taw. 22:2–5</w:t>
-        </w:r>
-      </w:hyperlink>
+      <w:r>
+        <w:rPr>
+          <w:lang w:val="id_ID" w:bidi="id_ID"/>
+        </w:rPr>
+        <w:t>1 Taw. 22:2–5</w:t>
+      </w:r>
       <w:r>
         <w:rPr>
           <w:lang w:val="id_ID" w:bidi="id_ID"/>
         </w:rPr>
         <w:t>) dan memberikan instruksi kepada Salomo (</w:t>
       </w:r>
-      <w:hyperlink r:id="rId248">
-        <w:r>
-          <w:rPr>
-            <w:lang w:val="id_ID" w:bidi="id_ID"/>
-          </w:rPr>
-          <w:rPr>
-            <w:color w:val="0000EE"/>
-            <w:u w:val="single"/>
-          </w:rPr>
-          <w:t>1 Taw. 22:6–16</w:t>
-        </w:r>
-      </w:hyperlink>
+      <w:r>
+        <w:rPr>
+          <w:lang w:val="id_ID" w:bidi="id_ID"/>
+        </w:rPr>
+        <w:t>1 Taw. 22:6–16</w:t>
+      </w:r>
       <w:r>
         <w:rPr>
           <w:lang w:val="id_ID" w:bidi="id_ID"/>
         </w:rPr>
         <w:t>) serta para pemimpin Israel (</w:t>
       </w:r>
-      <w:hyperlink r:id="rId249">
-        <w:r>
-          <w:rPr>
-            <w:lang w:val="id_ID" w:bidi="id_ID"/>
-          </w:rPr>
-          <w:rPr>
-            <w:color w:val="0000EE"/>
-            <w:u w:val="single"/>
-          </w:rPr>
-          <w:t>1 Taw. 22:17–19</w:t>
-        </w:r>
-      </w:hyperlink>
+      <w:r>
+        <w:rPr>
+          <w:lang w:val="id_ID" w:bidi="id_ID"/>
+        </w:rPr>
+        <w:t>1 Taw. 22:17–19</w:t>
+      </w:r>
       <w:r>
         <w:rPr>
           <w:lang w:val="id_ID" w:bidi="id_ID"/>
@@ -12652,90 +11117,60 @@
         </w:rPr>
         <w:t xml:space="preserve">Ketika Salomo masih muda dan belum berpengalaman (lihat juga </w:t>
       </w:r>
-      <w:hyperlink r:id="rId250">
-        <w:r>
-          <w:rPr>
-            <w:lang w:val="id_ID" w:bidi="id_ID"/>
-          </w:rPr>
-          <w:rPr>
-            <w:color w:val="0000EE"/>
-            <w:u w:val="single"/>
-          </w:rPr>
-          <w:t>1 Taw. 29:1</w:t>
-        </w:r>
-      </w:hyperlink>
+      <w:r>
+        <w:rPr>
+          <w:lang w:val="id_ID" w:bidi="id_ID"/>
+        </w:rPr>
+        <w:t>1 Taw. 29:1</w:t>
+      </w:r>
       <w:r>
         <w:rPr>
           <w:lang w:val="id_ID" w:bidi="id_ID"/>
         </w:rPr>
         <w:t xml:space="preserve">; bdk. </w:t>
       </w:r>
-      <w:hyperlink r:id="rId251">
-        <w:r>
-          <w:rPr>
-            <w:lang w:val="id_ID" w:bidi="id_ID"/>
-          </w:rPr>
-          <w:rPr>
-            <w:color w:val="0000EE"/>
-            <w:u w:val="single"/>
-          </w:rPr>
-          <w:t>1 Raj. 3:7</w:t>
-        </w:r>
-      </w:hyperlink>
+      <w:r>
+        <w:rPr>
+          <w:lang w:val="id_ID" w:bidi="id_ID"/>
+        </w:rPr>
+        <w:t>1 Raj. 3:7</w:t>
+      </w:r>
       <w:r>
         <w:rPr>
           <w:lang w:val="id_ID" w:bidi="id_ID"/>
         </w:rPr>
         <w:t xml:space="preserve">; </w:t>
       </w:r>
-      <w:hyperlink r:id="rId252">
-        <w:r>
-          <w:rPr>
-            <w:lang w:val="id_ID" w:bidi="id_ID"/>
-          </w:rPr>
-          <w:rPr>
-            <w:color w:val="0000EE"/>
-            <w:u w:val="single"/>
-          </w:rPr>
-          <w:t>2 Taw. 13:7</w:t>
-        </w:r>
-      </w:hyperlink>
+      <w:r>
+        <w:rPr>
+          <w:lang w:val="id_ID" w:bidi="id_ID"/>
+        </w:rPr>
+        <w:t>2 Taw. 13:7</w:t>
+      </w:r>
       <w:r>
         <w:rPr>
           <w:lang w:val="id_ID" w:bidi="id_ID"/>
         </w:rPr>
         <w:t>), Daud menggunakan hikmat dan keterampilannya untuk mempersiapkan pembangunan bait suci. Daud juga merancang bait suci (</w:t>
       </w:r>
-      <w:hyperlink r:id="rId253">
-        <w:r>
-          <w:rPr>
-            <w:lang w:val="id_ID" w:bidi="id_ID"/>
-          </w:rPr>
-          <w:rPr>
-            <w:color w:val="0000EE"/>
-            <w:u w:val="single"/>
-          </w:rPr>
-          <w:t>1 Taw. 28:11–12</w:t>
-        </w:r>
-      </w:hyperlink>
+      <w:r>
+        <w:rPr>
+          <w:lang w:val="id_ID" w:bidi="id_ID"/>
+        </w:rPr>
+        <w:t>1 Taw. 28:11–12</w:t>
+      </w:r>
       <w:r>
         <w:rPr>
           <w:lang w:val="id_ID" w:bidi="id_ID"/>
         </w:rPr>
         <w:t xml:space="preserve">). Kemudian, Allah memberikan Salomo hikmat yang diperlukan untuk membangun bait suci dan memerintah dengan baik (lihat </w:t>
       </w:r>
-      <w:hyperlink r:id="rId254">
-        <w:r>
-          <w:rPr>
-            <w:lang w:val="id_ID" w:bidi="id_ID"/>
-          </w:rPr>
-          <w:rPr>
-            <w:color w:val="0000EE"/>
-            <w:u w:val="single"/>
-          </w:rPr>
-          <w:t>2 Taw. 1:7–12</w:t>
-        </w:r>
-      </w:hyperlink>
+      <w:r>
+        <w:rPr>
+          <w:lang w:val="id_ID" w:bidi="id_ID"/>
+        </w:rPr>
+        <w:t>2 Taw. 1:7–12</w:t>
+      </w:r>
       <w:r>
         <w:rPr>
           <w:lang w:val="id_ID" w:bidi="id_ID"/>
@@ -12790,108 +11225,72 @@
         </w:rPr>
         <w:t xml:space="preserve">Allah tidak memperkenankan Daud untuk membangun bait suci karena ia telah menumpahkan banyak darah (lihat </w:t>
       </w:r>
-      <w:hyperlink r:id="rId255">
-        <w:r>
-          <w:rPr>
-            <w:lang w:val="id_ID" w:bidi="id_ID"/>
-          </w:rPr>
-          <w:rPr>
-            <w:color w:val="0000EE"/>
-            <w:u w:val="single"/>
-          </w:rPr>
-          <w:t>1 Raj. 5:3–4</w:t>
-        </w:r>
-      </w:hyperlink>
+      <w:r>
+        <w:rPr>
+          <w:lang w:val="id_ID" w:bidi="id_ID"/>
+        </w:rPr>
+        <w:t>1 Raj. 5:3–4</w:t>
+      </w:r>
       <w:r>
         <w:rPr>
           <w:lang w:val="id_ID" w:bidi="id_ID"/>
         </w:rPr>
         <w:t xml:space="preserve">). Perang yang dilakukan Daud tidak salah, dan Allah telah memberkati serta mendukungnya. Namun, pertumpahan darah dan kematian dalam pertempuran tersebut membuat Daud secara hukum upacara dianggap najis (lihat </w:t>
       </w:r>
-      <w:hyperlink r:id="rId256">
-        <w:r>
-          <w:rPr>
-            <w:lang w:val="id_ID" w:bidi="id_ID"/>
-          </w:rPr>
-          <w:rPr>
-            <w:color w:val="0000EE"/>
-            <w:u w:val="single"/>
-          </w:rPr>
-          <w:t>1 Taw. 28:3</w:t>
-        </w:r>
-      </w:hyperlink>
+      <w:r>
+        <w:rPr>
+          <w:lang w:val="id_ID" w:bidi="id_ID"/>
+        </w:rPr>
+        <w:t>1 Taw. 28:3</w:t>
+      </w:r>
       <w:r>
         <w:rPr>
           <w:lang w:val="id_ID" w:bidi="id_ID"/>
         </w:rPr>
         <w:t xml:space="preserve">; bdk. </w:t>
       </w:r>
-      <w:hyperlink r:id="rId257">
-        <w:r>
-          <w:rPr>
-            <w:lang w:val="id_ID" w:bidi="id_ID"/>
-          </w:rPr>
-          <w:rPr>
-            <w:color w:val="0000EE"/>
-            <w:u w:val="single"/>
-          </w:rPr>
-          <w:t>Kej. 4:10–12</w:t>
-        </w:r>
-      </w:hyperlink>
+      <w:r>
+        <w:rPr>
+          <w:lang w:val="id_ID" w:bidi="id_ID"/>
+        </w:rPr>
+        <w:t>Kej. 4:10–12</w:t>
+      </w:r>
       <w:r>
         <w:rPr>
           <w:lang w:val="id_ID" w:bidi="id_ID"/>
         </w:rPr>
         <w:t xml:space="preserve">; </w:t>
       </w:r>
-      <w:hyperlink r:id="rId258">
-        <w:r>
-          <w:rPr>
-            <w:lang w:val="id_ID" w:bidi="id_ID"/>
-          </w:rPr>
-          <w:rPr>
-            <w:color w:val="0000EE"/>
-            <w:u w:val="single"/>
-          </w:rPr>
-          <w:t>Im. 17:3–4</w:t>
-        </w:r>
-      </w:hyperlink>
+      <w:r>
+        <w:rPr>
+          <w:lang w:val="id_ID" w:bidi="id_ID"/>
+        </w:rPr>
+        <w:t>Im. 17:3–4</w:t>
+      </w:r>
       <w:r>
         <w:rPr>
           <w:lang w:val="id_ID" w:bidi="id_ID"/>
         </w:rPr>
         <w:t xml:space="preserve">; </w:t>
       </w:r>
-      <w:hyperlink r:id="rId259">
-        <w:r>
-          <w:rPr>
-            <w:lang w:val="id_ID" w:bidi="id_ID"/>
-          </w:rPr>
-          <w:rPr>
-            <w:color w:val="0000EE"/>
-            <w:u w:val="single"/>
-          </w:rPr>
-          <w:t>Ul. 21:1–9</w:t>
-        </w:r>
-      </w:hyperlink>
+      <w:r>
+        <w:rPr>
+          <w:lang w:val="id_ID" w:bidi="id_ID"/>
+        </w:rPr>
+        <w:t>Ul. 21:1–9</w:t>
+      </w:r>
       <w:r>
         <w:rPr>
           <w:lang w:val="id_ID" w:bidi="id_ID"/>
         </w:rPr>
         <w:t xml:space="preserve">; </w:t>
       </w:r>
-      <w:hyperlink r:id="rId260">
-        <w:r>
-          <w:rPr>
-            <w:lang w:val="id_ID" w:bidi="id_ID"/>
-          </w:rPr>
-          <w:rPr>
-            <w:color w:val="0000EE"/>
-            <w:u w:val="single"/>
-          </w:rPr>
-          <w:t>Mat. 27:24–25</w:t>
-        </w:r>
-      </w:hyperlink>
+      <w:r>
+        <w:rPr>
+          <w:lang w:val="id_ID" w:bidi="id_ID"/>
+        </w:rPr>
+        <w:t>Mat. 27:24–25</w:t>
+      </w:r>
       <w:r>
         <w:rPr>
           <w:lang w:val="id_ID" w:bidi="id_ID"/>
@@ -12950,18 +11349,12 @@
         </w:rPr>
         <w:t xml:space="preserve">Salomo adalah seorang yang cinta damai, menghindari perang dan pertumpahan darah dalam pertempuran. Bait suci dibangun pada masa pemerintahannya yang damai (lihat </w:t>
       </w:r>
-      <w:hyperlink r:id="rId204">
-        <w:r>
-          <w:rPr>
-            <w:lang w:val="id_ID" w:bidi="id_ID"/>
-          </w:rPr>
-          <w:rPr>
-            <w:color w:val="0000EE"/>
-            <w:u w:val="single"/>
-          </w:rPr>
-          <w:t>2 Taw. 2–7</w:t>
-        </w:r>
-      </w:hyperlink>
+      <w:r>
+        <w:rPr>
+          <w:lang w:val="id_ID" w:bidi="id_ID"/>
+        </w:rPr>
+        <w:t>2 Taw. 2–7</w:t>
+      </w:r>
       <w:r>
         <w:rPr>
           <w:lang w:val="id_ID" w:bidi="id_ID"/>
@@ -13114,18 +11507,12 @@
         </w:rPr>
         <w:t xml:space="preserve">Ketika Daud menunjuk putranya Salomo sebagai raja Israel (lihat </w:t>
       </w:r>
-      <w:hyperlink r:id="rId261">
-        <w:r>
-          <w:rPr>
-            <w:lang w:val="id_ID" w:bidi="id_ID"/>
-          </w:rPr>
-          <w:rPr>
-            <w:color w:val="0000EE"/>
-            <w:u w:val="single"/>
-          </w:rPr>
-          <w:t>1 Raj. 1</w:t>
-        </w:r>
-      </w:hyperlink>
+      <w:r>
+        <w:rPr>
+          <w:lang w:val="id_ID" w:bidi="id_ID"/>
+        </w:rPr>
+        <w:t>1 Raj. 1</w:t>
+      </w:r>
       <w:r>
         <w:rPr>
           <w:lang w:val="id_ID" w:bidi="id_ID"/>
@@ -13150,36 +11537,24 @@
         </w:rPr>
         <w:t xml:space="preserve">Kisah mengenai penobatan Salomo berlanjut dalam </w:t>
       </w:r>
-      <w:hyperlink r:id="rId262">
-        <w:r>
-          <w:rPr>
-            <w:lang w:val="id_ID" w:bidi="id_ID"/>
-          </w:rPr>
-          <w:rPr>
-            <w:color w:val="0000EE"/>
-            <w:u w:val="single"/>
-          </w:rPr>
-          <w:t>1 Taw. 28–29;</w:t>
-        </w:r>
-      </w:hyperlink>
+      <w:r>
+        <w:rPr>
+          <w:lang w:val="id_ID" w:bidi="id_ID"/>
+        </w:rPr>
+        <w:t>1 Taw. 28–29;</w:t>
+      </w:r>
       <w:r>
         <w:rPr>
           <w:lang w:val="id_ID" w:bidi="id_ID"/>
         </w:rPr>
         <w:t xml:space="preserve"> pasal-pasal di antaranya (</w:t>
       </w:r>
-      <w:hyperlink r:id="rId263">
-        <w:r>
-          <w:rPr>
-            <w:lang w:val="id_ID" w:bidi="id_ID"/>
-          </w:rPr>
-          <w:rPr>
-            <w:color w:val="0000EE"/>
-            <w:u w:val="single"/>
-          </w:rPr>
-          <w:t>1 Taw. 23:3–27:24</w:t>
-        </w:r>
-      </w:hyperlink>
+      <w:r>
+        <w:rPr>
+          <w:lang w:val="id_ID" w:bidi="id_ID"/>
+        </w:rPr>
+        <w:t>1 Taw. 23:3–27:24</w:t>
+      </w:r>
       <w:r>
         <w:rPr>
           <w:lang w:val="id_ID" w:bidi="id_ID"/>
@@ -13282,36 +11657,24 @@
         </w:rPr>
         <w:t xml:space="preserve">Daud mengatur orang Lewi menjadi kelompok-kelompok berdasarkan garis keturunan keluarga mereka. Jumlah imam lebih banyak daripada yang diperlukan untuk satu bait suci. Kelompok-kelompok ini memungkinkan semua imam dan orang Lewi untuk bertugas secara bergiliran di Bait Suci (lihat </w:t>
       </w:r>
-      <w:hyperlink r:id="rId264">
-        <w:r>
-          <w:rPr>
-            <w:lang w:val="id_ID" w:bidi="id_ID"/>
-          </w:rPr>
-          <w:rPr>
-            <w:color w:val="0000EE"/>
-            <w:u w:val="single"/>
-          </w:rPr>
-          <w:t>Luk. 1:5</w:t>
-        </w:r>
-      </w:hyperlink>
+      <w:r>
+        <w:rPr>
+          <w:lang w:val="id_ID" w:bidi="id_ID"/>
+        </w:rPr>
+        <w:t>Luk. 1:5</w:t>
+      </w:r>
       <w:r>
         <w:rPr>
           <w:lang w:val="id_ID" w:bidi="id_ID"/>
         </w:rPr>
         <w:t xml:space="preserve">, </w:t>
       </w:r>
-      <w:hyperlink r:id="rId265">
-        <w:r>
-          <w:rPr>
-            <w:lang w:val="id_ID" w:bidi="id_ID"/>
-          </w:rPr>
-          <w:rPr>
-            <w:color w:val="0000EE"/>
-            <w:u w:val="single"/>
-          </w:rPr>
-          <w:t>8</w:t>
-        </w:r>
-      </w:hyperlink>
+      <w:r>
+        <w:rPr>
+          <w:lang w:val="id_ID" w:bidi="id_ID"/>
+        </w:rPr>
+        <w:t>8</w:t>
+      </w:r>
       <w:r>
         <w:rPr>
           <w:lang w:val="id_ID" w:bidi="id_ID"/>
@@ -13366,36 +11729,24 @@
         </w:rPr>
         <w:t xml:space="preserve">Dalam sensus yang dicatat dalam </w:t>
       </w:r>
-      <w:hyperlink r:id="rId266">
-        <w:r>
-          <w:rPr>
-            <w:lang w:val="id_ID" w:bidi="id_ID"/>
-          </w:rPr>
-          <w:rPr>
-            <w:color w:val="0000EE"/>
-            <w:u w:val="single"/>
-          </w:rPr>
-          <w:t>1 Taw. 23:3</w:t>
-        </w:r>
-      </w:hyperlink>
+      <w:r>
+        <w:rPr>
+          <w:lang w:val="id_ID" w:bidi="id_ID"/>
+        </w:rPr>
+        <w:t>1 Taw. 23:3</w:t>
+      </w:r>
       <w:r>
         <w:rPr>
           <w:lang w:val="id_ID" w:bidi="id_ID"/>
         </w:rPr>
         <w:t xml:space="preserve">, orang-orang dihitung mulai dari usia tiga puluh tahun. Namun, pendaftaran untuk kelompok-kelompok mencakup mereka yang berusia dua puluh tahun ke atas (lihat </w:t>
       </w:r>
-      <w:hyperlink r:id="rId267">
-        <w:r>
-          <w:rPr>
-            <w:lang w:val="id_ID" w:bidi="id_ID"/>
-          </w:rPr>
-          <w:rPr>
-            <w:color w:val="0000EE"/>
-            <w:u w:val="single"/>
-          </w:rPr>
-          <w:t>Bil. 1:3</w:t>
-        </w:r>
-      </w:hyperlink>
+      <w:r>
+        <w:rPr>
+          <w:lang w:val="id_ID" w:bidi="id_ID"/>
+        </w:rPr>
+        <w:t>Bil. 1:3</w:t>
+      </w:r>
       <w:r>
         <w:rPr>
           <w:lang w:val="id_ID" w:bidi="id_ID"/>
@@ -13450,18 +11801,12 @@
         </w:rPr>
         <w:t>Orang-orang Lewi membantu para imam dalam berbagai hal. Mereka memelihara Bait Suci, mengatur roti kudus dan persembahan lainnya, bernyanyi, dan membantu dalam persembahan korban. Setiap kelompok keluarga orang Lewi memiliki tugas khusus (</w:t>
       </w:r>
-      <w:hyperlink r:id="rId268">
-        <w:r>
-          <w:rPr>
-            <w:lang w:val="id_ID" w:bidi="id_ID"/>
-          </w:rPr>
-          <w:rPr>
-            <w:color w:val="0000EE"/>
-            <w:u w:val="single"/>
-          </w:rPr>
-          <w:t>1 Taw. 23:4–6</w:t>
-        </w:r>
-      </w:hyperlink>
+      <w:r>
+        <w:rPr>
+          <w:lang w:val="id_ID" w:bidi="id_ID"/>
+        </w:rPr>
+        <w:t>1 Taw. 23:4–6</w:t>
+      </w:r>
       <w:r>
         <w:rPr>
           <w:lang w:val="id_ID" w:bidi="id_ID"/>
@@ -13564,54 +11909,36 @@
         </w:rPr>
         <w:t xml:space="preserve">Informasi mengenai tugas para imam hanya mencakup pengaturan mereka ke dalam kelompok dan cara mereka menetapkan tanggung jawab dengan membuang undi. Penulis kitab Tawarikh tidak menjelaskan tugas-tugas mereka karena hal ini sudah lama ditetapkan (lihat </w:t>
       </w:r>
-      <w:hyperlink r:id="rId269">
-        <w:r>
-          <w:rPr>
-            <w:lang w:val="id_ID" w:bidi="id_ID"/>
-          </w:rPr>
-          <w:rPr>
-            <w:color w:val="0000EE"/>
-            <w:u w:val="single"/>
-          </w:rPr>
-          <w:t>Kel. 28:1–5</w:t>
-        </w:r>
-      </w:hyperlink>
+      <w:r>
+        <w:rPr>
+          <w:lang w:val="id_ID" w:bidi="id_ID"/>
+        </w:rPr>
+        <w:t>Kel. 28:1–5</w:t>
+      </w:r>
       <w:r>
         <w:rPr>
           <w:lang w:val="id_ID" w:bidi="id_ID"/>
         </w:rPr>
         <w:t xml:space="preserve">; </w:t>
       </w:r>
-      <w:hyperlink r:id="rId270">
-        <w:r>
-          <w:rPr>
-            <w:lang w:val="id_ID" w:bidi="id_ID"/>
-          </w:rPr>
-          <w:rPr>
-            <w:color w:val="0000EE"/>
-            <w:u w:val="single"/>
-          </w:rPr>
-          <w:t>Im. 1–7</w:t>
-        </w:r>
-      </w:hyperlink>
+      <w:r>
+        <w:rPr>
+          <w:lang w:val="id_ID" w:bidi="id_ID"/>
+        </w:rPr>
+        <w:t>Im. 1–7</w:t>
+      </w:r>
       <w:r>
         <w:rPr>
           <w:lang w:val="id_ID" w:bidi="id_ID"/>
         </w:rPr>
         <w:t xml:space="preserve">; </w:t>
       </w:r>
-      <w:hyperlink r:id="rId271">
-        <w:r>
-          <w:rPr>
-            <w:lang w:val="id_ID" w:bidi="id_ID"/>
-          </w:rPr>
-          <w:rPr>
-            <w:color w:val="0000EE"/>
-            <w:u w:val="single"/>
-          </w:rPr>
-          <w:t>Bil. 6:22–27</w:t>
-        </w:r>
-      </w:hyperlink>
+      <w:r>
+        <w:rPr>
+          <w:lang w:val="id_ID" w:bidi="id_ID"/>
+        </w:rPr>
+        <w:t>Bil. 6:22–27</w:t>
+      </w:r>
       <w:r>
         <w:rPr>
           <w:lang w:val="id_ID" w:bidi="id_ID"/>
@@ -13666,54 +11993,36 @@
         </w:rPr>
         <w:t xml:space="preserve">Zadok dan Ahimelekh memimpin dua keluarga imam pada masa Raja Daud (lihat </w:t>
       </w:r>
-      <w:hyperlink r:id="rId272">
-        <w:r>
-          <w:rPr>
-            <w:lang w:val="id_ID" w:bidi="id_ID"/>
-          </w:rPr>
-          <w:rPr>
-            <w:color w:val="0000EE"/>
-            <w:u w:val="single"/>
-          </w:rPr>
-          <w:t>1 Taw. 6:8</w:t>
-        </w:r>
-      </w:hyperlink>
+      <w:r>
+        <w:rPr>
+          <w:lang w:val="id_ID" w:bidi="id_ID"/>
+        </w:rPr>
+        <w:t>1 Taw. 6:8</w:t>
+      </w:r>
       <w:r>
         <w:rPr>
           <w:lang w:val="id_ID" w:bidi="id_ID"/>
         </w:rPr>
         <w:t xml:space="preserve">; </w:t>
       </w:r>
-      <w:hyperlink r:id="rId273">
-        <w:r>
-          <w:rPr>
-            <w:lang w:val="id_ID" w:bidi="id_ID"/>
-          </w:rPr>
-          <w:rPr>
-            <w:color w:val="0000EE"/>
-            <w:u w:val="single"/>
-          </w:rPr>
-          <w:t>18:16</w:t>
-        </w:r>
-      </w:hyperlink>
+      <w:r>
+        <w:rPr>
+          <w:lang w:val="id_ID" w:bidi="id_ID"/>
+        </w:rPr>
+        <w:t>18:16</w:t>
+      </w:r>
       <w:r>
         <w:rPr>
           <w:lang w:val="id_ID" w:bidi="id_ID"/>
         </w:rPr>
         <w:t xml:space="preserve">; </w:t>
       </w:r>
-      <w:hyperlink r:id="rId274">
-        <w:r>
-          <w:rPr>
-            <w:lang w:val="id_ID" w:bidi="id_ID"/>
-          </w:rPr>
-          <w:rPr>
-            <w:color w:val="0000EE"/>
-            <w:u w:val="single"/>
-          </w:rPr>
-          <w:t>2 Sam. 8:17</w:t>
-        </w:r>
-      </w:hyperlink>
+      <w:r>
+        <w:rPr>
+          <w:lang w:val="id_ID" w:bidi="id_ID"/>
+        </w:rPr>
+        <w:t>2 Sam. 8:17</w:t>
+      </w:r>
       <w:r>
         <w:rPr>
           <w:lang w:val="id_ID" w:bidi="id_ID"/>
@@ -13768,54 +12077,36 @@
         </w:rPr>
         <w:t>Dua puluh empat kelompok imam tetap ada selama beberapa generasi. Kelompok Abia (</w:t>
       </w:r>
-      <w:hyperlink r:id="rId275">
-        <w:r>
-          <w:rPr>
-            <w:lang w:val="id_ID" w:bidi="id_ID"/>
-          </w:rPr>
-          <w:rPr>
-            <w:color w:val="0000EE"/>
-            <w:u w:val="single"/>
-          </w:rPr>
-          <w:t>1 Taw. 24:10</w:t>
-        </w:r>
-      </w:hyperlink>
+      <w:r>
+        <w:rPr>
+          <w:lang w:val="id_ID" w:bidi="id_ID"/>
+        </w:rPr>
+        <w:t>1 Taw. 24:10</w:t>
+      </w:r>
       <w:r>
         <w:rPr>
           <w:lang w:val="id_ID" w:bidi="id_ID"/>
         </w:rPr>
         <w:t xml:space="preserve">) disebutkan dalam </w:t>
       </w:r>
-      <w:hyperlink r:id="rId264">
-        <w:r>
-          <w:rPr>
-            <w:lang w:val="id_ID" w:bidi="id_ID"/>
-          </w:rPr>
-          <w:rPr>
-            <w:color w:val="0000EE"/>
-            <w:u w:val="single"/>
-          </w:rPr>
-          <w:t>Luk. 1:5</w:t>
-        </w:r>
-      </w:hyperlink>
+      <w:r>
+        <w:rPr>
+          <w:lang w:val="id_ID" w:bidi="id_ID"/>
+        </w:rPr>
+        <w:t>Luk. 1:5</w:t>
+      </w:r>
       <w:r>
         <w:rPr>
           <w:lang w:val="id_ID" w:bidi="id_ID"/>
         </w:rPr>
         <w:t xml:space="preserve">, </w:t>
       </w:r>
-      <w:hyperlink r:id="rId265">
-        <w:r>
-          <w:rPr>
-            <w:lang w:val="id_ID" w:bidi="id_ID"/>
-          </w:rPr>
-          <w:rPr>
-            <w:color w:val="0000EE"/>
-            <w:u w:val="single"/>
-          </w:rPr>
-          <w:t>8</w:t>
-        </w:r>
-      </w:hyperlink>
+      <w:r>
+        <w:rPr>
+          <w:lang w:val="id_ID" w:bidi="id_ID"/>
+        </w:rPr>
+        <w:t>8</w:t>
+      </w:r>
       <w:r>
         <w:rPr>
           <w:lang w:val="id_ID" w:bidi="id_ID"/>
@@ -13870,18 +12161,12 @@
         </w:rPr>
         <w:t xml:space="preserve">Pemimpin keluarga lainnya mungkin merujuk pada anggota suku yang bukan imam tetapi telah tercatat (lihat </w:t>
       </w:r>
-      <w:hyperlink r:id="rId276">
-        <w:r>
-          <w:rPr>
-            <w:lang w:val="id_ID" w:bidi="id_ID"/>
-          </w:rPr>
-          <w:rPr>
-            <w:color w:val="0000EE"/>
-            <w:u w:val="single"/>
-          </w:rPr>
-          <w:t>1 Taw. 23:6–23</w:t>
-        </w:r>
-      </w:hyperlink>
+      <w:r>
+        <w:rPr>
+          <w:lang w:val="id_ID" w:bidi="id_ID"/>
+        </w:rPr>
+        <w:t>1 Taw. 23:6–23</w:t>
+      </w:r>
       <w:r>
         <w:rPr>
           <w:lang w:val="id_ID" w:bidi="id_ID"/>
@@ -13936,18 +12221,12 @@
         </w:rPr>
         <w:t>Orang-orang Lewi diatur dengan cara yang sama seperti para imam (</w:t>
       </w:r>
-      <w:hyperlink r:id="rId277">
-        <w:r>
-          <w:rPr>
-            <w:lang w:val="id_ID" w:bidi="id_ID"/>
-          </w:rPr>
-          <w:rPr>
-            <w:color w:val="0000EE"/>
-            <w:u w:val="single"/>
-          </w:rPr>
-          <w:t>1 Taw. 24:5–6</w:t>
-        </w:r>
-      </w:hyperlink>
+      <w:r>
+        <w:rPr>
+          <w:lang w:val="id_ID" w:bidi="id_ID"/>
+        </w:rPr>
+        <w:t>1 Taw. 24:5–6</w:t>
+      </w:r>
       <w:r>
         <w:rPr>
           <w:lang w:val="id_ID" w:bidi="id_ID"/>
@@ -14006,126 +12285,84 @@
         </w:rPr>
         <w:t xml:space="preserve">Asaf: Lihat </w:t>
       </w:r>
-      <w:hyperlink r:id="rId278">
-        <w:r>
-          <w:rPr>
-            <w:lang w:val="id_ID" w:bidi="id_ID"/>
-          </w:rPr>
-          <w:rPr>
-            <w:color w:val="0000EE"/>
-            <w:u w:val="single"/>
-          </w:rPr>
-          <w:t>1 Taw. 6:39–40</w:t>
-        </w:r>
-      </w:hyperlink>
+      <w:r>
+        <w:rPr>
+          <w:lang w:val="id_ID" w:bidi="id_ID"/>
+        </w:rPr>
+        <w:t>1 Taw. 6:39–40</w:t>
+      </w:r>
       <w:r>
         <w:rPr>
           <w:lang w:val="id_ID" w:bidi="id_ID"/>
         </w:rPr>
         <w:t xml:space="preserve">; </w:t>
       </w:r>
-      <w:hyperlink r:id="rId279">
-        <w:r>
-          <w:rPr>
-            <w:lang w:val="id_ID" w:bidi="id_ID"/>
-          </w:rPr>
-          <w:rPr>
-            <w:color w:val="0000EE"/>
-            <w:u w:val="single"/>
-          </w:rPr>
-          <w:t>15:17–19</w:t>
-        </w:r>
-      </w:hyperlink>
+      <w:r>
+        <w:rPr>
+          <w:lang w:val="id_ID" w:bidi="id_ID"/>
+        </w:rPr>
+        <w:t>15:17–19</w:t>
+      </w:r>
       <w:r>
         <w:rPr>
           <w:lang w:val="id_ID" w:bidi="id_ID"/>
         </w:rPr>
         <w:t xml:space="preserve">; </w:t>
       </w:r>
-      <w:hyperlink r:id="rId280">
-        <w:r>
-          <w:rPr>
-            <w:lang w:val="id_ID" w:bidi="id_ID"/>
-          </w:rPr>
-          <w:rPr>
-            <w:color w:val="0000EE"/>
-            <w:u w:val="single"/>
-          </w:rPr>
-          <w:t>16:5</w:t>
-        </w:r>
-      </w:hyperlink>
+      <w:r>
+        <w:rPr>
+          <w:lang w:val="id_ID" w:bidi="id_ID"/>
+        </w:rPr>
+        <w:t>16:5</w:t>
+      </w:r>
       <w:r>
         <w:rPr>
           <w:lang w:val="id_ID" w:bidi="id_ID"/>
         </w:rPr>
         <w:t xml:space="preserve">; </w:t>
       </w:r>
-      <w:hyperlink r:id="rId281">
-        <w:r>
-          <w:rPr>
-            <w:lang w:val="id_ID" w:bidi="id_ID"/>
-          </w:rPr>
-          <w:rPr>
-            <w:color w:val="0000EE"/>
-            <w:u w:val="single"/>
-          </w:rPr>
-          <w:t>2 Taw. 29:30</w:t>
-        </w:r>
-      </w:hyperlink>
+      <w:r>
+        <w:rPr>
+          <w:lang w:val="id_ID" w:bidi="id_ID"/>
+        </w:rPr>
+        <w:t>2 Taw. 29:30</w:t>
+      </w:r>
       <w:r>
         <w:rPr>
           <w:lang w:val="id_ID" w:bidi="id_ID"/>
         </w:rPr>
         <w:t xml:space="preserve">; </w:t>
       </w:r>
-      <w:hyperlink r:id="rId282">
-        <w:r>
-          <w:rPr>
-            <w:lang w:val="id_ID" w:bidi="id_ID"/>
-          </w:rPr>
-          <w:rPr>
-            <w:color w:val="0000EE"/>
-            <w:u w:val="single"/>
-          </w:rPr>
-          <w:t>Ezr. 2:40–41</w:t>
-        </w:r>
-      </w:hyperlink>
+      <w:r>
+        <w:rPr>
+          <w:lang w:val="id_ID" w:bidi="id_ID"/>
+        </w:rPr>
+        <w:t>Ezr. 2:40–41</w:t>
+      </w:r>
       <w:r>
         <w:rPr>
           <w:lang w:val="id_ID" w:bidi="id_ID"/>
         </w:rPr>
         <w:t xml:space="preserve">; </w:t>
       </w:r>
-      <w:hyperlink r:id="rId105">
-        <w:r>
-          <w:rPr>
-            <w:lang w:val="id_ID" w:bidi="id_ID"/>
-          </w:rPr>
-          <w:rPr>
-            <w:color w:val="0000EE"/>
-            <w:u w:val="single"/>
-          </w:rPr>
-          <w:t>Mzm. 50</w:t>
-        </w:r>
-      </w:hyperlink>
+      <w:r>
+        <w:rPr>
+          <w:lang w:val="id_ID" w:bidi="id_ID"/>
+        </w:rPr>
+        <w:t>Mzm. 50</w:t>
+      </w:r>
       <w:r>
         <w:rPr>
           <w:lang w:val="id_ID" w:bidi="id_ID"/>
         </w:rPr>
         <w:t xml:space="preserve">; </w:t>
       </w:r>
-      <w:hyperlink r:id="rId283">
-        <w:r>
-          <w:rPr>
-            <w:lang w:val="id_ID" w:bidi="id_ID"/>
-          </w:rPr>
-          <w:rPr>
-            <w:color w:val="0000EE"/>
-            <w:u w:val="single"/>
-          </w:rPr>
-          <w:t>73–28</w:t>
-        </w:r>
-      </w:hyperlink>
+      <w:r>
+        <w:rPr>
+          <w:lang w:val="id_ID" w:bidi="id_ID"/>
+        </w:rPr>
+        <w:t>73–28</w:t>
+      </w:r>
       <w:r>
         <w:rPr>
           <w:lang w:val="id_ID" w:bidi="id_ID"/>
@@ -14150,36 +12387,24 @@
         </w:rPr>
         <w:t xml:space="preserve">Heman: Lihat </w:t>
       </w:r>
-      <w:hyperlink r:id="rId284">
-        <w:r>
-          <w:rPr>
-            <w:lang w:val="id_ID" w:bidi="id_ID"/>
-          </w:rPr>
-          <w:rPr>
-            <w:color w:val="0000EE"/>
-            <w:u w:val="single"/>
-          </w:rPr>
-          <w:t>1 Taw. 6:33–38</w:t>
-        </w:r>
-      </w:hyperlink>
+      <w:r>
+        <w:rPr>
+          <w:lang w:val="id_ID" w:bidi="id_ID"/>
+        </w:rPr>
+        <w:t>1 Taw. 6:33–38</w:t>
+      </w:r>
       <w:r>
         <w:rPr>
           <w:lang w:val="id_ID" w:bidi="id_ID"/>
         </w:rPr>
         <w:t xml:space="preserve">; </w:t>
       </w:r>
-      <w:hyperlink r:id="rId285">
-        <w:r>
-          <w:rPr>
-            <w:lang w:val="id_ID" w:bidi="id_ID"/>
-          </w:rPr>
-          <w:rPr>
-            <w:color w:val="0000EE"/>
-            <w:u w:val="single"/>
-          </w:rPr>
-          <w:t>Mzm. 88</w:t>
-        </w:r>
-      </w:hyperlink>
+      <w:r>
+        <w:rPr>
+          <w:lang w:val="id_ID" w:bidi="id_ID"/>
+        </w:rPr>
+        <w:t>Mzm. 88</w:t>
+      </w:r>
       <w:r>
         <w:rPr>
           <w:lang w:val="id_ID" w:bidi="id_ID"/>
@@ -14204,108 +12429,72 @@
         </w:rPr>
         <w:t xml:space="preserve">Yedutun: Lihat </w:t>
       </w:r>
-      <w:hyperlink r:id="rId286">
-        <w:r>
-          <w:rPr>
-            <w:lang w:val="id_ID" w:bidi="id_ID"/>
-          </w:rPr>
-          <w:rPr>
-            <w:color w:val="0000EE"/>
-            <w:u w:val="single"/>
-          </w:rPr>
-          <w:t>1 Taw. 16:41–42</w:t>
-        </w:r>
-      </w:hyperlink>
+      <w:r>
+        <w:rPr>
+          <w:lang w:val="id_ID" w:bidi="id_ID"/>
+        </w:rPr>
+        <w:t>1 Taw. 16:41–42</w:t>
+      </w:r>
       <w:r>
         <w:rPr>
           <w:lang w:val="id_ID" w:bidi="id_ID"/>
         </w:rPr>
         <w:t xml:space="preserve">; </w:t>
       </w:r>
-      <w:hyperlink r:id="rId287">
-        <w:r>
-          <w:rPr>
-            <w:lang w:val="id_ID" w:bidi="id_ID"/>
-          </w:rPr>
-          <w:rPr>
-            <w:color w:val="0000EE"/>
-            <w:u w:val="single"/>
-          </w:rPr>
-          <w:t>2 Taw. 5:12</w:t>
-        </w:r>
-      </w:hyperlink>
+      <w:r>
+        <w:rPr>
+          <w:lang w:val="id_ID" w:bidi="id_ID"/>
+        </w:rPr>
+        <w:t>2 Taw. 5:12</w:t>
+      </w:r>
       <w:r>
         <w:rPr>
           <w:lang w:val="id_ID" w:bidi="id_ID"/>
         </w:rPr>
         <w:t xml:space="preserve">; </w:t>
       </w:r>
-      <w:hyperlink r:id="rId288">
-        <w:r>
-          <w:rPr>
-            <w:lang w:val="id_ID" w:bidi="id_ID"/>
-          </w:rPr>
-          <w:rPr>
-            <w:color w:val="0000EE"/>
-            <w:u w:val="single"/>
-          </w:rPr>
-          <w:t>35:15</w:t>
-        </w:r>
-      </w:hyperlink>
+      <w:r>
+        <w:rPr>
+          <w:lang w:val="id_ID" w:bidi="id_ID"/>
+        </w:rPr>
+        <w:t>35:15</w:t>
+      </w:r>
       <w:r>
         <w:rPr>
           <w:lang w:val="id_ID" w:bidi="id_ID"/>
         </w:rPr>
         <w:t xml:space="preserve">; </w:t>
       </w:r>
-      <w:hyperlink r:id="rId289">
-        <w:r>
-          <w:rPr>
-            <w:lang w:val="id_ID" w:bidi="id_ID"/>
-          </w:rPr>
-          <w:rPr>
-            <w:color w:val="0000EE"/>
-            <w:u w:val="single"/>
-          </w:rPr>
-          <w:t>Mzm. 39</w:t>
-        </w:r>
-      </w:hyperlink>
+      <w:r>
+        <w:rPr>
+          <w:lang w:val="id_ID" w:bidi="id_ID"/>
+        </w:rPr>
+        <w:t>Mzm. 39</w:t>
+      </w:r>
       <w:r>
         <w:rPr>
           <w:lang w:val="id_ID" w:bidi="id_ID"/>
         </w:rPr>
         <w:t xml:space="preserve">, </w:t>
       </w:r>
-      <w:hyperlink r:id="rId290">
-        <w:r>
-          <w:rPr>
-            <w:lang w:val="id_ID" w:bidi="id_ID"/>
-          </w:rPr>
-          <w:rPr>
-            <w:color w:val="0000EE"/>
-            <w:u w:val="single"/>
-          </w:rPr>
-          <w:t>62</w:t>
-        </w:r>
-      </w:hyperlink>
+      <w:r>
+        <w:rPr>
+          <w:lang w:val="id_ID" w:bidi="id_ID"/>
+        </w:rPr>
+        <w:t>62</w:t>
+      </w:r>
       <w:r>
         <w:rPr>
           <w:lang w:val="id_ID" w:bidi="id_ID"/>
         </w:rPr>
         <w:t xml:space="preserve">, </w:t>
       </w:r>
-      <w:hyperlink r:id="rId291">
-        <w:r>
-          <w:rPr>
-            <w:lang w:val="id_ID" w:bidi="id_ID"/>
-          </w:rPr>
-          <w:rPr>
-            <w:color w:val="0000EE"/>
-            <w:u w:val="single"/>
-          </w:rPr>
-          <w:t>77</w:t>
-        </w:r>
-      </w:hyperlink>
+      <w:r>
+        <w:rPr>
+          <w:lang w:val="id_ID" w:bidi="id_ID"/>
+        </w:rPr>
+        <w:t>77</w:t>
+      </w:r>
       <w:r>
         <w:rPr>
           <w:lang w:val="id_ID" w:bidi="id_ID"/>
@@ -14456,36 +12645,24 @@
         </w:rPr>
         <w:t xml:space="preserve">Seperti para imam, keluarga para pemusik dipilih melalui undian suci untuk memastikan adanya keadilan (lihat </w:t>
       </w:r>
-      <w:hyperlink r:id="rId292">
-        <w:r>
-          <w:rPr>
-            <w:lang w:val="id_ID" w:bidi="id_ID"/>
-          </w:rPr>
-          <w:rPr>
-            <w:color w:val="0000EE"/>
-            <w:u w:val="single"/>
-          </w:rPr>
-          <w:t>1 Taw. 24:5</w:t>
-        </w:r>
-      </w:hyperlink>
+      <w:r>
+        <w:rPr>
+          <w:lang w:val="id_ID" w:bidi="id_ID"/>
+        </w:rPr>
+        <w:t>1 Taw. 24:5</w:t>
+      </w:r>
       <w:r>
         <w:rPr>
           <w:lang w:val="id_ID" w:bidi="id_ID"/>
         </w:rPr>
         <w:t xml:space="preserve">, </w:t>
       </w:r>
-      <w:hyperlink r:id="rId293">
-        <w:r>
-          <w:rPr>
-            <w:lang w:val="id_ID" w:bidi="id_ID"/>
-          </w:rPr>
-          <w:rPr>
-            <w:color w:val="0000EE"/>
-            <w:u w:val="single"/>
-          </w:rPr>
-          <w:t>31</w:t>
-        </w:r>
-      </w:hyperlink>
+      <w:r>
+        <w:rPr>
+          <w:lang w:val="id_ID" w:bidi="id_ID"/>
+        </w:rPr>
+        <w:t>31</w:t>
+      </w:r>
       <w:r>
         <w:rPr>
           <w:lang w:val="id_ID" w:bidi="id_ID"/>
@@ -14540,36 +12717,24 @@
         </w:rPr>
         <w:t xml:space="preserve">Nenek moyang pertama dari para penjaga gerbang adalah Meselemya. Ia disebut "Salum" dalam </w:t>
       </w:r>
-      <w:hyperlink r:id="rId294">
-        <w:r>
-          <w:rPr>
-            <w:lang w:val="id_ID" w:bidi="id_ID"/>
-          </w:rPr>
-          <w:rPr>
-            <w:color w:val="0000EE"/>
-            <w:u w:val="single"/>
-          </w:rPr>
-          <w:t>Ezr. 2:42</w:t>
-        </w:r>
-      </w:hyperlink>
+      <w:r>
+        <w:rPr>
+          <w:lang w:val="id_ID" w:bidi="id_ID"/>
+        </w:rPr>
+        <w:t>Ezr. 2:42</w:t>
+      </w:r>
       <w:r>
         <w:rPr>
           <w:lang w:val="id_ID" w:bidi="id_ID"/>
         </w:rPr>
         <w:t xml:space="preserve"> dan "Mesulam" dalam </w:t>
       </w:r>
-      <w:hyperlink r:id="rId295">
-        <w:r>
-          <w:rPr>
-            <w:lang w:val="id_ID" w:bidi="id_ID"/>
-          </w:rPr>
-          <w:rPr>
-            <w:color w:val="0000EE"/>
-            <w:u w:val="single"/>
-          </w:rPr>
-          <w:t>Neh. 12:25</w:t>
-        </w:r>
-      </w:hyperlink>
+      <w:r>
+        <w:rPr>
+          <w:lang w:val="id_ID" w:bidi="id_ID"/>
+        </w:rPr>
+        <w:t>Neh. 12:25</w:t>
+      </w:r>
       <w:r>
         <w:rPr>
           <w:lang w:val="id_ID" w:bidi="id_ID"/>
@@ -14624,36 +12789,24 @@
         </w:rPr>
         <w:t>Allah sangat memberkati Obed-Edom, yang untuk sementara menjaga tabut perjanjian (</w:t>
       </w:r>
-      <w:hyperlink r:id="rId296">
-        <w:r>
-          <w:rPr>
-            <w:lang w:val="id_ID" w:bidi="id_ID"/>
-          </w:rPr>
-          <w:rPr>
-            <w:color w:val="0000EE"/>
-            <w:u w:val="single"/>
-          </w:rPr>
-          <w:t>1 Taw. 13:13–14</w:t>
-        </w:r>
-      </w:hyperlink>
+      <w:r>
+        <w:rPr>
+          <w:lang w:val="id_ID" w:bidi="id_ID"/>
+        </w:rPr>
+        <w:t>1 Taw. 13:13–14</w:t>
+      </w:r>
       <w:r>
         <w:rPr>
           <w:lang w:val="id_ID" w:bidi="id_ID"/>
         </w:rPr>
         <w:t>), dengan memberinya banyak keturunan (</w:t>
       </w:r>
-      <w:hyperlink r:id="rId297">
-        <w:r>
-          <w:rPr>
-            <w:lang w:val="id_ID" w:bidi="id_ID"/>
-          </w:rPr>
-          <w:rPr>
-            <w:color w:val="0000EE"/>
-            <w:u w:val="single"/>
-          </w:rPr>
-          <w:t>1 Taw. 26:8</w:t>
-        </w:r>
-      </w:hyperlink>
+      <w:r>
+        <w:rPr>
+          <w:lang w:val="id_ID" w:bidi="id_ID"/>
+        </w:rPr>
+        <w:t>1 Taw. 26:8</w:t>
+      </w:r>
       <w:r>
         <w:rPr>
           <w:lang w:val="id_ID" w:bidi="id_ID"/>
@@ -14756,54 +12909,36 @@
         </w:rPr>
         <w:t xml:space="preserve">Orang Lewi mengelola perbendaharaan dan harta milik Tuhan (lihat </w:t>
       </w:r>
-      <w:hyperlink r:id="rId298">
-        <w:r>
-          <w:rPr>
-            <w:lang w:val="id_ID" w:bidi="id_ID"/>
-          </w:rPr>
-          <w:rPr>
-            <w:color w:val="0000EE"/>
-            <w:u w:val="single"/>
-          </w:rPr>
-          <w:t>2 Taw. 24:11</w:t>
-        </w:r>
-      </w:hyperlink>
+      <w:r>
+        <w:rPr>
+          <w:lang w:val="id_ID" w:bidi="id_ID"/>
+        </w:rPr>
+        <w:t>2 Taw. 24:11</w:t>
+      </w:r>
       <w:r>
         <w:rPr>
           <w:lang w:val="id_ID" w:bidi="id_ID"/>
         </w:rPr>
         <w:t xml:space="preserve">; </w:t>
       </w:r>
-      <w:hyperlink r:id="rId299">
-        <w:r>
-          <w:rPr>
-            <w:lang w:val="id_ID" w:bidi="id_ID"/>
-          </w:rPr>
-          <w:rPr>
-            <w:color w:val="0000EE"/>
-            <w:u w:val="single"/>
-          </w:rPr>
-          <w:t>31:12</w:t>
-        </w:r>
-      </w:hyperlink>
+      <w:r>
+        <w:rPr>
+          <w:lang w:val="id_ID" w:bidi="id_ID"/>
+        </w:rPr>
+        <w:t>31:12</w:t>
+      </w:r>
       <w:r>
         <w:rPr>
           <w:lang w:val="id_ID" w:bidi="id_ID"/>
         </w:rPr>
         <w:t>). Umat selalu mempersembahkan sebagian dari rampasan perang kepada Allah (</w:t>
       </w:r>
-      <w:hyperlink r:id="rId300">
-        <w:r>
-          <w:rPr>
-            <w:lang w:val="id_ID" w:bidi="id_ID"/>
-          </w:rPr>
-          <w:rPr>
-            <w:color w:val="0000EE"/>
-            <w:u w:val="single"/>
-          </w:rPr>
-          <w:t>1 Taw. 26:26–28</w:t>
-        </w:r>
-      </w:hyperlink>
+      <w:r>
+        <w:rPr>
+          <w:lang w:val="id_ID" w:bidi="id_ID"/>
+        </w:rPr>
+        <w:t>1 Taw. 26:26–28</w:t>
+      </w:r>
       <w:r>
         <w:rPr>
           <w:lang w:val="id_ID" w:bidi="id_ID"/>
@@ -14858,54 +12993,36 @@
         </w:rPr>
         <w:t>Yaezer adalah sebuah kota yang diperuntukkan bagi orang Lewi (</w:t>
       </w:r>
-      <w:hyperlink r:id="rId301">
-        <w:r>
-          <w:rPr>
-            <w:lang w:val="id_ID" w:bidi="id_ID"/>
-          </w:rPr>
-          <w:rPr>
-            <w:color w:val="0000EE"/>
-            <w:u w:val="single"/>
-          </w:rPr>
-          <w:t>Yos. 21:39</w:t>
-        </w:r>
-      </w:hyperlink>
+      <w:r>
+        <w:rPr>
+          <w:lang w:val="id_ID" w:bidi="id_ID"/>
+        </w:rPr>
+        <w:t>Yos. 21:39</w:t>
+      </w:r>
       <w:r>
         <w:rPr>
           <w:lang w:val="id_ID" w:bidi="id_ID"/>
         </w:rPr>
         <w:t>) dan kemudian menjadi pusat pemerintahan pada masa kerajaan. Daud dan keturunannya bergantung pada kesetiaan orang Lewi dari Hebron (</w:t>
       </w:r>
-      <w:hyperlink r:id="rId302">
-        <w:r>
-          <w:rPr>
-            <w:lang w:val="id_ID" w:bidi="id_ID"/>
-          </w:rPr>
-          <w:rPr>
-            <w:color w:val="0000EE"/>
-            <w:u w:val="single"/>
-          </w:rPr>
-          <w:t>1 Sam. 30:27–31</w:t>
-        </w:r>
-      </w:hyperlink>
+      <w:r>
+        <w:rPr>
+          <w:lang w:val="id_ID" w:bidi="id_ID"/>
+        </w:rPr>
+        <w:t>1 Sam. 30:27–31</w:t>
+      </w:r>
       <w:r>
         <w:rPr>
           <w:lang w:val="id_ID" w:bidi="id_ID"/>
         </w:rPr>
         <w:t xml:space="preserve">; </w:t>
       </w:r>
-      <w:hyperlink r:id="rId303">
-        <w:r>
-          <w:rPr>
-            <w:lang w:val="id_ID" w:bidi="id_ID"/>
-          </w:rPr>
-          <w:rPr>
-            <w:color w:val="0000EE"/>
-            <w:u w:val="single"/>
-          </w:rPr>
-          <w:t>2 Sam. 2:1–11</w:t>
-        </w:r>
-      </w:hyperlink>
+      <w:r>
+        <w:rPr>
+          <w:lang w:val="id_ID" w:bidi="id_ID"/>
+        </w:rPr>
+        <w:t>2 Sam. 2:1–11</w:t>
+      </w:r>
       <w:r>
         <w:rPr>
           <w:lang w:val="id_ID" w:bidi="id_ID"/>
@@ -15008,18 +13125,12 @@
         </w:rPr>
         <w:t xml:space="preserve">Urutan suku-suku tersebut umumnya mengikuti urutan dalam </w:t>
       </w:r>
-      <w:hyperlink r:id="rId304">
-        <w:r>
-          <w:rPr>
-            <w:lang w:val="id_ID" w:bidi="id_ID"/>
-          </w:rPr>
-          <w:rPr>
-            <w:color w:val="0000EE"/>
-            <w:u w:val="single"/>
-          </w:rPr>
-          <w:t>Bil. 1:5–15</w:t>
-        </w:r>
-      </w:hyperlink>
+      <w:r>
+        <w:rPr>
+          <w:lang w:val="id_ID" w:bidi="id_ID"/>
+        </w:rPr>
+        <w:t>Bil. 1:5–15</w:t>
+      </w:r>
       <w:r>
         <w:rPr>
           <w:lang w:val="id_ID" w:bidi="id_ID"/>
@@ -15141,18 +13252,12 @@
         </w:rPr>
         <w:t xml:space="preserve"> (</w:t>
       </w:r>
-      <w:hyperlink r:id="rId305">
-        <w:r>
-          <w:rPr>
-            <w:lang w:val="id_ID" w:bidi="id_ID"/>
-          </w:rPr>
-          <w:rPr>
-            <w:color w:val="0000EE"/>
-            <w:u w:val="single"/>
-          </w:rPr>
-          <w:t>1 Taw. 2:13</w:t>
-        </w:r>
-      </w:hyperlink>
+      <w:r>
+        <w:rPr>
+          <w:lang w:val="id_ID" w:bidi="id_ID"/>
+        </w:rPr>
+        <w:t>1 Taw. 2:13</w:t>
+      </w:r>
       <w:r>
         <w:rPr>
           <w:lang w:val="id_ID" w:bidi="id_ID"/>
@@ -15373,36 +13478,24 @@
         </w:rPr>
         <w:t xml:space="preserve">Kisah penobatan Salomo berlanjut dari </w:t>
       </w:r>
-      <w:hyperlink r:id="rId306">
-        <w:r>
-          <w:rPr>
-            <w:lang w:val="id_ID" w:bidi="id_ID"/>
-          </w:rPr>
-          <w:rPr>
-            <w:color w:val="0000EE"/>
-            <w:u w:val="single"/>
-          </w:rPr>
-          <w:t>1 Taw. 23:1–2</w:t>
-        </w:r>
-      </w:hyperlink>
+      <w:r>
+        <w:rPr>
+          <w:lang w:val="id_ID" w:bidi="id_ID"/>
+        </w:rPr>
+        <w:t>1 Taw. 23:1–2</w:t>
+      </w:r>
       <w:r>
         <w:rPr>
           <w:lang w:val="id_ID" w:bidi="id_ID"/>
         </w:rPr>
         <w:t xml:space="preserve">. Pada puncak kekuasaannya, Daud menyerahkan kekuasaan kepada Salomo (bdk. </w:t>
       </w:r>
-      <w:hyperlink r:id="rId307">
-        <w:r>
-          <w:rPr>
-            <w:lang w:val="id_ID" w:bidi="id_ID"/>
-          </w:rPr>
-          <w:rPr>
-            <w:color w:val="0000EE"/>
-            <w:u w:val="single"/>
-          </w:rPr>
-          <w:t>1 Raj. 1:1–2:9</w:t>
-        </w:r>
-      </w:hyperlink>
+      <w:r>
+        <w:rPr>
+          <w:lang w:val="id_ID" w:bidi="id_ID"/>
+        </w:rPr>
+        <w:t>1 Raj. 1:1–2:9</w:t>
+      </w:r>
       <w:r>
         <w:rPr>
           <w:lang w:val="id_ID" w:bidi="id_ID"/>
@@ -15457,36 +13550,24 @@
         </w:rPr>
         <w:t xml:space="preserve">Daud menggambarkan Bait Suci sebagai tempat di mana tabut Perjanjian Tuhan dapat beristirahat. Kata "beristirahat" menandakan penaklukan tanah dan penegakan perdamaian (misalnya, </w:t>
       </w:r>
-      <w:hyperlink r:id="rId308">
-        <w:r>
-          <w:rPr>
-            <w:lang w:val="id_ID" w:bidi="id_ID"/>
-          </w:rPr>
-          <w:rPr>
-            <w:color w:val="0000EE"/>
-            <w:u w:val="single"/>
-          </w:rPr>
-          <w:t>Ul. 12:9</w:t>
-        </w:r>
-      </w:hyperlink>
+      <w:r>
+        <w:rPr>
+          <w:lang w:val="id_ID" w:bidi="id_ID"/>
+        </w:rPr>
+        <w:t>Ul. 12:9</w:t>
+      </w:r>
       <w:r>
         <w:rPr>
           <w:lang w:val="id_ID" w:bidi="id_ID"/>
         </w:rPr>
         <w:t>). Di padang gurun, tabut beristirahat setelah pertempuran (</w:t>
       </w:r>
-      <w:hyperlink r:id="rId309">
-        <w:r>
-          <w:rPr>
-            <w:lang w:val="id_ID" w:bidi="id_ID"/>
-          </w:rPr>
-          <w:rPr>
-            <w:color w:val="0000EE"/>
-            <w:u w:val="single"/>
-          </w:rPr>
-          <w:t>Bil. 10:35–36</w:t>
-        </w:r>
-      </w:hyperlink>
+      <w:r>
+        <w:rPr>
+          <w:lang w:val="id_ID" w:bidi="id_ID"/>
+        </w:rPr>
+        <w:t>Bil. 10:35–36</w:t>
+      </w:r>
       <w:r>
         <w:rPr>
           <w:lang w:val="id_ID" w:bidi="id_ID"/>
@@ -15506,18 +13587,12 @@
         </w:rPr>
         <w:t xml:space="preserve"> (</w:t>
       </w:r>
-      <w:hyperlink r:id="rId310">
-        <w:r>
-          <w:rPr>
-            <w:lang w:val="id_ID" w:bidi="id_ID"/>
-          </w:rPr>
-          <w:rPr>
-            <w:color w:val="0000EE"/>
-            <w:u w:val="single"/>
-          </w:rPr>
-          <w:t>Mzm. 132:8</w:t>
-        </w:r>
-      </w:hyperlink>
+      <w:r>
+        <w:rPr>
+          <w:lang w:val="id_ID" w:bidi="id_ID"/>
+        </w:rPr>
+        <w:t>Mzm. 132:8</w:t>
+      </w:r>
       <w:r>
         <w:rPr>
           <w:lang w:val="id_ID" w:bidi="id_ID"/>
@@ -15572,36 +13647,24 @@
         </w:rPr>
         <w:t>Pidato pertama Daud mencakup pesan kepada rakyatnya (</w:t>
       </w:r>
-      <w:hyperlink r:id="rId311">
-        <w:r>
-          <w:rPr>
-            <w:lang w:val="id_ID" w:bidi="id_ID"/>
-          </w:rPr>
-          <w:rPr>
-            <w:color w:val="0000EE"/>
-            <w:u w:val="single"/>
-          </w:rPr>
-          <w:t>1 Taw. 28:2–8</w:t>
-        </w:r>
-      </w:hyperlink>
+      <w:r>
+        <w:rPr>
+          <w:lang w:val="id_ID" w:bidi="id_ID"/>
+        </w:rPr>
+        <w:t>1 Taw. 28:2–8</w:t>
+      </w:r>
       <w:r>
         <w:rPr>
           <w:lang w:val="id_ID" w:bidi="id_ID"/>
         </w:rPr>
         <w:t>) dan pesan kepada Salomo (</w:t>
       </w:r>
-      <w:hyperlink r:id="rId312">
-        <w:r>
-          <w:rPr>
-            <w:lang w:val="id_ID" w:bidi="id_ID"/>
-          </w:rPr>
-          <w:rPr>
-            <w:color w:val="0000EE"/>
-            <w:u w:val="single"/>
-          </w:rPr>
-          <w:t>1 Taw. 28:9–10</w:t>
-        </w:r>
-      </w:hyperlink>
+      <w:r>
+        <w:rPr>
+          <w:lang w:val="id_ID" w:bidi="id_ID"/>
+        </w:rPr>
+        <w:t>1 Taw. 28:9–10</w:t>
+      </w:r>
       <w:r>
         <w:rPr>
           <w:lang w:val="id_ID" w:bidi="id_ID"/>
@@ -15663,72 +13726,48 @@
         </w:rPr>
         <w:t>: Pemilihan Daud oleh Allah dimulai dengan Yehuda (</w:t>
       </w:r>
-      <w:hyperlink r:id="rId313">
-        <w:r>
-          <w:rPr>
-            <w:lang w:val="id_ID" w:bidi="id_ID"/>
-          </w:rPr>
-          <w:rPr>
-            <w:color w:val="0000EE"/>
-            <w:u w:val="single"/>
-          </w:rPr>
-          <w:t>Kej. 49:8–12</w:t>
-        </w:r>
-      </w:hyperlink>
+      <w:r>
+        <w:rPr>
+          <w:lang w:val="id_ID" w:bidi="id_ID"/>
+        </w:rPr>
+        <w:t>Kej. 49:8–12</w:t>
+      </w:r>
       <w:r>
         <w:rPr>
           <w:lang w:val="id_ID" w:bidi="id_ID"/>
         </w:rPr>
         <w:t>), mencapai puncaknya pada Daud (</w:t>
       </w:r>
-      <w:hyperlink r:id="rId314">
-        <w:r>
-          <w:rPr>
-            <w:lang w:val="id_ID" w:bidi="id_ID"/>
-          </w:rPr>
-          <w:rPr>
-            <w:color w:val="0000EE"/>
-            <w:u w:val="single"/>
-          </w:rPr>
-          <w:t>1 Sam. 16:1–13</w:t>
-        </w:r>
-      </w:hyperlink>
+      <w:r>
+        <w:rPr>
+          <w:lang w:val="id_ID" w:bidi="id_ID"/>
+        </w:rPr>
+        <w:t>1 Sam. 16:1–13</w:t>
+      </w:r>
       <w:r>
         <w:rPr>
           <w:lang w:val="id_ID" w:bidi="id_ID"/>
         </w:rPr>
         <w:t>), dan berlanjut pada Salomo (</w:t>
       </w:r>
-      <w:hyperlink r:id="rId206">
-        <w:r>
-          <w:rPr>
-            <w:lang w:val="id_ID" w:bidi="id_ID"/>
-          </w:rPr>
-          <w:rPr>
-            <w:color w:val="0000EE"/>
-            <w:u w:val="single"/>
-          </w:rPr>
-          <w:t>1 Taw. 28:5–6</w:t>
-        </w:r>
-      </w:hyperlink>
+      <w:r>
+        <w:rPr>
+          <w:lang w:val="id_ID" w:bidi="id_ID"/>
+        </w:rPr>
+        <w:t>1 Taw. 28:5–6</w:t>
+      </w:r>
       <w:r>
         <w:rPr>
           <w:lang w:val="id_ID" w:bidi="id_ID"/>
         </w:rPr>
         <w:t xml:space="preserve">, </w:t>
       </w:r>
-      <w:hyperlink r:id="rId315">
-        <w:r>
-          <w:rPr>
-            <w:lang w:val="id_ID" w:bidi="id_ID"/>
-          </w:rPr>
-          <w:rPr>
-            <w:color w:val="0000EE"/>
-            <w:u w:val="single"/>
-          </w:rPr>
-          <w:t>10</w:t>
-        </w:r>
-      </w:hyperlink>
+      <w:r>
+        <w:rPr>
+          <w:lang w:val="id_ID" w:bidi="id_ID"/>
+        </w:rPr>
+        <w:t>10</w:t>
+      </w:r>
       <w:r>
         <w:rPr>
           <w:lang w:val="id_ID" w:bidi="id_ID"/>
@@ -15831,54 +13870,36 @@
         </w:rPr>
         <w:t>Allah memberikan rencana untuk Bait Suci melalui ilham ilahi kepada Daud (</w:t>
       </w:r>
-      <w:hyperlink r:id="rId316">
-        <w:r>
-          <w:rPr>
-            <w:lang w:val="id_ID" w:bidi="id_ID"/>
-          </w:rPr>
-          <w:rPr>
-            <w:color w:val="0000EE"/>
-            <w:u w:val="single"/>
-          </w:rPr>
-          <w:t>1 Taw. 28:19</w:t>
-        </w:r>
-      </w:hyperlink>
+      <w:r>
+        <w:rPr>
+          <w:lang w:val="id_ID" w:bidi="id_ID"/>
+        </w:rPr>
+        <w:t>1 Taw. 28:19</w:t>
+      </w:r>
       <w:r>
         <w:rPr>
           <w:lang w:val="id_ID" w:bidi="id_ID"/>
         </w:rPr>
         <w:t>). Allah juga memberikan rencana untuk Kemah Suci di padang gurun (</w:t>
       </w:r>
-      <w:hyperlink r:id="rId317">
-        <w:r>
-          <w:rPr>
-            <w:lang w:val="id_ID" w:bidi="id_ID"/>
-          </w:rPr>
-          <w:rPr>
-            <w:color w:val="0000EE"/>
-            <w:u w:val="single"/>
-          </w:rPr>
-          <w:t>Kel. 25:9</w:t>
-        </w:r>
-      </w:hyperlink>
+      <w:r>
+        <w:rPr>
+          <w:lang w:val="id_ID" w:bidi="id_ID"/>
+        </w:rPr>
+        <w:t>Kel. 25:9</w:t>
+      </w:r>
       <w:r>
         <w:rPr>
           <w:lang w:val="id_ID" w:bidi="id_ID"/>
         </w:rPr>
         <w:t>) dan untuk Bait Suci di masa depan yang dilihat oleh Yehezkiel (</w:t>
       </w:r>
-      <w:hyperlink r:id="rId318">
-        <w:r>
-          <w:rPr>
-            <w:lang w:val="id_ID" w:bidi="id_ID"/>
-          </w:rPr>
-          <w:rPr>
-            <w:color w:val="0000EE"/>
-            <w:u w:val="single"/>
-          </w:rPr>
-          <w:t>Yeh. 40:4</w:t>
-        </w:r>
-      </w:hyperlink>
+      <w:r>
+        <w:rPr>
+          <w:lang w:val="id_ID" w:bidi="id_ID"/>
+        </w:rPr>
+        <w:t>Yeh. 40:4</w:t>
+      </w:r>
       <w:r>
         <w:rPr>
           <w:lang w:val="id_ID" w:bidi="id_ID"/>
@@ -16014,72 +14035,48 @@
         </w:rPr>
         <w:t xml:space="preserve"> di atas tabut perjanjian memiliki peran serupa (lihat </w:t>
       </w:r>
-      <w:hyperlink r:id="rId319">
-        <w:r>
-          <w:rPr>
-            <w:lang w:val="id_ID" w:bidi="id_ID"/>
-          </w:rPr>
-          <w:rPr>
-            <w:color w:val="0000EE"/>
-            <w:u w:val="single"/>
-          </w:rPr>
-          <w:t>Kel. 25:18–22</w:t>
-        </w:r>
-      </w:hyperlink>
+      <w:r>
+        <w:rPr>
+          <w:lang w:val="id_ID" w:bidi="id_ID"/>
+        </w:rPr>
+        <w:t>Kel. 25:18–22</w:t>
+      </w:r>
       <w:r>
         <w:rPr>
           <w:lang w:val="id_ID" w:bidi="id_ID"/>
         </w:rPr>
         <w:t xml:space="preserve">; </w:t>
       </w:r>
-      <w:hyperlink r:id="rId320">
-        <w:r>
-          <w:rPr>
-            <w:lang w:val="id_ID" w:bidi="id_ID"/>
-          </w:rPr>
-          <w:rPr>
-            <w:color w:val="0000EE"/>
-            <w:u w:val="single"/>
-          </w:rPr>
-          <w:t>2 Sam. 6:2</w:t>
-        </w:r>
-      </w:hyperlink>
+      <w:r>
+        <w:rPr>
+          <w:lang w:val="id_ID" w:bidi="id_ID"/>
+        </w:rPr>
+        <w:t>2 Sam. 6:2</w:t>
+      </w:r>
       <w:r>
         <w:rPr>
           <w:lang w:val="id_ID" w:bidi="id_ID"/>
         </w:rPr>
         <w:t xml:space="preserve">; </w:t>
       </w:r>
-      <w:hyperlink r:id="rId321">
-        <w:r>
-          <w:rPr>
-            <w:lang w:val="id_ID" w:bidi="id_ID"/>
-          </w:rPr>
-          <w:rPr>
-            <w:color w:val="0000EE"/>
-            <w:u w:val="single"/>
-          </w:rPr>
-          <w:t>Mzm. 99:1</w:t>
-        </w:r>
-      </w:hyperlink>
+      <w:r>
+        <w:rPr>
+          <w:lang w:val="id_ID" w:bidi="id_ID"/>
+        </w:rPr>
+        <w:t>Mzm. 99:1</w:t>
+      </w:r>
       <w:r>
         <w:rPr>
           <w:lang w:val="id_ID" w:bidi="id_ID"/>
         </w:rPr>
         <w:t xml:space="preserve">; bdk. </w:t>
       </w:r>
-      <w:hyperlink r:id="rId322">
-        <w:r>
-          <w:rPr>
-            <w:lang w:val="id_ID" w:bidi="id_ID"/>
-          </w:rPr>
-          <w:rPr>
-            <w:color w:val="0000EE"/>
-            <w:u w:val="single"/>
-          </w:rPr>
-          <w:t>Yeh. 10</w:t>
-        </w:r>
-      </w:hyperlink>
+      <w:r>
+        <w:rPr>
+          <w:lang w:val="id_ID" w:bidi="id_ID"/>
+        </w:rPr>
+        <w:t>Yeh. 10</w:t>
+      </w:r>
       <w:r>
         <w:rPr>
           <w:lang w:val="id_ID" w:bidi="id_ID"/>
@@ -16134,36 +14131,24 @@
         </w:rPr>
         <w:t>Daud meyakinkan para pemimpin Israel (</w:t>
       </w:r>
-      <w:hyperlink r:id="rId323">
-        <w:r>
-          <w:rPr>
-            <w:lang w:val="id_ID" w:bidi="id_ID"/>
-          </w:rPr>
-          <w:rPr>
-            <w:color w:val="0000EE"/>
-            <w:u w:val="single"/>
-          </w:rPr>
-          <w:t>1 Taw. 28:1</w:t>
-        </w:r>
-      </w:hyperlink>
+      <w:r>
+        <w:rPr>
+          <w:lang w:val="id_ID" w:bidi="id_ID"/>
+        </w:rPr>
+        <w:t>1 Taw. 28:1</w:t>
+      </w:r>
       <w:r>
         <w:rPr>
           <w:lang w:val="id_ID" w:bidi="id_ID"/>
         </w:rPr>
         <w:t xml:space="preserve">) untuk memberikan persembahan kepada Tuhan bagi pembangunan bait suci. Persembahan yang murah hati dari Daud menjadi teladan bagi para pemimpin. Penulis kitab Tawarikh menekankan bahwa Salomo tidak menanggung seluruh biaya besar pembangunan Bait Suci sendirian. Salomo menambahkan persembahan yang telah diberikan oleh Daud dan para pemimpin Israel (lihat </w:t>
       </w:r>
-      <w:hyperlink r:id="rId324">
-        <w:r>
-          <w:rPr>
-            <w:lang w:val="id_ID" w:bidi="id_ID"/>
-          </w:rPr>
-          <w:rPr>
-            <w:color w:val="0000EE"/>
-            <w:u w:val="single"/>
-          </w:rPr>
-          <w:t>1 Taw. 22:14</w:t>
-        </w:r>
-      </w:hyperlink>
+      <w:r>
+        <w:rPr>
+          <w:lang w:val="id_ID" w:bidi="id_ID"/>
+        </w:rPr>
+        <w:t>1 Taw. 22:14</w:t>
+      </w:r>
       <w:r>
         <w:rPr>
           <w:lang w:val="id_ID" w:bidi="id_ID"/>
@@ -16218,18 +14203,12 @@
         </w:rPr>
         <w:t>Para pemimpin Israel memberikan secara sukarela, sama seperti yang mereka lakukan dengan Kemah Suci (</w:t>
       </w:r>
-      <w:hyperlink r:id="rId325">
-        <w:r>
-          <w:rPr>
-            <w:lang w:val="id_ID" w:bidi="id_ID"/>
-          </w:rPr>
-          <w:rPr>
-            <w:color w:val="0000EE"/>
-            <w:u w:val="single"/>
-          </w:rPr>
-          <w:t>Kel. 25:1–7</w:t>
-        </w:r>
-      </w:hyperlink>
+      <w:r>
+        <w:rPr>
+          <w:lang w:val="id_ID" w:bidi="id_ID"/>
+        </w:rPr>
+        <w:t>Kel. 25:1–7</w:t>
+      </w:r>
       <w:r>
         <w:rPr>
           <w:lang w:val="id_ID" w:bidi="id_ID"/>
@@ -16387,18 +14366,12 @@
         </w:rPr>
         <w:t>Doksologi (</w:t>
       </w:r>
-      <w:hyperlink r:id="rId326">
-        <w:r>
-          <w:rPr>
-            <w:lang w:val="id_ID" w:bidi="id_ID"/>
-          </w:rPr>
-          <w:rPr>
-            <w:color w:val="0000EE"/>
-            <w:u w:val="single"/>
-          </w:rPr>
-          <w:t>1 Taw. 29:10b–13</w:t>
-        </w:r>
-      </w:hyperlink>
+      <w:r>
+        <w:rPr>
+          <w:lang w:val="id_ID" w:bidi="id_ID"/>
+        </w:rPr>
+        <w:t>1 Taw. 29:10b–13</w:t>
+      </w:r>
       <w:r>
         <w:rPr>
           <w:lang w:val="id_ID" w:bidi="id_ID"/>
@@ -16423,18 +14396,12 @@
         </w:rPr>
         <w:t>Penyajian dan pengkhususan persembahan (</w:t>
       </w:r>
-      <w:hyperlink r:id="rId327">
-        <w:r>
-          <w:rPr>
-            <w:lang w:val="id_ID" w:bidi="id_ID"/>
-          </w:rPr>
-          <w:rPr>
-            <w:color w:val="0000EE"/>
-            <w:u w:val="single"/>
-          </w:rPr>
-          <w:t>1 Taw. 29:14–17</w:t>
-        </w:r>
-      </w:hyperlink>
+      <w:r>
+        <w:rPr>
+          <w:lang w:val="id_ID" w:bidi="id_ID"/>
+        </w:rPr>
+        <w:t>1 Taw. 29:14–17</w:t>
+      </w:r>
       <w:r>
         <w:rPr>
           <w:lang w:val="id_ID" w:bidi="id_ID"/>
@@ -16459,18 +14426,12 @@
         </w:rPr>
         <w:t>Permohonan (</w:t>
       </w:r>
-      <w:hyperlink r:id="rId328">
-        <w:r>
-          <w:rPr>
-            <w:lang w:val="id_ID" w:bidi="id_ID"/>
-          </w:rPr>
-          <w:rPr>
-            <w:color w:val="0000EE"/>
-            <w:u w:val="single"/>
-          </w:rPr>
-          <w:t>1 Taw. 29:18–19</w:t>
-        </w:r>
-      </w:hyperlink>
+      <w:r>
+        <w:rPr>
+          <w:lang w:val="id_ID" w:bidi="id_ID"/>
+        </w:rPr>
+        <w:t>1 Taw. 29:18–19</w:t>
+      </w:r>
       <w:r>
         <w:rPr>
           <w:lang w:val="id_ID" w:bidi="id_ID"/>
@@ -16573,72 +14534,48 @@
         </w:rPr>
         <w:t xml:space="preserve">Setelah pidato dan doa pada penobatan Salomo, dilakukanlah persembahan korban. Salomo dan Zadok diurapi, dan Salomo naik takhta. Zadok tidak memulai peran imamnya melainkan dikhususkan untuk melayani di Bait Suci itu sendiri. (Keturunan Zadok disebutkan dalam </w:t>
       </w:r>
-      <w:hyperlink r:id="rId329">
-        <w:r>
-          <w:rPr>
-            <w:lang w:val="id_ID" w:bidi="id_ID"/>
-          </w:rPr>
-          <w:rPr>
-            <w:color w:val="0000EE"/>
-            <w:u w:val="single"/>
-          </w:rPr>
-          <w:t>Yeh. 40:46</w:t>
-        </w:r>
-      </w:hyperlink>
+      <w:r>
+        <w:rPr>
+          <w:lang w:val="id_ID" w:bidi="id_ID"/>
+        </w:rPr>
+        <w:t>Yeh. 40:46</w:t>
+      </w:r>
       <w:r>
         <w:rPr>
           <w:lang w:val="id_ID" w:bidi="id_ID"/>
         </w:rPr>
         <w:t xml:space="preserve">; </w:t>
       </w:r>
-      <w:hyperlink r:id="rId330">
-        <w:r>
-          <w:rPr>
-            <w:lang w:val="id_ID" w:bidi="id_ID"/>
-          </w:rPr>
-          <w:rPr>
-            <w:color w:val="0000EE"/>
-            <w:u w:val="single"/>
-          </w:rPr>
-          <w:t>43:19</w:t>
-        </w:r>
-      </w:hyperlink>
+      <w:r>
+        <w:rPr>
+          <w:lang w:val="id_ID" w:bidi="id_ID"/>
+        </w:rPr>
+        <w:t>43:19</w:t>
+      </w:r>
       <w:r>
         <w:rPr>
           <w:lang w:val="id_ID" w:bidi="id_ID"/>
         </w:rPr>
         <w:t xml:space="preserve">; </w:t>
       </w:r>
-      <w:hyperlink r:id="rId331">
-        <w:r>
-          <w:rPr>
-            <w:lang w:val="id_ID" w:bidi="id_ID"/>
-          </w:rPr>
-          <w:rPr>
-            <w:color w:val="0000EE"/>
-            <w:u w:val="single"/>
-          </w:rPr>
-          <w:t>44:15</w:t>
-        </w:r>
-      </w:hyperlink>
+      <w:r>
+        <w:rPr>
+          <w:lang w:val="id_ID" w:bidi="id_ID"/>
+        </w:rPr>
+        <w:t>44:15</w:t>
+      </w:r>
       <w:r>
         <w:rPr>
           <w:lang w:val="id_ID" w:bidi="id_ID"/>
         </w:rPr>
         <w:t xml:space="preserve">; </w:t>
       </w:r>
-      <w:hyperlink r:id="rId332">
-        <w:r>
-          <w:rPr>
-            <w:lang w:val="id_ID" w:bidi="id_ID"/>
-          </w:rPr>
-          <w:rPr>
-            <w:color w:val="0000EE"/>
-            <w:u w:val="single"/>
-          </w:rPr>
-          <w:t>48:11</w:t>
-        </w:r>
-      </w:hyperlink>
+      <w:r>
+        <w:rPr>
+          <w:lang w:val="id_ID" w:bidi="id_ID"/>
+        </w:rPr>
+        <w:t>48:11</w:t>
+      </w:r>
       <w:r>
         <w:rPr>
           <w:lang w:val="id_ID" w:bidi="id_ID"/>
@@ -16693,54 +14630,36 @@
         </w:rPr>
         <w:t xml:space="preserve">Penulis kitab Tawarikh mengakhiri kisahnya mengenai pemerintahan Daud dengan sebuah ringkasan resmi, serupa dengan yang ada untuk semua raja Israel dan Yehuda (misalnya, </w:t>
       </w:r>
-      <w:hyperlink r:id="rId333">
-        <w:r>
-          <w:rPr>
-            <w:lang w:val="id_ID" w:bidi="id_ID"/>
-          </w:rPr>
-          <w:rPr>
-            <w:color w:val="0000EE"/>
-            <w:u w:val="single"/>
-          </w:rPr>
-          <w:t>1 Raj. 22:41–50</w:t>
-        </w:r>
-      </w:hyperlink>
+      <w:r>
+        <w:rPr>
+          <w:lang w:val="id_ID" w:bidi="id_ID"/>
+        </w:rPr>
+        <w:t>1 Raj. 22:41–50</w:t>
+      </w:r>
       <w:r>
         <w:rPr>
           <w:lang w:val="id_ID" w:bidi="id_ID"/>
         </w:rPr>
         <w:t>). Seperti Abraham (</w:t>
       </w:r>
-      <w:hyperlink r:id="rId334">
-        <w:r>
-          <w:rPr>
-            <w:lang w:val="id_ID" w:bidi="id_ID"/>
-          </w:rPr>
-          <w:rPr>
-            <w:color w:val="0000EE"/>
-            <w:u w:val="single"/>
-          </w:rPr>
-          <w:t>Kej. 25:8</w:t>
-        </w:r>
-      </w:hyperlink>
+      <w:r>
+        <w:rPr>
+          <w:lang w:val="id_ID" w:bidi="id_ID"/>
+        </w:rPr>
+        <w:t>Kej. 25:8</w:t>
+      </w:r>
       <w:r>
         <w:rPr>
           <w:lang w:val="id_ID" w:bidi="id_ID"/>
         </w:rPr>
         <w:t>) dan Ishak (</w:t>
       </w:r>
-      <w:hyperlink r:id="rId335">
-        <w:r>
-          <w:rPr>
-            <w:lang w:val="id_ID" w:bidi="id_ID"/>
-          </w:rPr>
-          <w:rPr>
-            <w:color w:val="0000EE"/>
-            <w:u w:val="single"/>
-          </w:rPr>
-          <w:t>Kej. 35:29</w:t>
-        </w:r>
-      </w:hyperlink>
+      <w:r>
+        <w:rPr>
+          <w:lang w:val="id_ID" w:bidi="id_ID"/>
+        </w:rPr>
+        <w:t>Kej. 35:29</w:t>
+      </w:r>
       <w:r>
         <w:rPr>
           <w:lang w:val="id_ID" w:bidi="id_ID"/>
@@ -16817,18 +14736,12 @@
         </w:rPr>
         <w:t>Samuel (</w:t>
       </w:r>
-      <w:hyperlink r:id="rId150">
-        <w:r>
-          <w:rPr>
-            <w:lang w:val="id_ID" w:bidi="id_ID"/>
-          </w:rPr>
-          <w:rPr>
-            <w:color w:val="0000EE"/>
-            <w:u w:val="single"/>
-          </w:rPr>
-          <w:t>1 Taw. 11:3</w:t>
-        </w:r>
-      </w:hyperlink>
+      <w:r>
+        <w:rPr>
+          <w:lang w:val="id_ID" w:bidi="id_ID"/>
+        </w:rPr>
+        <w:t>1 Taw. 11:3</w:t>
+      </w:r>
       <w:r>
         <w:rPr>
           <w:lang w:val="id_ID" w:bidi="id_ID"/>
@@ -16853,18 +14766,12 @@
         </w:rPr>
         <w:t>Natan (</w:t>
       </w:r>
-      <w:hyperlink r:id="rId336">
-        <w:r>
-          <w:rPr>
-            <w:lang w:val="id_ID" w:bidi="id_ID"/>
-          </w:rPr>
-          <w:rPr>
-            <w:color w:val="0000EE"/>
-            <w:u w:val="single"/>
-          </w:rPr>
-          <w:t>1 Taw. 17:1–27</w:t>
-        </w:r>
-      </w:hyperlink>
+      <w:r>
+        <w:rPr>
+          <w:lang w:val="id_ID" w:bidi="id_ID"/>
+        </w:rPr>
+        <w:t>1 Taw. 17:1–27</w:t>
+      </w:r>
       <w:r>
         <w:rPr>
           <w:lang w:val="id_ID" w:bidi="id_ID"/>
@@ -16889,18 +14796,12 @@
         </w:rPr>
         <w:t>Gad (</w:t>
       </w:r>
-      <w:hyperlink r:id="rId337">
-        <w:r>
-          <w:rPr>
-            <w:lang w:val="id_ID" w:bidi="id_ID"/>
-          </w:rPr>
-          <w:rPr>
-            <w:color w:val="0000EE"/>
-            <w:u w:val="single"/>
-          </w:rPr>
-          <w:t>1 Taw. 21:9</w:t>
-        </w:r>
-      </w:hyperlink>
+      <w:r>
+        <w:rPr>
+          <w:lang w:val="id_ID" w:bidi="id_ID"/>
+        </w:rPr>
+        <w:t>1 Taw. 21:9</w:t>
+      </w:r>
       <w:r>
         <w:rPr>
           <w:lang w:val="id_ID" w:bidi="id_ID"/>
@@ -16933,54 +14834,36 @@
         </w:rPr>
         <w:t xml:space="preserve">; lihat juga </w:t>
       </w:r>
-      <w:hyperlink r:id="rId338">
-        <w:r>
-          <w:rPr>
-            <w:lang w:val="id_ID" w:bidi="id_ID"/>
-          </w:rPr>
-          <w:rPr>
-            <w:color w:val="0000EE"/>
-            <w:u w:val="single"/>
-          </w:rPr>
-          <w:t>1 Raj. 11:41–43</w:t>
-        </w:r>
-      </w:hyperlink>
+      <w:r>
+        <w:rPr>
+          <w:lang w:val="id_ID" w:bidi="id_ID"/>
+        </w:rPr>
+        <w:t>1 Raj. 11:41–43</w:t>
+      </w:r>
       <w:r>
         <w:rPr>
           <w:lang w:val="id_ID" w:bidi="id_ID"/>
         </w:rPr>
         <w:t xml:space="preserve">; </w:t>
       </w:r>
-      <w:hyperlink r:id="rId339">
-        <w:r>
-          <w:rPr>
-            <w:lang w:val="id_ID" w:bidi="id_ID"/>
-          </w:rPr>
-          <w:rPr>
-            <w:color w:val="0000EE"/>
-            <w:u w:val="single"/>
-          </w:rPr>
-          <w:t>14:19–20</w:t>
-        </w:r>
-      </w:hyperlink>
+      <w:r>
+        <w:rPr>
+          <w:lang w:val="id_ID" w:bidi="id_ID"/>
+        </w:rPr>
+        <w:t>14:19–20</w:t>
+      </w:r>
       <w:r>
         <w:rPr>
           <w:lang w:val="id_ID" w:bidi="id_ID"/>
         </w:rPr>
         <w:t xml:space="preserve">, </w:t>
       </w:r>
-      <w:hyperlink r:id="rId340">
-        <w:r>
-          <w:rPr>
-            <w:lang w:val="id_ID" w:bidi="id_ID"/>
-          </w:rPr>
-          <w:rPr>
-            <w:color w:val="0000EE"/>
-            <w:u w:val="single"/>
-          </w:rPr>
-          <w:t>29–31</w:t>
-        </w:r>
-      </w:hyperlink>
+      <w:r>
+        <w:rPr>
+          <w:lang w:val="id_ID" w:bidi="id_ID"/>
+        </w:rPr>
+        <w:t>29–31</w:t>
+      </w:r>
       <w:r>
         <w:rPr>
           <w:lang w:val="id_ID" w:bidi="id_ID"/>
